--- a/flutter_documents/f8_packages_tools_and_CLI/f60_vscode_for_flutter.docx
+++ b/flutter_documents/f8_packages_tools_and_CLI/f60_vscode_for_flutter.docx
@@ -9,17 +9,17 @@
           <w:rFonts w:ascii="Calibri" w:hAnsi="Calibri" w:cs="Calibri"/>
           <w:b/>
           <w:bCs/>
-          <w:sz w:val="32"/>
-          <w:szCs w:val="32"/>
-        </w:rPr>
-      </w:pPr>
-      <w:r>
-        <w:rPr>
-          <w:rFonts w:ascii="Calibri" w:hAnsi="Calibri" w:cs="Calibri"/>
-          <w:b/>
-          <w:bCs/>
-          <w:sz w:val="32"/>
-          <w:szCs w:val="32"/>
+          <w:sz w:val="40"/>
+          <w:szCs w:val="40"/>
+        </w:rPr>
+      </w:pPr>
+      <w:r>
+        <w:rPr>
+          <w:rFonts w:ascii="Calibri" w:hAnsi="Calibri" w:cs="Calibri"/>
+          <w:b/>
+          <w:bCs/>
+          <w:sz w:val="40"/>
+          <w:szCs w:val="40"/>
         </w:rPr>
         <w:t>INDEX</w:t>
       </w:r>
@@ -34,59 +34,47 @@
         <w:jc w:val="both"/>
         <w:rPr>
           <w:rFonts w:ascii="Calibri" w:hAnsi="Calibri" w:cs="Calibri"/>
-        </w:rPr>
-      </w:pPr>
-      <w:r>
-        <w:rPr>
-          <w:rFonts w:ascii="Calibri" w:hAnsi="Calibri" w:cs="Calibri"/>
-        </w:rPr>
-        <w:t>VS code Setup……………………………</w:t>
-      </w:r>
-      <w:r>
-        <w:rPr>
-          <w:rFonts w:ascii="Calibri" w:hAnsi="Calibri" w:cs="Calibri"/>
-        </w:rPr>
-        <w:t>…………….</w:t>
-      </w:r>
-      <w:r>
-        <w:rPr>
-          <w:rFonts w:ascii="Calibri" w:hAnsi="Calibri" w:cs="Calibri"/>
-        </w:rPr>
-        <w:t>……………</w:t>
-      </w:r>
-      <w:r>
-        <w:rPr>
-          <w:rFonts w:ascii="Calibri" w:hAnsi="Calibri" w:cs="Calibri"/>
-        </w:rPr>
-        <w:t>.</w:t>
-      </w:r>
-      <w:r>
-        <w:rPr>
-          <w:rFonts w:ascii="Calibri" w:hAnsi="Calibri" w:cs="Calibri"/>
-        </w:rPr>
-        <w:t>…</w:t>
-      </w:r>
-      <w:r>
-        <w:rPr>
-          <w:rFonts w:ascii="Calibri" w:hAnsi="Calibri" w:cs="Calibri"/>
-        </w:rPr>
-        <w:t>…………………………..</w:t>
-      </w:r>
-      <w:r>
-        <w:rPr>
-          <w:rFonts w:ascii="Calibri" w:hAnsi="Calibri" w:cs="Calibri"/>
+          <w:sz w:val="32"/>
+          <w:szCs w:val="32"/>
+        </w:rPr>
+      </w:pPr>
+      <w:r>
+        <w:rPr>
+          <w:rFonts w:ascii="Calibri" w:hAnsi="Calibri" w:cs="Calibri"/>
+          <w:sz w:val="32"/>
+          <w:szCs w:val="32"/>
+        </w:rPr>
+        <w:t>VS code Setup…………………………</w:t>
+      </w:r>
+      <w:r>
+        <w:rPr>
+          <w:rFonts w:ascii="Calibri" w:hAnsi="Calibri" w:cs="Calibri"/>
+          <w:sz w:val="32"/>
+          <w:szCs w:val="32"/>
         </w:rPr>
         <w:t>………….</w:t>
       </w:r>
       <w:r>
         <w:rPr>
           <w:rFonts w:ascii="Calibri" w:hAnsi="Calibri" w:cs="Calibri"/>
+          <w:sz w:val="32"/>
+          <w:szCs w:val="32"/>
+        </w:rPr>
+        <w:t>……………..………….</w:t>
+      </w:r>
+      <w:r>
+        <w:rPr>
+          <w:rFonts w:ascii="Calibri" w:hAnsi="Calibri" w:cs="Calibri"/>
+          <w:sz w:val="32"/>
+          <w:szCs w:val="32"/>
         </w:rPr>
         <w:t>…..</w:t>
       </w:r>
       <w:r>
         <w:rPr>
           <w:rFonts w:ascii="Calibri" w:hAnsi="Calibri" w:cs="Calibri"/>
+          <w:sz w:val="32"/>
+          <w:szCs w:val="32"/>
         </w:rPr>
         <w:t>………..2</w:t>
       </w:r>
@@ -101,11 +89,15 @@
         <w:jc w:val="both"/>
         <w:rPr>
           <w:rFonts w:ascii="Calibri" w:hAnsi="Calibri" w:cs="Calibri"/>
-        </w:rPr>
-      </w:pPr>
-      <w:r>
-        <w:rPr>
-          <w:rFonts w:ascii="Calibri" w:hAnsi="Calibri" w:cs="Calibri"/>
+          <w:sz w:val="32"/>
+          <w:szCs w:val="32"/>
+        </w:rPr>
+      </w:pPr>
+      <w:r>
+        <w:rPr>
+          <w:rFonts w:ascii="Calibri" w:hAnsi="Calibri" w:cs="Calibri"/>
+          <w:sz w:val="32"/>
+          <w:szCs w:val="32"/>
         </w:rPr>
         <w:t xml:space="preserve">Creating a </w:t>
       </w:r>
@@ -114,30 +106,40 @@
           <w:rFonts w:ascii="Calibri" w:hAnsi="Calibri" w:cs="Calibri"/>
           <w:b/>
           <w:bCs/>
+          <w:sz w:val="32"/>
+          <w:szCs w:val="32"/>
         </w:rPr>
         <w:t xml:space="preserve">Flutter </w:t>
       </w:r>
       <w:r>
         <w:rPr>
           <w:rFonts w:ascii="Calibri" w:hAnsi="Calibri" w:cs="Calibri"/>
-        </w:rPr>
-        <w:t>Project…………………………………………………</w:t>
-      </w:r>
-      <w:r>
-        <w:rPr>
-          <w:rFonts w:ascii="Calibri" w:hAnsi="Calibri" w:cs="Calibri"/>
-        </w:rPr>
-        <w:t>…………………….</w:t>
-      </w:r>
-      <w:r>
-        <w:rPr>
-          <w:rFonts w:ascii="Calibri" w:hAnsi="Calibri" w:cs="Calibri"/>
-        </w:rPr>
-        <w:t>…………..</w:t>
-      </w:r>
-      <w:r>
-        <w:rPr>
-          <w:rFonts w:ascii="Calibri" w:hAnsi="Calibri" w:cs="Calibri"/>
+          <w:sz w:val="32"/>
+          <w:szCs w:val="32"/>
+        </w:rPr>
+        <w:t>Project……………………………</w:t>
+      </w:r>
+      <w:r>
+        <w:rPr>
+          <w:rFonts w:ascii="Calibri" w:hAnsi="Calibri" w:cs="Calibri"/>
+          <w:sz w:val="32"/>
+          <w:szCs w:val="32"/>
+        </w:rPr>
+        <w:t>…</w:t>
+      </w:r>
+      <w:r>
+        <w:rPr>
+          <w:rFonts w:ascii="Calibri" w:hAnsi="Calibri" w:cs="Calibri"/>
+          <w:sz w:val="32"/>
+          <w:szCs w:val="32"/>
+        </w:rPr>
+        <w:t>…….…………..</w:t>
+      </w:r>
+      <w:r>
+        <w:rPr>
+          <w:rFonts w:ascii="Calibri" w:hAnsi="Calibri" w:cs="Calibri"/>
+          <w:sz w:val="32"/>
+          <w:szCs w:val="32"/>
         </w:rPr>
         <w:t>…………..3</w:t>
       </w:r>
@@ -152,67 +154,73 @@
         <w:jc w:val="both"/>
         <w:rPr>
           <w:rFonts w:ascii="Calibri" w:hAnsi="Calibri" w:cs="Calibri"/>
-        </w:rPr>
-      </w:pPr>
-      <w:r>
-        <w:rPr>
-          <w:rFonts w:ascii="Calibri" w:hAnsi="Calibri" w:cs="Calibri"/>
-          <w:b/>
-          <w:bCs/>
+          <w:sz w:val="32"/>
+          <w:szCs w:val="32"/>
+        </w:rPr>
+      </w:pPr>
+      <w:r>
+        <w:rPr>
+          <w:rFonts w:ascii="Calibri" w:hAnsi="Calibri" w:cs="Calibri"/>
+          <w:b/>
+          <w:bCs/>
+          <w:sz w:val="32"/>
+          <w:szCs w:val="32"/>
         </w:rPr>
         <w:t>Flutter</w:t>
       </w:r>
       <w:r>
         <w:rPr>
           <w:rFonts w:ascii="Calibri" w:hAnsi="Calibri" w:cs="Calibri"/>
-        </w:rPr>
-        <w:t xml:space="preserve"> CLI in VS code………………………………</w:t>
-      </w:r>
-      <w:r>
-        <w:rPr>
-          <w:rFonts w:ascii="Calibri" w:hAnsi="Calibri" w:cs="Calibri"/>
-        </w:rPr>
-        <w:t>…………….</w:t>
-      </w:r>
-      <w:r>
-        <w:rPr>
-          <w:rFonts w:ascii="Calibri" w:hAnsi="Calibri" w:cs="Calibri"/>
-        </w:rPr>
-        <w:t>.…………</w:t>
-      </w:r>
-      <w:r>
-        <w:rPr>
-          <w:rFonts w:ascii="Calibri" w:hAnsi="Calibri" w:cs="Calibri"/>
+          <w:sz w:val="32"/>
+          <w:szCs w:val="32"/>
+        </w:rPr>
+        <w:t xml:space="preserve"> CLI in VS code…………………</w:t>
+      </w:r>
+      <w:r>
+        <w:rPr>
+          <w:rFonts w:ascii="Calibri" w:hAnsi="Calibri" w:cs="Calibri"/>
+          <w:sz w:val="32"/>
+          <w:szCs w:val="32"/>
+        </w:rPr>
+        <w:t>..</w:t>
+      </w:r>
+      <w:r>
+        <w:rPr>
+          <w:rFonts w:ascii="Calibri" w:hAnsi="Calibri" w:cs="Calibri"/>
+          <w:sz w:val="32"/>
+          <w:szCs w:val="32"/>
+        </w:rPr>
+        <w:t>…</w:t>
+      </w:r>
+      <w:r>
+        <w:rPr>
+          <w:rFonts w:ascii="Calibri" w:hAnsi="Calibri" w:cs="Calibri"/>
+          <w:sz w:val="32"/>
+          <w:szCs w:val="32"/>
         </w:rPr>
         <w:t>………</w:t>
       </w:r>
       <w:r>
         <w:rPr>
           <w:rFonts w:ascii="Calibri" w:hAnsi="Calibri" w:cs="Calibri"/>
-        </w:rPr>
-        <w:t>…………</w:t>
-      </w:r>
-      <w:r>
-        <w:rPr>
-          <w:rFonts w:ascii="Calibri" w:hAnsi="Calibri" w:cs="Calibri"/>
-        </w:rPr>
-        <w:t>.</w:t>
-      </w:r>
-      <w:r>
-        <w:rPr>
-          <w:rFonts w:ascii="Calibri" w:hAnsi="Calibri" w:cs="Calibri"/>
-        </w:rPr>
-        <w:t>……………………..</w:t>
-      </w:r>
-      <w:r>
-        <w:rPr>
-          <w:rFonts w:ascii="Calibri" w:hAnsi="Calibri" w:cs="Calibri"/>
+          <w:sz w:val="32"/>
+          <w:szCs w:val="32"/>
+        </w:rPr>
+        <w:t>………….……………………..</w:t>
+      </w:r>
+      <w:r>
+        <w:rPr>
+          <w:rFonts w:ascii="Calibri" w:hAnsi="Calibri" w:cs="Calibri"/>
+          <w:sz w:val="32"/>
+          <w:szCs w:val="32"/>
         </w:rPr>
         <w:t>…</w:t>
       </w:r>
       <w:r>
         <w:rPr>
           <w:rFonts w:ascii="Calibri" w:hAnsi="Calibri" w:cs="Calibri"/>
+          <w:sz w:val="32"/>
+          <w:szCs w:val="32"/>
         </w:rPr>
         <w:t>.3</w:t>
       </w:r>
@@ -227,65 +235,55 @@
         <w:jc w:val="both"/>
         <w:rPr>
           <w:rFonts w:ascii="Calibri" w:hAnsi="Calibri" w:cs="Calibri"/>
-        </w:rPr>
-      </w:pPr>
-      <w:r>
-        <w:rPr>
-          <w:rFonts w:ascii="Calibri" w:hAnsi="Calibri" w:cs="Calibri"/>
-        </w:rPr>
-        <w:t>Project Level Settings in VS Code…………………………</w:t>
-      </w:r>
-      <w:r>
-        <w:rPr>
-          <w:rFonts w:ascii="Calibri" w:hAnsi="Calibri" w:cs="Calibri"/>
+          <w:sz w:val="32"/>
+          <w:szCs w:val="32"/>
+        </w:rPr>
+      </w:pPr>
+      <w:r>
+        <w:rPr>
+          <w:rFonts w:ascii="Calibri" w:hAnsi="Calibri" w:cs="Calibri"/>
+          <w:sz w:val="32"/>
+          <w:szCs w:val="32"/>
+        </w:rPr>
+        <w:t>Project Level Settings in VS Code…………</w:t>
+      </w:r>
+      <w:r>
+        <w:rPr>
+          <w:rFonts w:ascii="Calibri" w:hAnsi="Calibri" w:cs="Calibri"/>
+          <w:sz w:val="32"/>
+          <w:szCs w:val="32"/>
+        </w:rPr>
+        <w:t>.</w:t>
+      </w:r>
+      <w:r>
+        <w:rPr>
+          <w:rFonts w:ascii="Calibri" w:hAnsi="Calibri" w:cs="Calibri"/>
+          <w:sz w:val="32"/>
+          <w:szCs w:val="32"/>
+        </w:rPr>
+        <w:t>……………………..…………….</w:t>
+      </w:r>
+      <w:r>
+        <w:rPr>
+          <w:rFonts w:ascii="Calibri" w:hAnsi="Calibri" w:cs="Calibri"/>
+          <w:sz w:val="32"/>
+          <w:szCs w:val="32"/>
+        </w:rPr>
+        <w:t>.</w:t>
+      </w:r>
+      <w:r>
+        <w:rPr>
+          <w:rFonts w:ascii="Calibri" w:hAnsi="Calibri" w:cs="Calibri"/>
+          <w:sz w:val="32"/>
+          <w:szCs w:val="32"/>
         </w:rPr>
         <w:t>…</w:t>
       </w:r>
       <w:r>
         <w:rPr>
           <w:rFonts w:ascii="Calibri" w:hAnsi="Calibri" w:cs="Calibri"/>
-        </w:rPr>
-        <w:t>………….</w:t>
-      </w:r>
-      <w:r>
-        <w:rPr>
-          <w:rFonts w:ascii="Calibri" w:hAnsi="Calibri" w:cs="Calibri"/>
-        </w:rPr>
-        <w:t>……</w:t>
-      </w:r>
-      <w:r>
-        <w:rPr>
-          <w:rFonts w:ascii="Calibri" w:hAnsi="Calibri" w:cs="Calibri"/>
-        </w:rPr>
-        <w:t>……………………</w:t>
-      </w:r>
-      <w:r>
-        <w:rPr>
-          <w:rFonts w:ascii="Calibri" w:hAnsi="Calibri" w:cs="Calibri"/>
-        </w:rPr>
-        <w:t>..</w:t>
-      </w:r>
-      <w:r>
-        <w:rPr>
-          <w:rFonts w:ascii="Calibri" w:hAnsi="Calibri" w:cs="Calibri"/>
-        </w:rPr>
-        <w:t>…………….</w:t>
-      </w:r>
-      <w:r>
-        <w:rPr>
-          <w:rFonts w:ascii="Calibri" w:hAnsi="Calibri" w:cs="Calibri"/>
-        </w:rPr>
-        <w:t>.</w:t>
-      </w:r>
-      <w:r>
-        <w:rPr>
-          <w:rFonts w:ascii="Calibri" w:hAnsi="Calibri" w:cs="Calibri"/>
-        </w:rPr>
-        <w:t>…</w:t>
-      </w:r>
-      <w:r>
-        <w:rPr>
-          <w:rFonts w:ascii="Calibri" w:hAnsi="Calibri" w:cs="Calibri"/>
+          <w:sz w:val="32"/>
+          <w:szCs w:val="32"/>
         </w:rPr>
         <w:t>4</w:t>
       </w:r>
@@ -300,59 +298,63 @@
         <w:jc w:val="both"/>
         <w:rPr>
           <w:rFonts w:ascii="Calibri" w:hAnsi="Calibri" w:cs="Calibri"/>
-        </w:rPr>
-      </w:pPr>
-      <w:r>
-        <w:rPr>
-          <w:rFonts w:ascii="Calibri" w:hAnsi="Calibri" w:cs="Calibri"/>
+          <w:sz w:val="32"/>
+          <w:szCs w:val="32"/>
+        </w:rPr>
+      </w:pPr>
+      <w:r>
+        <w:rPr>
+          <w:rFonts w:ascii="Calibri" w:hAnsi="Calibri" w:cs="Calibri"/>
+          <w:sz w:val="32"/>
+          <w:szCs w:val="32"/>
         </w:rPr>
         <w:t>Run Time Configurations in VS Code (flavors &amp; dart</w:t>
       </w:r>
       <w:r>
         <w:rPr>
           <w:rFonts w:ascii="Calibri" w:hAnsi="Calibri" w:cs="Calibri"/>
+          <w:sz w:val="32"/>
+          <w:szCs w:val="32"/>
         </w:rPr>
         <w:t>-d</w:t>
       </w:r>
       <w:r>
         <w:rPr>
           <w:rFonts w:ascii="Calibri" w:hAnsi="Calibri" w:cs="Calibri"/>
+          <w:sz w:val="32"/>
+          <w:szCs w:val="32"/>
         </w:rPr>
         <w:t>efine)…</w:t>
       </w:r>
       <w:r>
         <w:rPr>
           <w:rFonts w:ascii="Calibri" w:hAnsi="Calibri" w:cs="Calibri"/>
-        </w:rPr>
-        <w:t>…….</w:t>
-      </w:r>
-      <w:r>
-        <w:rPr>
-          <w:rFonts w:ascii="Calibri" w:hAnsi="Calibri" w:cs="Calibri"/>
-        </w:rPr>
-        <w:t>.…</w:t>
-      </w:r>
-      <w:r>
-        <w:rPr>
-          <w:rFonts w:ascii="Calibri" w:hAnsi="Calibri" w:cs="Calibri"/>
-        </w:rPr>
-        <w:t>………………………………</w:t>
-      </w:r>
-      <w:r>
-        <w:rPr>
-          <w:rFonts w:ascii="Calibri" w:hAnsi="Calibri" w:cs="Calibri"/>
+          <w:sz w:val="32"/>
+          <w:szCs w:val="32"/>
+        </w:rPr>
+        <w:t>……</w:t>
+      </w:r>
+      <w:r>
+        <w:rPr>
+          <w:rFonts w:ascii="Calibri" w:hAnsi="Calibri" w:cs="Calibri"/>
+          <w:sz w:val="32"/>
+          <w:szCs w:val="32"/>
+        </w:rPr>
+        <w:t>….</w:t>
+      </w:r>
+      <w:r>
+        <w:rPr>
+          <w:rFonts w:ascii="Calibri" w:hAnsi="Calibri" w:cs="Calibri"/>
+          <w:sz w:val="32"/>
+          <w:szCs w:val="32"/>
         </w:rPr>
         <w:t>.</w:t>
       </w:r>
       <w:r>
         <w:rPr>
           <w:rFonts w:ascii="Calibri" w:hAnsi="Calibri" w:cs="Calibri"/>
-        </w:rPr>
-        <w:t>..</w:t>
-      </w:r>
-      <w:r>
-        <w:rPr>
-          <w:rFonts w:ascii="Calibri" w:hAnsi="Calibri" w:cs="Calibri"/>
+          <w:sz w:val="32"/>
+          <w:szCs w:val="32"/>
         </w:rPr>
         <w:t>6</w:t>
       </w:r>
@@ -367,35 +369,55 @@
         <w:jc w:val="both"/>
         <w:rPr>
           <w:rFonts w:ascii="Calibri" w:hAnsi="Calibri" w:cs="Calibri"/>
-        </w:rPr>
-      </w:pPr>
-      <w:r>
-        <w:rPr>
-          <w:rFonts w:ascii="Calibri" w:hAnsi="Calibri" w:cs="Calibri"/>
+          <w:sz w:val="32"/>
+          <w:szCs w:val="32"/>
+        </w:rPr>
+      </w:pPr>
+      <w:r>
+        <w:rPr>
+          <w:rFonts w:ascii="Calibri" w:hAnsi="Calibri" w:cs="Calibri"/>
+          <w:sz w:val="32"/>
+          <w:szCs w:val="32"/>
         </w:rPr>
         <w:t>Automatically Saving Files in VS Code………………………………</w:t>
       </w:r>
       <w:r>
         <w:rPr>
           <w:rFonts w:ascii="Calibri" w:hAnsi="Calibri" w:cs="Calibri"/>
-        </w:rPr>
-        <w:t>…………</w:t>
-      </w:r>
-      <w:r>
-        <w:rPr>
-          <w:rFonts w:ascii="Calibri" w:hAnsi="Calibri" w:cs="Calibri"/>
-        </w:rPr>
-        <w:t>………………………………..</w:t>
-      </w:r>
-      <w:r>
-        <w:rPr>
-          <w:rFonts w:ascii="Calibri" w:hAnsi="Calibri" w:cs="Calibri"/>
+          <w:sz w:val="32"/>
+          <w:szCs w:val="32"/>
+        </w:rPr>
+        <w:t>………</w:t>
+      </w:r>
+      <w:r>
+        <w:rPr>
+          <w:rFonts w:ascii="Calibri" w:hAnsi="Calibri" w:cs="Calibri"/>
+          <w:sz w:val="32"/>
+          <w:szCs w:val="32"/>
+        </w:rPr>
+        <w:t>..</w:t>
+      </w:r>
+      <w:r>
+        <w:rPr>
+          <w:rFonts w:ascii="Calibri" w:hAnsi="Calibri" w:cs="Calibri"/>
+          <w:sz w:val="32"/>
+          <w:szCs w:val="32"/>
+        </w:rPr>
+        <w:t>.</w:t>
+      </w:r>
+      <w:r>
+        <w:rPr>
+          <w:rFonts w:ascii="Calibri" w:hAnsi="Calibri" w:cs="Calibri"/>
+          <w:sz w:val="32"/>
+          <w:szCs w:val="32"/>
         </w:rPr>
         <w:t>…</w:t>
       </w:r>
       <w:r>
         <w:rPr>
           <w:rFonts w:ascii="Calibri" w:hAnsi="Calibri" w:cs="Calibri"/>
+          <w:sz w:val="32"/>
+          <w:szCs w:val="32"/>
         </w:rPr>
         <w:t>8</w:t>
       </w:r>
@@ -410,41 +432,55 @@
         <w:jc w:val="both"/>
         <w:rPr>
           <w:rFonts w:ascii="Calibri" w:hAnsi="Calibri" w:cs="Calibri"/>
-        </w:rPr>
-      </w:pPr>
-      <w:r>
-        <w:rPr>
-          <w:rFonts w:ascii="Calibri" w:hAnsi="Calibri" w:cs="Calibri"/>
+          <w:sz w:val="32"/>
+          <w:szCs w:val="32"/>
+        </w:rPr>
+      </w:pPr>
+      <w:r>
+        <w:rPr>
+          <w:rFonts w:ascii="Calibri" w:hAnsi="Calibri" w:cs="Calibri"/>
+          <w:sz w:val="32"/>
+          <w:szCs w:val="32"/>
         </w:rPr>
         <w:t>Physical Device Mirroring in VS Code……………………………</w:t>
       </w:r>
       <w:r>
         <w:rPr>
           <w:rFonts w:ascii="Calibri" w:hAnsi="Calibri" w:cs="Calibri"/>
-        </w:rPr>
-        <w:t>…………………………………</w:t>
-      </w:r>
-      <w:r>
-        <w:rPr>
-          <w:rFonts w:ascii="Calibri" w:hAnsi="Calibri" w:cs="Calibri"/>
-        </w:rPr>
-        <w:t>……</w:t>
-      </w:r>
-      <w:r>
-        <w:rPr>
-          <w:rFonts w:ascii="Calibri" w:hAnsi="Calibri" w:cs="Calibri"/>
+          <w:sz w:val="32"/>
+          <w:szCs w:val="32"/>
         </w:rPr>
         <w:t>…………</w:t>
       </w:r>
       <w:r>
         <w:rPr>
           <w:rFonts w:ascii="Calibri" w:hAnsi="Calibri" w:cs="Calibri"/>
+          <w:sz w:val="32"/>
+          <w:szCs w:val="32"/>
+        </w:rPr>
+        <w:t>…</w:t>
+      </w:r>
+      <w:r>
+        <w:rPr>
+          <w:rFonts w:ascii="Calibri" w:hAnsi="Calibri" w:cs="Calibri"/>
+          <w:sz w:val="32"/>
+          <w:szCs w:val="32"/>
+        </w:rPr>
+        <w:t>…</w:t>
+      </w:r>
+      <w:r>
+        <w:rPr>
+          <w:rFonts w:ascii="Calibri" w:hAnsi="Calibri" w:cs="Calibri"/>
+          <w:sz w:val="32"/>
+          <w:szCs w:val="32"/>
         </w:rPr>
         <w:t>.</w:t>
       </w:r>
       <w:r>
         <w:rPr>
           <w:rFonts w:ascii="Calibri" w:hAnsi="Calibri" w:cs="Calibri"/>
+          <w:sz w:val="32"/>
+          <w:szCs w:val="32"/>
         </w:rPr>
         <w:t>9</w:t>
       </w:r>
@@ -459,35 +495,31 @@
         <w:jc w:val="both"/>
         <w:rPr>
           <w:rFonts w:ascii="Calibri" w:hAnsi="Calibri" w:cs="Calibri"/>
-        </w:rPr>
-      </w:pPr>
-      <w:r>
-        <w:rPr>
-          <w:rFonts w:ascii="Calibri" w:hAnsi="Calibri" w:cs="Calibri"/>
-        </w:rPr>
-        <w:t>Manage Android Emulators by Android CLI………………………</w:t>
-      </w:r>
-      <w:r>
-        <w:rPr>
-          <w:rFonts w:ascii="Calibri" w:hAnsi="Calibri" w:cs="Calibri"/>
-        </w:rPr>
-        <w:t>…</w:t>
-      </w:r>
-      <w:r>
-        <w:rPr>
-          <w:rFonts w:ascii="Calibri" w:hAnsi="Calibri" w:cs="Calibri"/>
-        </w:rPr>
-        <w:t>……</w:t>
-      </w:r>
-      <w:r>
-        <w:rPr>
-          <w:rFonts w:ascii="Calibri" w:hAnsi="Calibri" w:cs="Calibri"/>
-        </w:rPr>
-        <w:t>…………………………………</w:t>
-      </w:r>
-      <w:r>
-        <w:rPr>
-          <w:rFonts w:ascii="Calibri" w:hAnsi="Calibri" w:cs="Calibri"/>
+          <w:sz w:val="32"/>
+          <w:szCs w:val="32"/>
+        </w:rPr>
+      </w:pPr>
+      <w:r>
+        <w:rPr>
+          <w:rFonts w:ascii="Calibri" w:hAnsi="Calibri" w:cs="Calibri"/>
+          <w:sz w:val="32"/>
+          <w:szCs w:val="32"/>
+        </w:rPr>
+        <w:t>Manage Android Emulators by Android CLI………</w:t>
+      </w:r>
+      <w:r>
+        <w:rPr>
+          <w:rFonts w:ascii="Calibri" w:hAnsi="Calibri" w:cs="Calibri"/>
+          <w:sz w:val="32"/>
+          <w:szCs w:val="32"/>
+        </w:rPr>
+        <w:t>………………………</w:t>
+      </w:r>
+      <w:r>
+        <w:rPr>
+          <w:rFonts w:ascii="Calibri" w:hAnsi="Calibri" w:cs="Calibri"/>
+          <w:sz w:val="32"/>
+          <w:szCs w:val="32"/>
         </w:rPr>
         <w:t>…10</w:t>
       </w:r>
@@ -502,29 +534,31 @@
         <w:jc w:val="both"/>
         <w:rPr>
           <w:rFonts w:ascii="Calibri" w:hAnsi="Calibri" w:cs="Calibri"/>
-        </w:rPr>
-      </w:pPr>
-      <w:r>
-        <w:rPr>
-          <w:rFonts w:ascii="Calibri" w:hAnsi="Calibri" w:cs="Calibri"/>
-        </w:rPr>
-        <w:t>Antigravity Extension Market Fix………………………………………</w:t>
-      </w:r>
-      <w:r>
-        <w:rPr>
-          <w:rFonts w:ascii="Calibri" w:hAnsi="Calibri" w:cs="Calibri"/>
-        </w:rPr>
-        <w:t>…………</w:t>
-      </w:r>
-      <w:r>
-        <w:rPr>
-          <w:rFonts w:ascii="Calibri" w:hAnsi="Calibri" w:cs="Calibri"/>
-        </w:rPr>
-        <w:t>…………………………………</w:t>
-      </w:r>
-      <w:r>
-        <w:rPr>
-          <w:rFonts w:ascii="Calibri" w:hAnsi="Calibri" w:cs="Calibri"/>
+          <w:sz w:val="32"/>
+          <w:szCs w:val="32"/>
+        </w:rPr>
+      </w:pPr>
+      <w:r>
+        <w:rPr>
+          <w:rFonts w:ascii="Calibri" w:hAnsi="Calibri" w:cs="Calibri"/>
+          <w:sz w:val="32"/>
+          <w:szCs w:val="32"/>
+        </w:rPr>
+        <w:t>Antigravity Extension Market Fix……………………………………</w:t>
+      </w:r>
+      <w:r>
+        <w:rPr>
+          <w:rFonts w:ascii="Calibri" w:hAnsi="Calibri" w:cs="Calibri"/>
+          <w:sz w:val="32"/>
+          <w:szCs w:val="32"/>
+        </w:rPr>
+        <w:t>……………</w:t>
+      </w:r>
+      <w:r>
+        <w:rPr>
+          <w:rFonts w:ascii="Calibri" w:hAnsi="Calibri" w:cs="Calibri"/>
+          <w:sz w:val="32"/>
+          <w:szCs w:val="32"/>
         </w:rPr>
         <w:t>12</w:t>
       </w:r>
@@ -539,23 +573,39 @@
         <w:jc w:val="both"/>
         <w:rPr>
           <w:rFonts w:ascii="Calibri" w:hAnsi="Calibri" w:cs="Calibri"/>
-        </w:rPr>
-      </w:pPr>
-      <w:r>
-        <w:rPr>
-          <w:rFonts w:ascii="Calibri" w:hAnsi="Calibri" w:cs="Calibri"/>
-        </w:rPr>
-        <w:t>Libre Office Preference…………………………………………………………</w:t>
-      </w:r>
-      <w:r>
-        <w:rPr>
-          <w:rFonts w:ascii="Calibri" w:hAnsi="Calibri" w:cs="Calibri"/>
-        </w:rPr>
-        <w:t>………………………………………</w:t>
-      </w:r>
-      <w:r>
-        <w:rPr>
-          <w:rFonts w:ascii="Calibri" w:hAnsi="Calibri" w:cs="Calibri"/>
+          <w:sz w:val="32"/>
+          <w:szCs w:val="32"/>
+        </w:rPr>
+      </w:pPr>
+      <w:r>
+        <w:rPr>
+          <w:rFonts w:ascii="Calibri" w:hAnsi="Calibri" w:cs="Calibri"/>
+          <w:sz w:val="32"/>
+          <w:szCs w:val="32"/>
+        </w:rPr>
+        <w:t>Libre Office Preference…………………………</w:t>
+      </w:r>
+      <w:r>
+        <w:rPr>
+          <w:rFonts w:ascii="Calibri" w:hAnsi="Calibri" w:cs="Calibri"/>
+          <w:sz w:val="32"/>
+          <w:szCs w:val="32"/>
+        </w:rPr>
+        <w:t>….</w:t>
+      </w:r>
+      <w:r>
+        <w:rPr>
+          <w:rFonts w:ascii="Calibri" w:hAnsi="Calibri" w:cs="Calibri"/>
+          <w:sz w:val="32"/>
+          <w:szCs w:val="32"/>
+        </w:rPr>
+        <w:t>……………………………</w:t>
+      </w:r>
+      <w:r>
+        <w:rPr>
+          <w:rFonts w:ascii="Calibri" w:hAnsi="Calibri" w:cs="Calibri"/>
+          <w:sz w:val="32"/>
+          <w:szCs w:val="32"/>
         </w:rPr>
         <w:t>.12</w:t>
       </w:r>
@@ -565,18 +615,24 @@
         <w:jc w:val="both"/>
         <w:rPr>
           <w:rFonts w:ascii="Calibri" w:hAnsi="Calibri" w:cs="Calibri"/>
-        </w:rPr>
-      </w:pPr>
-    </w:p>
-    <w:p>
-      <w:pPr>
-        <w:rPr>
-          <w:rFonts w:ascii="Calibri" w:hAnsi="Calibri" w:cs="Calibri"/>
-        </w:rPr>
-      </w:pPr>
-      <w:r>
-        <w:rPr>
-          <w:rFonts w:ascii="Calibri" w:hAnsi="Calibri" w:cs="Calibri"/>
+          <w:sz w:val="32"/>
+          <w:szCs w:val="32"/>
+        </w:rPr>
+      </w:pPr>
+    </w:p>
+    <w:p>
+      <w:pPr>
+        <w:rPr>
+          <w:rFonts w:ascii="Calibri" w:hAnsi="Calibri" w:cs="Calibri"/>
+          <w:sz w:val="32"/>
+          <w:szCs w:val="32"/>
+        </w:rPr>
+      </w:pPr>
+      <w:r>
+        <w:rPr>
+          <w:rFonts w:ascii="Calibri" w:hAnsi="Calibri" w:cs="Calibri"/>
+          <w:sz w:val="32"/>
+          <w:szCs w:val="32"/>
         </w:rPr>
         <w:br w:type="page"/>
       </w:r>
@@ -588,13 +644,17 @@
           <w:rFonts w:ascii="Calibri" w:hAnsi="Calibri" w:cs="Calibri"/>
           <w:b/>
           <w:bCs/>
-        </w:rPr>
-      </w:pPr>
-      <w:r>
-        <w:rPr>
-          <w:rFonts w:ascii="Calibri" w:hAnsi="Calibri" w:cs="Calibri"/>
-          <w:b/>
-          <w:bCs/>
+          <w:sz w:val="32"/>
+          <w:szCs w:val="32"/>
+        </w:rPr>
+      </w:pPr>
+      <w:r>
+        <w:rPr>
+          <w:rFonts w:ascii="Calibri" w:hAnsi="Calibri" w:cs="Calibri"/>
+          <w:b/>
+          <w:bCs/>
+          <w:sz w:val="32"/>
+          <w:szCs w:val="32"/>
         </w:rPr>
         <w:lastRenderedPageBreak/>
         <w:t>VS Code Setup:</w:t>
@@ -605,17 +665,23 @@
         <w:jc w:val="both"/>
         <w:rPr>
           <w:rFonts w:ascii="Calibri" w:hAnsi="Calibri" w:cs="Calibri"/>
-        </w:rPr>
-      </w:pPr>
-      <w:r>
-        <w:rPr>
-          <w:rFonts w:ascii="Calibri" w:hAnsi="Calibri" w:cs="Calibri"/>
+          <w:sz w:val="32"/>
+          <w:szCs w:val="32"/>
+        </w:rPr>
+      </w:pPr>
+      <w:r>
+        <w:rPr>
+          <w:rFonts w:ascii="Calibri" w:hAnsi="Calibri" w:cs="Calibri"/>
+          <w:sz w:val="32"/>
+          <w:szCs w:val="32"/>
         </w:rPr>
         <w:t xml:space="preserve"># </w:t>
       </w:r>
       <w:r>
         <w:rPr>
           <w:rFonts w:ascii="Calibri" w:hAnsi="Calibri" w:cs="Calibri"/>
+          <w:sz w:val="32"/>
+          <w:szCs w:val="32"/>
         </w:rPr>
         <w:t>Open VS code go to extensions and install:</w:t>
       </w:r>
@@ -630,19 +696,25 @@
         <w:jc w:val="both"/>
         <w:rPr>
           <w:rFonts w:ascii="Calibri" w:hAnsi="Calibri" w:cs="Calibri"/>
-        </w:rPr>
-      </w:pPr>
-      <w:r>
-        <w:rPr>
-          <w:rFonts w:ascii="Calibri" w:hAnsi="Calibri" w:cs="Calibri"/>
-          <w:b/>
-          <w:bCs/>
+          <w:sz w:val="32"/>
+          <w:szCs w:val="32"/>
+        </w:rPr>
+      </w:pPr>
+      <w:r>
+        <w:rPr>
+          <w:rFonts w:ascii="Calibri" w:hAnsi="Calibri" w:cs="Calibri"/>
+          <w:b/>
+          <w:bCs/>
+          <w:sz w:val="32"/>
+          <w:szCs w:val="32"/>
         </w:rPr>
         <w:t>Flutter</w:t>
       </w:r>
       <w:r>
         <w:rPr>
           <w:rFonts w:ascii="Calibri" w:hAnsi="Calibri" w:cs="Calibri"/>
+          <w:sz w:val="32"/>
+          <w:szCs w:val="32"/>
         </w:rPr>
         <w:t>,</w:t>
       </w:r>
@@ -651,12 +723,16 @@
           <w:rFonts w:ascii="Calibri" w:hAnsi="Calibri" w:cs="Calibri"/>
           <w:b/>
           <w:bCs/>
+          <w:sz w:val="32"/>
+          <w:szCs w:val="32"/>
         </w:rPr>
         <w:t xml:space="preserve"> Dart</w:t>
       </w:r>
       <w:r>
         <w:rPr>
           <w:rFonts w:ascii="Calibri" w:hAnsi="Calibri" w:cs="Calibri"/>
+          <w:sz w:val="32"/>
+          <w:szCs w:val="32"/>
         </w:rPr>
         <w:t xml:space="preserve"> for the project</w:t>
       </w:r>
@@ -671,67 +747,89 @@
         <w:jc w:val="both"/>
         <w:rPr>
           <w:rFonts w:ascii="Calibri" w:hAnsi="Calibri" w:cs="Calibri"/>
-        </w:rPr>
-      </w:pPr>
-      <w:r>
-        <w:rPr>
-          <w:rFonts w:ascii="Calibri" w:hAnsi="Calibri" w:cs="Calibri"/>
-          <w:b/>
-          <w:bCs/>
+          <w:sz w:val="32"/>
+          <w:szCs w:val="32"/>
+        </w:rPr>
+      </w:pPr>
+      <w:r>
+        <w:rPr>
+          <w:rFonts w:ascii="Calibri" w:hAnsi="Calibri" w:cs="Calibri"/>
+          <w:b/>
+          <w:bCs/>
+          <w:sz w:val="32"/>
+          <w:szCs w:val="32"/>
         </w:rPr>
         <w:t>XML</w:t>
       </w:r>
       <w:r>
         <w:rPr>
           <w:rFonts w:ascii="Calibri" w:hAnsi="Calibri" w:cs="Calibri"/>
+          <w:sz w:val="32"/>
+          <w:szCs w:val="32"/>
         </w:rPr>
         <w:t xml:space="preserve"> by</w:t>
       </w:r>
       <w:r>
         <w:rPr>
           <w:rFonts w:ascii="Calibri" w:hAnsi="Calibri" w:cs="Calibri"/>
+          <w:sz w:val="32"/>
+          <w:szCs w:val="32"/>
         </w:rPr>
         <w:t xml:space="preserve"> Re</w:t>
       </w:r>
       <w:r>
         <w:rPr>
           <w:rFonts w:ascii="Calibri" w:hAnsi="Calibri" w:cs="Calibri"/>
+          <w:sz w:val="32"/>
+          <w:szCs w:val="32"/>
         </w:rPr>
         <w:t>d</w:t>
       </w:r>
       <w:r>
         <w:rPr>
           <w:rFonts w:ascii="Calibri" w:hAnsi="Calibri" w:cs="Calibri"/>
+          <w:sz w:val="32"/>
+          <w:szCs w:val="32"/>
         </w:rPr>
         <w:t xml:space="preserve"> H</w:t>
       </w:r>
       <w:r>
         <w:rPr>
           <w:rFonts w:ascii="Calibri" w:hAnsi="Calibri" w:cs="Calibri"/>
+          <w:sz w:val="32"/>
+          <w:szCs w:val="32"/>
         </w:rPr>
         <w:t>at (</w:t>
       </w:r>
       <w:r>
         <w:rPr>
           <w:rFonts w:ascii="Calibri" w:hAnsi="Calibri" w:cs="Calibri"/>
+          <w:sz w:val="32"/>
+          <w:szCs w:val="32"/>
         </w:rPr>
         <w:t>f</w:t>
       </w:r>
       <w:r>
         <w:rPr>
           <w:rFonts w:ascii="Calibri" w:hAnsi="Calibri" w:cs="Calibri"/>
+          <w:sz w:val="32"/>
+          <w:szCs w:val="32"/>
         </w:rPr>
         <w:t>or</w:t>
       </w:r>
       <w:r>
         <w:rPr>
           <w:rFonts w:ascii="Calibri" w:hAnsi="Calibri" w:cs="Calibri"/>
+          <w:sz w:val="32"/>
+          <w:szCs w:val="32"/>
         </w:rPr>
         <w:t xml:space="preserve"> reading</w:t>
       </w:r>
       <w:r>
         <w:rPr>
           <w:rFonts w:ascii="Calibri" w:hAnsi="Calibri" w:cs="Calibri"/>
+          <w:sz w:val="32"/>
+          <w:szCs w:val="32"/>
         </w:rPr>
         <w:t xml:space="preserve"> </w:t>
       </w:r>
@@ -740,12 +838,16 @@
           <w:rFonts w:ascii="Calibri" w:hAnsi="Calibri" w:cs="Calibri"/>
           <w:b/>
           <w:bCs/>
+          <w:sz w:val="32"/>
+          <w:szCs w:val="32"/>
         </w:rPr>
         <w:t>AndroidManifest.xml</w:t>
       </w:r>
       <w:r>
         <w:rPr>
           <w:rFonts w:ascii="Calibri" w:hAnsi="Calibri" w:cs="Calibri"/>
+          <w:sz w:val="32"/>
+          <w:szCs w:val="32"/>
         </w:rPr>
         <w:t>)</w:t>
       </w:r>
@@ -755,29 +857,39 @@
         <w:jc w:val="both"/>
         <w:rPr>
           <w:rFonts w:ascii="Calibri" w:hAnsi="Calibri" w:cs="Calibri"/>
-        </w:rPr>
-      </w:pPr>
-      <w:r>
-        <w:rPr>
-          <w:rFonts w:ascii="Calibri" w:hAnsi="Calibri" w:cs="Calibri"/>
+          <w:sz w:val="32"/>
+          <w:szCs w:val="32"/>
+        </w:rPr>
+      </w:pPr>
+      <w:r>
+        <w:rPr>
+          <w:rFonts w:ascii="Calibri" w:hAnsi="Calibri" w:cs="Calibri"/>
+          <w:sz w:val="32"/>
+          <w:szCs w:val="32"/>
         </w:rPr>
         <w:t># E</w:t>
       </w:r>
       <w:r>
         <w:rPr>
           <w:rFonts w:ascii="Calibri" w:hAnsi="Calibri" w:cs="Calibri"/>
+          <w:sz w:val="32"/>
+          <w:szCs w:val="32"/>
         </w:rPr>
         <w:t>xtensions</w:t>
       </w:r>
       <w:r>
         <w:rPr>
           <w:rFonts w:ascii="Calibri" w:hAnsi="Calibri" w:cs="Calibri"/>
+          <w:sz w:val="32"/>
+          <w:szCs w:val="32"/>
         </w:rPr>
         <w:t xml:space="preserve"> in VS code (Same thing for anti-gravity)</w:t>
       </w:r>
       <w:r>
         <w:rPr>
           <w:rFonts w:ascii="Calibri" w:hAnsi="Calibri" w:cs="Calibri"/>
+          <w:sz w:val="32"/>
+          <w:szCs w:val="32"/>
         </w:rPr>
         <w:t>.</w:t>
       </w:r>
@@ -787,11 +899,15 @@
         <w:jc w:val="both"/>
         <w:rPr>
           <w:rFonts w:ascii="Calibri" w:hAnsi="Calibri" w:cs="Calibri"/>
-        </w:rPr>
-      </w:pPr>
-      <w:r>
-        <w:rPr>
-          <w:rFonts w:ascii="Calibri" w:hAnsi="Calibri" w:cs="Calibri"/>
+          <w:sz w:val="32"/>
+          <w:szCs w:val="32"/>
+        </w:rPr>
+      </w:pPr>
+      <w:r>
+        <w:rPr>
+          <w:rFonts w:ascii="Calibri" w:hAnsi="Calibri" w:cs="Calibri"/>
+          <w:sz w:val="32"/>
+          <w:szCs w:val="32"/>
         </w:rPr>
         <w:t># (Optional) There’s also:</w:t>
       </w:r>
@@ -806,19 +922,27 @@
         <w:jc w:val="both"/>
         <w:rPr>
           <w:rFonts w:ascii="Calibri" w:hAnsi="Calibri" w:cs="Calibri"/>
-        </w:rPr>
-      </w:pPr>
-      <w:r>
-        <w:rPr>
-          <w:rFonts w:ascii="Calibri" w:hAnsi="Calibri" w:cs="Calibri"/>
-          <w:b/>
-          <w:bCs/>
+          <w:sz w:val="32"/>
+          <w:szCs w:val="32"/>
+        </w:rPr>
+      </w:pPr>
+      <w:proofErr w:type="spellStart"/>
+      <w:r>
+        <w:rPr>
+          <w:rFonts w:ascii="Calibri" w:hAnsi="Calibri" w:cs="Calibri"/>
+          <w:b/>
+          <w:bCs/>
+          <w:sz w:val="32"/>
+          <w:szCs w:val="32"/>
         </w:rPr>
         <w:t>GitLens</w:t>
       </w:r>
-      <w:r>
-        <w:rPr>
-          <w:rFonts w:ascii="Calibri" w:hAnsi="Calibri" w:cs="Calibri"/>
+      <w:proofErr w:type="spellEnd"/>
+      <w:r>
+        <w:rPr>
+          <w:rFonts w:ascii="Calibri" w:hAnsi="Calibri" w:cs="Calibri"/>
+          <w:sz w:val="32"/>
+          <w:szCs w:val="32"/>
         </w:rPr>
         <w:t xml:space="preserve"> (for knowing who changed this line, when, why and what did it look like before)</w:t>
       </w:r>
@@ -833,19 +957,25 @@
         <w:jc w:val="both"/>
         <w:rPr>
           <w:rFonts w:ascii="Calibri" w:hAnsi="Calibri" w:cs="Calibri"/>
-        </w:rPr>
-      </w:pPr>
-      <w:r>
-        <w:rPr>
-          <w:rFonts w:ascii="Calibri" w:hAnsi="Calibri" w:cs="Calibri"/>
-          <w:b/>
-          <w:bCs/>
+          <w:sz w:val="32"/>
+          <w:szCs w:val="32"/>
+        </w:rPr>
+      </w:pPr>
+      <w:r>
+        <w:rPr>
+          <w:rFonts w:ascii="Calibri" w:hAnsi="Calibri" w:cs="Calibri"/>
+          <w:b/>
+          <w:bCs/>
+          <w:sz w:val="32"/>
+          <w:szCs w:val="32"/>
         </w:rPr>
         <w:t xml:space="preserve">Error Lens </w:t>
       </w:r>
       <w:r>
         <w:rPr>
           <w:rFonts w:ascii="Calibri" w:hAnsi="Calibri" w:cs="Calibri"/>
+          <w:sz w:val="32"/>
+          <w:szCs w:val="32"/>
         </w:rPr>
         <w:t>gets the diagnostic displayed directly beside the line (fast debugging)</w:t>
       </w:r>
@@ -855,11 +985,15 @@
         <w:jc w:val="both"/>
         <w:rPr>
           <w:rFonts w:ascii="Calibri" w:hAnsi="Calibri" w:cs="Calibri"/>
-        </w:rPr>
-      </w:pPr>
-      <w:r>
-        <w:rPr>
-          <w:rFonts w:ascii="Calibri" w:hAnsi="Calibri" w:cs="Calibri"/>
+          <w:sz w:val="32"/>
+          <w:szCs w:val="32"/>
+        </w:rPr>
+      </w:pPr>
+      <w:r>
+        <w:rPr>
+          <w:rFonts w:ascii="Calibri" w:hAnsi="Calibri" w:cs="Calibri"/>
+          <w:sz w:val="32"/>
+          <w:szCs w:val="32"/>
         </w:rPr>
         <w:t xml:space="preserve"># To customize theme to like IntelliJ IDEA use font size </w:t>
       </w:r>
@@ -868,6 +1002,8 @@
           <w:rFonts w:ascii="Calibri" w:hAnsi="Calibri" w:cs="Calibri"/>
           <w:b/>
           <w:bCs/>
+          <w:sz w:val="32"/>
+          <w:szCs w:val="32"/>
         </w:rPr>
         <w:t>1</w:t>
       </w:r>
@@ -876,12 +1012,16 @@
           <w:rFonts w:ascii="Calibri" w:hAnsi="Calibri" w:cs="Calibri"/>
           <w:b/>
           <w:bCs/>
+          <w:sz w:val="32"/>
+          <w:szCs w:val="32"/>
         </w:rPr>
         <w:t>8</w:t>
       </w:r>
       <w:r>
         <w:rPr>
           <w:rFonts w:ascii="Calibri" w:hAnsi="Calibri" w:cs="Calibri"/>
+          <w:sz w:val="32"/>
+          <w:szCs w:val="32"/>
         </w:rPr>
         <w:t xml:space="preserve"> and select theme to</w:t>
       </w:r>
@@ -890,6 +1030,8 @@
           <w:rFonts w:ascii="Calibri" w:hAnsi="Calibri" w:cs="Calibri"/>
           <w:b/>
           <w:bCs/>
+          <w:sz w:val="32"/>
+          <w:szCs w:val="32"/>
         </w:rPr>
         <w:t xml:space="preserve"> </w:t>
       </w:r>
@@ -898,6 +1040,8 @@
           <w:rFonts w:ascii="Calibri" w:hAnsi="Calibri" w:cs="Calibri"/>
           <w:b/>
           <w:bCs/>
+          <w:sz w:val="32"/>
+          <w:szCs w:val="32"/>
         </w:rPr>
         <w:t>Dark+</w:t>
       </w:r>
@@ -907,23 +1051,31 @@
         <w:jc w:val="both"/>
         <w:rPr>
           <w:rFonts w:ascii="Calibri" w:hAnsi="Calibri" w:cs="Calibri"/>
-        </w:rPr>
-      </w:pPr>
-      <w:r>
-        <w:rPr>
-          <w:rFonts w:ascii="Calibri" w:hAnsi="Calibri" w:cs="Calibri"/>
+          <w:sz w:val="32"/>
+          <w:szCs w:val="32"/>
+        </w:rPr>
+      </w:pPr>
+      <w:r>
+        <w:rPr>
+          <w:rFonts w:ascii="Calibri" w:hAnsi="Calibri" w:cs="Calibri"/>
+          <w:sz w:val="32"/>
+          <w:szCs w:val="32"/>
         </w:rPr>
         <w:t xml:space="preserve"># </w:t>
       </w:r>
       <w:r>
         <w:rPr>
           <w:rFonts w:ascii="Calibri" w:hAnsi="Calibri" w:cs="Calibri"/>
+          <w:sz w:val="32"/>
+          <w:szCs w:val="32"/>
         </w:rPr>
         <w:t xml:space="preserve">(IMPORTANT) </w:t>
       </w:r>
       <w:r>
         <w:rPr>
           <w:rFonts w:ascii="Calibri" w:hAnsi="Calibri" w:cs="Calibri"/>
+          <w:sz w:val="32"/>
+          <w:szCs w:val="32"/>
         </w:rPr>
         <w:t xml:space="preserve">Then prese </w:t>
       </w:r>
@@ -932,12 +1084,16 @@
           <w:rFonts w:ascii="Calibri" w:hAnsi="Calibri" w:cs="Calibri"/>
           <w:b/>
           <w:bCs/>
+          <w:sz w:val="32"/>
+          <w:szCs w:val="32"/>
         </w:rPr>
         <w:t>Ctrl + Shift + P</w:t>
       </w:r>
       <w:r>
         <w:rPr>
           <w:rFonts w:ascii="Calibri" w:hAnsi="Calibri" w:cs="Calibri"/>
+          <w:sz w:val="32"/>
+          <w:szCs w:val="32"/>
         </w:rPr>
         <w:t xml:space="preserve"> and search for</w:t>
       </w:r>
@@ -946,18 +1102,24 @@
           <w:rFonts w:ascii="Calibri" w:hAnsi="Calibri" w:cs="Calibri"/>
           <w:b/>
           <w:bCs/>
+          <w:sz w:val="32"/>
+          <w:szCs w:val="32"/>
         </w:rPr>
         <w:t xml:space="preserve"> Preferences: Open User Settings (JSON)</w:t>
       </w:r>
       <w:r>
         <w:rPr>
           <w:rFonts w:ascii="Calibri" w:hAnsi="Calibri" w:cs="Calibri"/>
+          <w:sz w:val="32"/>
+          <w:szCs w:val="32"/>
         </w:rPr>
         <w:t xml:space="preserve"> then open it and add this block to get grayish background</w:t>
       </w:r>
       <w:r>
         <w:rPr>
           <w:rFonts w:ascii="Calibri" w:hAnsi="Calibri" w:cs="Calibri"/>
+          <w:sz w:val="32"/>
+          <w:szCs w:val="32"/>
         </w:rPr>
         <w:t xml:space="preserve"> (</w:t>
       </w:r>
@@ -966,18 +1128,24 @@
           <w:rFonts w:ascii="Calibri" w:hAnsi="Calibri" w:cs="Calibri"/>
           <w:b/>
           <w:bCs/>
+          <w:sz w:val="32"/>
+          <w:szCs w:val="32"/>
         </w:rPr>
         <w:t>#1F2023</w:t>
       </w:r>
       <w:r>
         <w:rPr>
           <w:rFonts w:ascii="Calibri" w:hAnsi="Calibri" w:cs="Calibri"/>
+          <w:sz w:val="32"/>
+          <w:szCs w:val="32"/>
         </w:rPr>
         <w:t xml:space="preserve"> is the closest)</w:t>
       </w:r>
       <w:r>
         <w:rPr>
           <w:rFonts w:ascii="Calibri" w:hAnsi="Calibri" w:cs="Calibri"/>
+          <w:sz w:val="32"/>
+          <w:szCs w:val="32"/>
         </w:rPr>
         <w:t xml:space="preserve"> for code:</w:t>
       </w:r>
@@ -990,14 +1158,18 @@
           <w:b/>
           <w:bCs/>
           <w:color w:val="D86DCB" w:themeColor="accent5" w:themeTint="99"/>
-        </w:rPr>
-      </w:pPr>
-      <w:r>
-        <w:rPr>
-          <w:rFonts w:ascii="Calibri" w:hAnsi="Calibri" w:cs="Calibri"/>
-          <w:b/>
-          <w:bCs/>
-          <w:color w:val="D86DCB" w:themeColor="accent5" w:themeTint="99"/>
+          <w:sz w:val="32"/>
+          <w:szCs w:val="32"/>
+        </w:rPr>
+      </w:pPr>
+      <w:r>
+        <w:rPr>
+          <w:rFonts w:ascii="Calibri" w:hAnsi="Calibri" w:cs="Calibri"/>
+          <w:b/>
+          <w:bCs/>
+          <w:color w:val="D86DCB" w:themeColor="accent5" w:themeTint="99"/>
+          <w:sz w:val="32"/>
+          <w:szCs w:val="32"/>
         </w:rPr>
         <w:t>{</w:t>
       </w:r>
@@ -1010,14 +1182,18 @@
           <w:b/>
           <w:bCs/>
           <w:color w:val="D86DCB" w:themeColor="accent5" w:themeTint="99"/>
-        </w:rPr>
-      </w:pPr>
-      <w:r>
-        <w:rPr>
-          <w:rFonts w:ascii="Calibri" w:hAnsi="Calibri" w:cs="Calibri"/>
-          <w:b/>
-          <w:bCs/>
-          <w:color w:val="D86DCB" w:themeColor="accent5" w:themeTint="99"/>
+          <w:sz w:val="32"/>
+          <w:szCs w:val="32"/>
+        </w:rPr>
+      </w:pPr>
+      <w:r>
+        <w:rPr>
+          <w:rFonts w:ascii="Calibri" w:hAnsi="Calibri" w:cs="Calibri"/>
+          <w:b/>
+          <w:bCs/>
+          <w:color w:val="D86DCB" w:themeColor="accent5" w:themeTint="99"/>
+          <w:sz w:val="32"/>
+          <w:szCs w:val="32"/>
         </w:rPr>
         <w:t xml:space="preserve">    …</w:t>
       </w:r>
@@ -1030,43 +1206,101 @@
           <w:b/>
           <w:bCs/>
           <w:color w:val="D86DCB" w:themeColor="accent5" w:themeTint="99"/>
-        </w:rPr>
-      </w:pPr>
-      <w:r>
-        <w:rPr>
-          <w:rFonts w:ascii="Calibri" w:hAnsi="Calibri" w:cs="Calibri"/>
-          <w:b/>
-          <w:bCs/>
-          <w:color w:val="D86DCB" w:themeColor="accent5" w:themeTint="99"/>
-        </w:rPr>
-        <w:t xml:space="preserve">    "workbench.colorCustomizations": {</w:t>
-      </w:r>
-    </w:p>
-    <w:p>
-      <w:pPr>
-        <w:jc w:val="both"/>
-        <w:rPr>
-          <w:rFonts w:ascii="Calibri" w:hAnsi="Calibri" w:cs="Calibri"/>
-          <w:b/>
-          <w:bCs/>
-          <w:color w:val="D86DCB" w:themeColor="accent5" w:themeTint="99"/>
-        </w:rPr>
-      </w:pPr>
-      <w:r>
-        <w:rPr>
-          <w:rFonts w:ascii="Calibri" w:hAnsi="Calibri" w:cs="Calibri"/>
-          <w:b/>
-          <w:bCs/>
-          <w:color w:val="D86DCB" w:themeColor="accent5" w:themeTint="99"/>
-        </w:rPr>
-        <w:t xml:space="preserve">        "editor.background": "#1</w:t>
-      </w:r>
-      <w:r>
-        <w:rPr>
-          <w:rFonts w:ascii="Calibri" w:hAnsi="Calibri" w:cs="Calibri"/>
-          <w:b/>
-          <w:bCs/>
-          <w:color w:val="D86DCB" w:themeColor="accent5" w:themeTint="99"/>
+          <w:sz w:val="32"/>
+          <w:szCs w:val="32"/>
+        </w:rPr>
+      </w:pPr>
+      <w:r>
+        <w:rPr>
+          <w:rFonts w:ascii="Calibri" w:hAnsi="Calibri" w:cs="Calibri"/>
+          <w:b/>
+          <w:bCs/>
+          <w:color w:val="D86DCB" w:themeColor="accent5" w:themeTint="99"/>
+          <w:sz w:val="32"/>
+          <w:szCs w:val="32"/>
+        </w:rPr>
+        <w:t xml:space="preserve">    "</w:t>
+      </w:r>
+      <w:proofErr w:type="spellStart"/>
+      <w:r>
+        <w:rPr>
+          <w:rFonts w:ascii="Calibri" w:hAnsi="Calibri" w:cs="Calibri"/>
+          <w:b/>
+          <w:bCs/>
+          <w:color w:val="D86DCB" w:themeColor="accent5" w:themeTint="99"/>
+          <w:sz w:val="32"/>
+          <w:szCs w:val="32"/>
+        </w:rPr>
+        <w:t>workbench.colorCustomizations</w:t>
+      </w:r>
+      <w:proofErr w:type="spellEnd"/>
+      <w:r>
+        <w:rPr>
+          <w:rFonts w:ascii="Calibri" w:hAnsi="Calibri" w:cs="Calibri"/>
+          <w:b/>
+          <w:bCs/>
+          <w:color w:val="D86DCB" w:themeColor="accent5" w:themeTint="99"/>
+          <w:sz w:val="32"/>
+          <w:szCs w:val="32"/>
+        </w:rPr>
+        <w:t>": {</w:t>
+      </w:r>
+    </w:p>
+    <w:p>
+      <w:pPr>
+        <w:jc w:val="both"/>
+        <w:rPr>
+          <w:rFonts w:ascii="Calibri" w:hAnsi="Calibri" w:cs="Calibri"/>
+          <w:b/>
+          <w:bCs/>
+          <w:color w:val="D86DCB" w:themeColor="accent5" w:themeTint="99"/>
+          <w:sz w:val="32"/>
+          <w:szCs w:val="32"/>
+        </w:rPr>
+      </w:pPr>
+      <w:r>
+        <w:rPr>
+          <w:rFonts w:ascii="Calibri" w:hAnsi="Calibri" w:cs="Calibri"/>
+          <w:b/>
+          <w:bCs/>
+          <w:color w:val="D86DCB" w:themeColor="accent5" w:themeTint="99"/>
+          <w:sz w:val="32"/>
+          <w:szCs w:val="32"/>
+        </w:rPr>
+        <w:t xml:space="preserve">        "</w:t>
+      </w:r>
+      <w:proofErr w:type="spellStart"/>
+      <w:r>
+        <w:rPr>
+          <w:rFonts w:ascii="Calibri" w:hAnsi="Calibri" w:cs="Calibri"/>
+          <w:b/>
+          <w:bCs/>
+          <w:color w:val="D86DCB" w:themeColor="accent5" w:themeTint="99"/>
+          <w:sz w:val="32"/>
+          <w:szCs w:val="32"/>
+        </w:rPr>
+        <w:t>editor.background</w:t>
+      </w:r>
+      <w:proofErr w:type="spellEnd"/>
+      <w:r>
+        <w:rPr>
+          <w:rFonts w:ascii="Calibri" w:hAnsi="Calibri" w:cs="Calibri"/>
+          <w:b/>
+          <w:bCs/>
+          <w:color w:val="D86DCB" w:themeColor="accent5" w:themeTint="99"/>
+          <w:sz w:val="32"/>
+          <w:szCs w:val="32"/>
+        </w:rPr>
+        <w:t>": "#1</w:t>
+      </w:r>
+      <w:r>
+        <w:rPr>
+          <w:rFonts w:ascii="Calibri" w:hAnsi="Calibri" w:cs="Calibri"/>
+          <w:b/>
+          <w:bCs/>
+          <w:color w:val="D86DCB" w:themeColor="accent5" w:themeTint="99"/>
+          <w:sz w:val="32"/>
+          <w:szCs w:val="32"/>
         </w:rPr>
         <w:t>F2023</w:t>
       </w:r>
@@ -1076,6 +1310,8 @@
           <w:b/>
           <w:bCs/>
           <w:color w:val="D86DCB" w:themeColor="accent5" w:themeTint="99"/>
+          <w:sz w:val="32"/>
+          <w:szCs w:val="32"/>
         </w:rPr>
         <w:t>"</w:t>
       </w:r>
@@ -1088,14 +1324,18 @@
           <w:b/>
           <w:bCs/>
           <w:color w:val="D86DCB" w:themeColor="accent5" w:themeTint="99"/>
-        </w:rPr>
-      </w:pPr>
-      <w:r>
-        <w:rPr>
-          <w:rFonts w:ascii="Calibri" w:hAnsi="Calibri" w:cs="Calibri"/>
-          <w:b/>
-          <w:bCs/>
-          <w:color w:val="D86DCB" w:themeColor="accent5" w:themeTint="99"/>
+          <w:sz w:val="32"/>
+          <w:szCs w:val="32"/>
+        </w:rPr>
+      </w:pPr>
+      <w:r>
+        <w:rPr>
+          <w:rFonts w:ascii="Calibri" w:hAnsi="Calibri" w:cs="Calibri"/>
+          <w:b/>
+          <w:bCs/>
+          <w:color w:val="D86DCB" w:themeColor="accent5" w:themeTint="99"/>
+          <w:sz w:val="32"/>
+          <w:szCs w:val="32"/>
         </w:rPr>
         <w:t xml:space="preserve">    }</w:t>
       </w:r>
@@ -1108,14 +1348,18 @@
           <w:b/>
           <w:bCs/>
           <w:color w:val="D86DCB" w:themeColor="accent5" w:themeTint="99"/>
-        </w:rPr>
-      </w:pPr>
-      <w:r>
-        <w:rPr>
-          <w:rFonts w:ascii="Calibri" w:hAnsi="Calibri" w:cs="Calibri"/>
-          <w:b/>
-          <w:bCs/>
-          <w:color w:val="D86DCB" w:themeColor="accent5" w:themeTint="99"/>
+          <w:sz w:val="32"/>
+          <w:szCs w:val="32"/>
+        </w:rPr>
+      </w:pPr>
+      <w:r>
+        <w:rPr>
+          <w:rFonts w:ascii="Calibri" w:hAnsi="Calibri" w:cs="Calibri"/>
+          <w:b/>
+          <w:bCs/>
+          <w:color w:val="D86DCB" w:themeColor="accent5" w:themeTint="99"/>
+          <w:sz w:val="32"/>
+          <w:szCs w:val="32"/>
         </w:rPr>
         <w:t>}</w:t>
       </w:r>
@@ -1125,6 +1369,8 @@
         <w:jc w:val="both"/>
         <w:rPr>
           <w:rFonts w:ascii="Calibri" w:hAnsi="Calibri" w:cs="Calibri"/>
+          <w:sz w:val="32"/>
+          <w:szCs w:val="32"/>
         </w:rPr>
       </w:pPr>
     </w:p>
@@ -1133,11 +1379,15 @@
         <w:jc w:val="center"/>
         <w:rPr>
           <w:rFonts w:ascii="Calibri" w:hAnsi="Calibri" w:cs="Calibri"/>
-        </w:rPr>
-      </w:pPr>
-      <w:r>
-        <w:rPr>
-          <w:rFonts w:ascii="Calibri" w:hAnsi="Calibri" w:cs="Calibri"/>
+          <w:sz w:val="32"/>
+          <w:szCs w:val="32"/>
+        </w:rPr>
+      </w:pPr>
+      <w:r>
+        <w:rPr>
+          <w:rFonts w:ascii="Calibri" w:hAnsi="Calibri" w:cs="Calibri"/>
+          <w:sz w:val="32"/>
+          <w:szCs w:val="32"/>
         </w:rPr>
         <w:t>Break</w:t>
       </w:r>
@@ -1147,24 +1397,31 @@
         <w:jc w:val="both"/>
         <w:rPr>
           <w:rFonts w:ascii="Calibri" w:hAnsi="Calibri" w:cs="Calibri"/>
-        </w:rPr>
-      </w:pPr>
-    </w:p>
-    <w:p>
-      <w:pPr>
-        <w:jc w:val="both"/>
-        <w:rPr>
-          <w:rFonts w:ascii="Calibri" w:hAnsi="Calibri" w:cs="Calibri"/>
-          <w:b/>
-          <w:bCs/>
-        </w:rPr>
-      </w:pPr>
-      <w:r>
-        <w:rPr>
-          <w:rFonts w:ascii="Calibri" w:hAnsi="Calibri" w:cs="Calibri"/>
-          <w:b/>
-          <w:bCs/>
-        </w:rPr>
+          <w:sz w:val="32"/>
+          <w:szCs w:val="32"/>
+        </w:rPr>
+      </w:pPr>
+    </w:p>
+    <w:p>
+      <w:pPr>
+        <w:jc w:val="both"/>
+        <w:rPr>
+          <w:rFonts w:ascii="Calibri" w:hAnsi="Calibri" w:cs="Calibri"/>
+          <w:b/>
+          <w:bCs/>
+          <w:sz w:val="32"/>
+          <w:szCs w:val="32"/>
+        </w:rPr>
+      </w:pPr>
+      <w:r>
+        <w:rPr>
+          <w:rFonts w:ascii="Calibri" w:hAnsi="Calibri" w:cs="Calibri"/>
+          <w:b/>
+          <w:bCs/>
+          <w:sz w:val="32"/>
+          <w:szCs w:val="32"/>
+        </w:rPr>
+        <w:lastRenderedPageBreak/>
         <w:t>Creat</w:t>
       </w:r>
       <w:r>
@@ -1172,6 +1429,8 @@
           <w:rFonts w:ascii="Calibri" w:hAnsi="Calibri" w:cs="Calibri"/>
           <w:b/>
           <w:bCs/>
+          <w:sz w:val="32"/>
+          <w:szCs w:val="32"/>
         </w:rPr>
         <w:t>ing</w:t>
       </w:r>
@@ -1180,6 +1439,8 @@
           <w:rFonts w:ascii="Calibri" w:hAnsi="Calibri" w:cs="Calibri"/>
           <w:b/>
           <w:bCs/>
+          <w:sz w:val="32"/>
+          <w:szCs w:val="32"/>
         </w:rPr>
         <w:t xml:space="preserve"> a Flutter Project:</w:t>
       </w:r>
@@ -1189,17 +1450,23 @@
         <w:jc w:val="both"/>
         <w:rPr>
           <w:rFonts w:ascii="Calibri" w:hAnsi="Calibri" w:cs="Calibri"/>
-        </w:rPr>
-      </w:pPr>
-      <w:r>
-        <w:rPr>
-          <w:rFonts w:ascii="Calibri" w:hAnsi="Calibri" w:cs="Calibri"/>
+          <w:sz w:val="32"/>
+          <w:szCs w:val="32"/>
+        </w:rPr>
+      </w:pPr>
+      <w:r>
+        <w:rPr>
+          <w:rFonts w:ascii="Calibri" w:hAnsi="Calibri" w:cs="Calibri"/>
+          <w:sz w:val="32"/>
+          <w:szCs w:val="32"/>
         </w:rPr>
         <w:t># S</w:t>
       </w:r>
       <w:r>
         <w:rPr>
           <w:rFonts w:ascii="Calibri" w:hAnsi="Calibri" w:cs="Calibri"/>
+          <w:sz w:val="32"/>
+          <w:szCs w:val="32"/>
         </w:rPr>
         <w:t xml:space="preserve">imply go to the </w:t>
       </w:r>
@@ -1208,6 +1475,8 @@
           <w:rFonts w:ascii="Calibri" w:hAnsi="Calibri" w:cs="Calibri"/>
           <w:b/>
           <w:bCs/>
+          <w:sz w:val="32"/>
+          <w:szCs w:val="32"/>
         </w:rPr>
         <w:t>V</w:t>
       </w:r>
@@ -1216,24 +1485,32 @@
           <w:rFonts w:ascii="Calibri" w:hAnsi="Calibri" w:cs="Calibri"/>
           <w:b/>
           <w:bCs/>
+          <w:sz w:val="32"/>
+          <w:szCs w:val="32"/>
         </w:rPr>
         <w:t>iew</w:t>
       </w:r>
       <w:r>
         <w:rPr>
           <w:rFonts w:ascii="Calibri" w:hAnsi="Calibri" w:cs="Calibri"/>
+          <w:sz w:val="32"/>
+          <w:szCs w:val="32"/>
         </w:rPr>
         <w:t xml:space="preserve"> tab in </w:t>
       </w:r>
       <w:r>
         <w:rPr>
           <w:rFonts w:ascii="Calibri" w:hAnsi="Calibri" w:cs="Calibri"/>
+          <w:sz w:val="32"/>
+          <w:szCs w:val="32"/>
         </w:rPr>
         <w:t>VS</w:t>
       </w:r>
       <w:r>
         <w:rPr>
           <w:rFonts w:ascii="Calibri" w:hAnsi="Calibri" w:cs="Calibri"/>
+          <w:sz w:val="32"/>
+          <w:szCs w:val="32"/>
         </w:rPr>
         <w:t xml:space="preserve"> code on the top left corner and click on it. Go to:</w:t>
       </w:r>
@@ -1248,33 +1525,39 @@
         <w:jc w:val="both"/>
         <w:rPr>
           <w:rFonts w:ascii="Calibri" w:hAnsi="Calibri" w:cs="Calibri"/>
-        </w:rPr>
-      </w:pPr>
-      <w:r>
-        <w:rPr>
-          <w:rFonts w:ascii="Calibri" w:hAnsi="Calibri" w:cs="Calibri"/>
-          <w:b/>
-          <w:bCs/>
+          <w:sz w:val="32"/>
+          <w:szCs w:val="32"/>
+        </w:rPr>
+      </w:pPr>
+      <w:r>
+        <w:rPr>
+          <w:rFonts w:ascii="Calibri" w:hAnsi="Calibri" w:cs="Calibri"/>
+          <w:b/>
+          <w:bCs/>
+          <w:sz w:val="32"/>
+          <w:szCs w:val="32"/>
         </w:rPr>
         <w:t>View</w:t>
       </w:r>
       <w:r>
         <w:rPr>
           <w:rFonts w:ascii="Calibri" w:hAnsi="Calibri" w:cs="Calibri"/>
+          <w:sz w:val="32"/>
+          <w:szCs w:val="32"/>
         </w:rPr>
         <w:t xml:space="preserve"> </w:t>
       </w:r>
       <w:r>
         <w:rPr>
           <w:rFonts w:ascii="Calibri" w:hAnsi="Calibri" w:cs="Calibri"/>
-          <w:sz w:val="16"/>
-          <w:szCs w:val="16"/>
         </w:rPr>
         <w:sym w:font="Wingdings" w:char="F0E0"/>
       </w:r>
       <w:r>
         <w:rPr>
           <w:rFonts w:ascii="Calibri" w:hAnsi="Calibri" w:cs="Calibri"/>
+          <w:sz w:val="32"/>
+          <w:szCs w:val="32"/>
         </w:rPr>
         <w:t xml:space="preserve"> </w:t>
       </w:r>
@@ -1283,18 +1566,24 @@
           <w:rFonts w:ascii="Calibri" w:hAnsi="Calibri" w:cs="Calibri"/>
           <w:b/>
           <w:bCs/>
+          <w:sz w:val="32"/>
+          <w:szCs w:val="32"/>
         </w:rPr>
         <w:t>Command Pallet</w:t>
       </w:r>
       <w:r>
         <w:rPr>
           <w:rFonts w:ascii="Calibri" w:hAnsi="Calibri" w:cs="Calibri"/>
+          <w:sz w:val="32"/>
+          <w:szCs w:val="32"/>
         </w:rPr>
         <w:t xml:space="preserve"> then type</w:t>
       </w:r>
       <w:r>
         <w:rPr>
           <w:rFonts w:ascii="Calibri" w:hAnsi="Calibri" w:cs="Calibri"/>
+          <w:sz w:val="32"/>
+          <w:szCs w:val="32"/>
         </w:rPr>
         <w:t xml:space="preserve"> </w:t>
       </w:r>
@@ -1303,12 +1592,16 @@
           <w:rFonts w:ascii="Calibri" w:hAnsi="Calibri" w:cs="Calibri"/>
           <w:b/>
           <w:bCs/>
+          <w:sz w:val="32"/>
+          <w:szCs w:val="32"/>
         </w:rPr>
         <w:t>&gt;Flutter:</w:t>
       </w:r>
       <w:r>
         <w:rPr>
           <w:rFonts w:ascii="Calibri" w:hAnsi="Calibri" w:cs="Calibri"/>
+          <w:sz w:val="32"/>
+          <w:szCs w:val="32"/>
         </w:rPr>
         <w:t xml:space="preserve"> (All </w:t>
       </w:r>
@@ -1317,12 +1610,16 @@
           <w:rFonts w:ascii="Calibri" w:hAnsi="Calibri" w:cs="Calibri"/>
           <w:b/>
           <w:bCs/>
+          <w:sz w:val="32"/>
+          <w:szCs w:val="32"/>
         </w:rPr>
         <w:t>Flutter</w:t>
       </w:r>
       <w:r>
         <w:rPr>
           <w:rFonts w:ascii="Calibri" w:hAnsi="Calibri" w:cs="Calibri"/>
+          <w:sz w:val="32"/>
+          <w:szCs w:val="32"/>
         </w:rPr>
         <w:t xml:space="preserve"> and</w:t>
       </w:r>
@@ -1331,6 +1628,8 @@
           <w:rFonts w:ascii="Calibri" w:hAnsi="Calibri" w:cs="Calibri"/>
           <w:b/>
           <w:bCs/>
+          <w:sz w:val="32"/>
+          <w:szCs w:val="32"/>
         </w:rPr>
         <w:t xml:space="preserve"> Dar</w:t>
       </w:r>
@@ -1339,6 +1638,8 @@
           <w:rFonts w:ascii="Calibri" w:hAnsi="Calibri" w:cs="Calibri"/>
           <w:b/>
           <w:bCs/>
+          <w:sz w:val="32"/>
+          <w:szCs w:val="32"/>
         </w:rPr>
         <w:t>t</w:t>
       </w:r>
@@ -1347,12 +1648,16 @@
           <w:rFonts w:ascii="Calibri" w:hAnsi="Calibri" w:cs="Calibri"/>
           <w:b/>
           <w:bCs/>
+          <w:sz w:val="32"/>
+          <w:szCs w:val="32"/>
         </w:rPr>
         <w:t xml:space="preserve"> </w:t>
       </w:r>
       <w:r>
         <w:rPr>
           <w:rFonts w:ascii="Calibri" w:hAnsi="Calibri" w:cs="Calibri"/>
+          <w:sz w:val="32"/>
+          <w:szCs w:val="32"/>
         </w:rPr>
         <w:t>commands are present here)</w:t>
       </w:r>
@@ -1367,11 +1672,15 @@
         <w:jc w:val="both"/>
         <w:rPr>
           <w:rFonts w:ascii="Calibri" w:hAnsi="Calibri" w:cs="Calibri"/>
-        </w:rPr>
-      </w:pPr>
-      <w:r>
-        <w:rPr>
-          <w:rFonts w:ascii="Calibri" w:hAnsi="Calibri" w:cs="Calibri"/>
+          <w:sz w:val="32"/>
+          <w:szCs w:val="32"/>
+        </w:rPr>
+      </w:pPr>
+      <w:r>
+        <w:rPr>
+          <w:rFonts w:ascii="Calibri" w:hAnsi="Calibri" w:cs="Calibri"/>
+          <w:sz w:val="32"/>
+          <w:szCs w:val="32"/>
         </w:rPr>
         <w:t xml:space="preserve">And click on </w:t>
       </w:r>
@@ -1380,12 +1689,16 @@
           <w:rFonts w:ascii="Calibri" w:hAnsi="Calibri" w:cs="Calibri"/>
           <w:b/>
           <w:bCs/>
+          <w:sz w:val="32"/>
+          <w:szCs w:val="32"/>
         </w:rPr>
         <w:t>Create New Project</w:t>
       </w:r>
       <w:r>
         <w:rPr>
           <w:rFonts w:ascii="Calibri" w:hAnsi="Calibri" w:cs="Calibri"/>
+          <w:sz w:val="32"/>
+          <w:szCs w:val="32"/>
         </w:rPr>
         <w:t xml:space="preserve"> then click on Application or Empty Application (Or module or package or plugin)</w:t>
       </w:r>
@@ -1400,11 +1713,15 @@
         <w:jc w:val="both"/>
         <w:rPr>
           <w:rFonts w:ascii="Calibri" w:hAnsi="Calibri" w:cs="Calibri"/>
-        </w:rPr>
-      </w:pPr>
-      <w:r>
-        <w:rPr>
-          <w:rFonts w:ascii="Calibri" w:hAnsi="Calibri" w:cs="Calibri"/>
+          <w:sz w:val="32"/>
+          <w:szCs w:val="32"/>
+        </w:rPr>
+      </w:pPr>
+      <w:r>
+        <w:rPr>
+          <w:rFonts w:ascii="Calibri" w:hAnsi="Calibri" w:cs="Calibri"/>
+          <w:sz w:val="32"/>
+          <w:szCs w:val="32"/>
         </w:rPr>
         <w:t>Then create a folder to contain our project files (which will not be the app name or app ID in this case)</w:t>
       </w:r>
@@ -1419,11 +1736,15 @@
         <w:jc w:val="both"/>
         <w:rPr>
           <w:rFonts w:ascii="Calibri" w:hAnsi="Calibri" w:cs="Calibri"/>
-        </w:rPr>
-      </w:pPr>
-      <w:r>
-        <w:rPr>
-          <w:rFonts w:ascii="Calibri" w:hAnsi="Calibri" w:cs="Calibri"/>
+          <w:sz w:val="32"/>
+          <w:szCs w:val="32"/>
+        </w:rPr>
+      </w:pPr>
+      <w:r>
+        <w:rPr>
+          <w:rFonts w:ascii="Calibri" w:hAnsi="Calibri" w:cs="Calibri"/>
+          <w:sz w:val="32"/>
+          <w:szCs w:val="32"/>
         </w:rPr>
         <w:t xml:space="preserve">Then type the name of the </w:t>
       </w:r>
@@ -1432,26 +1753,46 @@
           <w:rFonts w:ascii="Calibri" w:hAnsi="Calibri" w:cs="Calibri"/>
           <w:b/>
           <w:bCs/>
+          <w:sz w:val="32"/>
+          <w:szCs w:val="32"/>
         </w:rPr>
         <w:t>Flutter</w:t>
       </w:r>
       <w:r>
         <w:rPr>
           <w:rFonts w:ascii="Calibri" w:hAnsi="Calibri" w:cs="Calibri"/>
+          <w:sz w:val="32"/>
+          <w:szCs w:val="32"/>
         </w:rPr>
         <w:t xml:space="preserve"> project which will be our app name (like </w:t>
       </w:r>
-      <w:r>
-        <w:rPr>
-          <w:rFonts w:ascii="Calibri" w:hAnsi="Calibri" w:cs="Calibri"/>
-          <w:b/>
-          <w:bCs/>
-        </w:rPr>
-        <w:t>android:label=</w:t>
-      </w:r>
-      <w:r>
-        <w:rPr>
-          <w:rFonts w:ascii="Calibri" w:hAnsi="Calibri" w:cs="Calibri"/>
+      <w:proofErr w:type="spellStart"/>
+      <w:r>
+        <w:rPr>
+          <w:rFonts w:ascii="Calibri" w:hAnsi="Calibri" w:cs="Calibri"/>
+          <w:b/>
+          <w:bCs/>
+          <w:sz w:val="32"/>
+          <w:szCs w:val="32"/>
+        </w:rPr>
+        <w:t>android:label</w:t>
+      </w:r>
+      <w:proofErr w:type="spellEnd"/>
+      <w:r>
+        <w:rPr>
+          <w:rFonts w:ascii="Calibri" w:hAnsi="Calibri" w:cs="Calibri"/>
+          <w:b/>
+          <w:bCs/>
+          <w:sz w:val="32"/>
+          <w:szCs w:val="32"/>
+        </w:rPr>
+        <w:t>=</w:t>
+      </w:r>
+      <w:r>
+        <w:rPr>
+          <w:rFonts w:ascii="Calibri" w:hAnsi="Calibri" w:cs="Calibri"/>
+          <w:sz w:val="32"/>
+          <w:szCs w:val="32"/>
         </w:rPr>
         <w:t xml:space="preserve"> in </w:t>
       </w:r>
@@ -1460,64 +1801,88 @@
           <w:rFonts w:ascii="Calibri" w:hAnsi="Calibri" w:cs="Calibri"/>
           <w:b/>
           <w:bCs/>
+          <w:sz w:val="32"/>
+          <w:szCs w:val="32"/>
         </w:rPr>
         <w:t>AndroidManifest.xml</w:t>
       </w:r>
       <w:r>
         <w:rPr>
           <w:rFonts w:ascii="Calibri" w:hAnsi="Calibri" w:cs="Calibri"/>
+          <w:sz w:val="32"/>
+          <w:szCs w:val="32"/>
         </w:rPr>
         <w:t xml:space="preserve"> and </w:t>
       </w:r>
-      <w:r>
-        <w:rPr>
-          <w:rFonts w:ascii="Calibri" w:hAnsi="Calibri" w:cs="Calibri"/>
-          <w:b/>
-          <w:bCs/>
+      <w:proofErr w:type="spellStart"/>
+      <w:r>
+        <w:rPr>
+          <w:rFonts w:ascii="Calibri" w:hAnsi="Calibri" w:cs="Calibri"/>
+          <w:b/>
+          <w:bCs/>
+          <w:sz w:val="32"/>
+          <w:szCs w:val="32"/>
         </w:rPr>
         <w:t>pubsec.yaml</w:t>
       </w:r>
-      <w:r>
-        <w:rPr>
-          <w:rFonts w:ascii="Calibri" w:hAnsi="Calibri" w:cs="Calibri"/>
+      <w:proofErr w:type="spellEnd"/>
+      <w:r>
+        <w:rPr>
+          <w:rFonts w:ascii="Calibri" w:hAnsi="Calibri" w:cs="Calibri"/>
+          <w:sz w:val="32"/>
+          <w:szCs w:val="32"/>
         </w:rPr>
         <w:t>,</w:t>
       </w:r>
       <w:r>
         <w:rPr>
           <w:rFonts w:ascii="Calibri" w:hAnsi="Calibri" w:cs="Calibri"/>
+          <w:sz w:val="32"/>
+          <w:szCs w:val="32"/>
         </w:rPr>
         <w:t xml:space="preserve"> </w:t>
       </w:r>
       <w:r>
         <w:rPr>
           <w:rFonts w:ascii="Calibri" w:hAnsi="Calibri" w:cs="Calibri"/>
+          <w:sz w:val="32"/>
+          <w:szCs w:val="32"/>
         </w:rPr>
         <w:t>also</w:t>
       </w:r>
       <w:r>
         <w:rPr>
           <w:rFonts w:ascii="Calibri" w:hAnsi="Calibri" w:cs="Calibri"/>
+          <w:sz w:val="32"/>
+          <w:szCs w:val="32"/>
         </w:rPr>
         <w:t xml:space="preserve"> package name or app ID too, like</w:t>
       </w:r>
       <w:r>
         <w:rPr>
           <w:rFonts w:ascii="Calibri" w:hAnsi="Calibri" w:cs="Calibri"/>
+          <w:sz w:val="32"/>
+          <w:szCs w:val="32"/>
         </w:rPr>
         <w:t xml:space="preserve"> </w:t>
       </w:r>
-      <w:r>
-        <w:rPr>
-          <w:rFonts w:ascii="Calibri" w:hAnsi="Calibri" w:cs="Calibri"/>
-          <w:b/>
-          <w:bCs/>
+      <w:proofErr w:type="spellStart"/>
+      <w:r>
+        <w:rPr>
+          <w:rFonts w:ascii="Calibri" w:hAnsi="Calibri" w:cs="Calibri"/>
+          <w:b/>
+          <w:bCs/>
+          <w:sz w:val="32"/>
+          <w:szCs w:val="32"/>
         </w:rPr>
         <w:t>com.example.testing_flutter</w:t>
       </w:r>
-      <w:r>
-        <w:rPr>
-          <w:rFonts w:ascii="Calibri" w:hAnsi="Calibri" w:cs="Calibri"/>
+      <w:proofErr w:type="spellEnd"/>
+      <w:r>
+        <w:rPr>
+          <w:rFonts w:ascii="Calibri" w:hAnsi="Calibri" w:cs="Calibri"/>
+          <w:sz w:val="32"/>
+          <w:szCs w:val="32"/>
         </w:rPr>
         <w:t>)</w:t>
       </w:r>
@@ -1532,13 +1897,16 @@
         <w:jc w:val="both"/>
         <w:rPr>
           <w:rFonts w:ascii="Calibri" w:hAnsi="Calibri" w:cs="Calibri"/>
-        </w:rPr>
-      </w:pPr>
-      <w:r>
-        <w:rPr>
-          <w:rFonts w:ascii="Calibri" w:hAnsi="Calibri" w:cs="Calibri"/>
-        </w:rPr>
-        <w:lastRenderedPageBreak/>
+          <w:sz w:val="32"/>
+          <w:szCs w:val="32"/>
+        </w:rPr>
+      </w:pPr>
+      <w:r>
+        <w:rPr>
+          <w:rFonts w:ascii="Calibri" w:hAnsi="Calibri" w:cs="Calibri"/>
+          <w:sz w:val="32"/>
+          <w:szCs w:val="32"/>
+        </w:rPr>
         <w:t>After that select platforms for this project like (applicable for Android, iOS, web etc.)</w:t>
       </w:r>
     </w:p>
@@ -1552,11 +1920,15 @@
         <w:jc w:val="both"/>
         <w:rPr>
           <w:rFonts w:ascii="Calibri" w:hAnsi="Calibri" w:cs="Calibri"/>
-        </w:rPr>
-      </w:pPr>
-      <w:r>
-        <w:rPr>
-          <w:rFonts w:ascii="Calibri" w:hAnsi="Calibri" w:cs="Calibri"/>
+          <w:sz w:val="32"/>
+          <w:szCs w:val="32"/>
+        </w:rPr>
+      </w:pPr>
+      <w:r>
+        <w:rPr>
+          <w:rFonts w:ascii="Calibri" w:hAnsi="Calibri" w:cs="Calibri"/>
+          <w:sz w:val="32"/>
+          <w:szCs w:val="32"/>
         </w:rPr>
         <w:t xml:space="preserve">Then wait for a bit VS code will execute a script of commands like </w:t>
       </w:r>
@@ -1565,6 +1937,8 @@
           <w:rFonts w:ascii="Calibri" w:hAnsi="Calibri" w:cs="Calibri"/>
           <w:b/>
           <w:bCs/>
+          <w:sz w:val="32"/>
+          <w:szCs w:val="32"/>
         </w:rPr>
         <w:t>flutter create</w:t>
       </w:r>
@@ -1573,12 +1947,16 @@
           <w:rFonts w:ascii="Calibri" w:hAnsi="Calibri" w:cs="Calibri"/>
           <w:b/>
           <w:bCs/>
+          <w:sz w:val="32"/>
+          <w:szCs w:val="32"/>
         </w:rPr>
         <w:t xml:space="preserve"> …</w:t>
       </w:r>
       <w:r>
         <w:rPr>
           <w:rFonts w:ascii="Calibri" w:hAnsi="Calibri" w:cs="Calibri"/>
+          <w:sz w:val="32"/>
+          <w:szCs w:val="32"/>
         </w:rPr>
         <w:t xml:space="preserve"> to create our project</w:t>
       </w:r>
@@ -1588,19 +1966,25 @@
         <w:jc w:val="both"/>
         <w:rPr>
           <w:rFonts w:ascii="Calibri" w:hAnsi="Calibri" w:cs="Calibri"/>
-        </w:rPr>
-      </w:pPr>
-      <w:r>
-        <w:rPr>
-          <w:rFonts w:ascii="Calibri" w:hAnsi="Calibri" w:cs="Calibri"/>
-          <w:b/>
-          <w:bCs/>
+          <w:sz w:val="32"/>
+          <w:szCs w:val="32"/>
+        </w:rPr>
+      </w:pPr>
+      <w:r>
+        <w:rPr>
+          <w:rFonts w:ascii="Calibri" w:hAnsi="Calibri" w:cs="Calibri"/>
+          <w:b/>
+          <w:bCs/>
+          <w:sz w:val="32"/>
+          <w:szCs w:val="32"/>
         </w:rPr>
         <w:t>NOTE:</w:t>
       </w:r>
       <w:r>
         <w:rPr>
           <w:rFonts w:ascii="Calibri" w:hAnsi="Calibri" w:cs="Calibri"/>
+          <w:sz w:val="32"/>
+          <w:szCs w:val="32"/>
         </w:rPr>
         <w:t xml:space="preserve"> Command Pallet in View contains every </w:t>
       </w:r>
@@ -1609,12 +1993,16 @@
           <w:rFonts w:ascii="Calibri" w:hAnsi="Calibri" w:cs="Calibri"/>
           <w:b/>
           <w:bCs/>
+          <w:sz w:val="32"/>
+          <w:szCs w:val="32"/>
         </w:rPr>
         <w:t>Flutter</w:t>
       </w:r>
       <w:r>
         <w:rPr>
           <w:rFonts w:ascii="Calibri" w:hAnsi="Calibri" w:cs="Calibri"/>
+          <w:sz w:val="32"/>
+          <w:szCs w:val="32"/>
         </w:rPr>
         <w:t xml:space="preserve"> and </w:t>
       </w:r>
@@ -1623,12 +2011,16 @@
           <w:rFonts w:ascii="Calibri" w:hAnsi="Calibri" w:cs="Calibri"/>
           <w:b/>
           <w:bCs/>
+          <w:sz w:val="32"/>
+          <w:szCs w:val="32"/>
         </w:rPr>
         <w:t xml:space="preserve">Dart </w:t>
       </w:r>
       <w:r>
         <w:rPr>
           <w:rFonts w:ascii="Calibri" w:hAnsi="Calibri" w:cs="Calibri"/>
+          <w:sz w:val="32"/>
+          <w:szCs w:val="32"/>
         </w:rPr>
         <w:t>commands</w:t>
       </w:r>
@@ -1638,31 +2030,39 @@
         <w:jc w:val="both"/>
         <w:rPr>
           <w:rFonts w:ascii="Calibri" w:hAnsi="Calibri" w:cs="Calibri"/>
-        </w:rPr>
-      </w:pPr>
-    </w:p>
-    <w:p>
-      <w:pPr>
-        <w:jc w:val="both"/>
-        <w:rPr>
-          <w:rFonts w:ascii="Calibri" w:hAnsi="Calibri" w:cs="Calibri"/>
-        </w:rPr>
-      </w:pPr>
-    </w:p>
-    <w:p>
-      <w:pPr>
-        <w:jc w:val="both"/>
-        <w:rPr>
-          <w:rFonts w:ascii="Calibri" w:hAnsi="Calibri" w:cs="Calibri"/>
-          <w:b/>
-          <w:bCs/>
-        </w:rPr>
-      </w:pPr>
-      <w:r>
-        <w:rPr>
-          <w:rFonts w:ascii="Calibri" w:hAnsi="Calibri" w:cs="Calibri"/>
-          <w:b/>
-          <w:bCs/>
+          <w:sz w:val="32"/>
+          <w:szCs w:val="32"/>
+        </w:rPr>
+      </w:pPr>
+    </w:p>
+    <w:p>
+      <w:pPr>
+        <w:jc w:val="both"/>
+        <w:rPr>
+          <w:rFonts w:ascii="Calibri" w:hAnsi="Calibri" w:cs="Calibri"/>
+          <w:sz w:val="32"/>
+          <w:szCs w:val="32"/>
+        </w:rPr>
+      </w:pPr>
+    </w:p>
+    <w:p>
+      <w:pPr>
+        <w:jc w:val="both"/>
+        <w:rPr>
+          <w:rFonts w:ascii="Calibri" w:hAnsi="Calibri" w:cs="Calibri"/>
+          <w:b/>
+          <w:bCs/>
+          <w:sz w:val="32"/>
+          <w:szCs w:val="32"/>
+        </w:rPr>
+      </w:pPr>
+      <w:r>
+        <w:rPr>
+          <w:rFonts w:ascii="Calibri" w:hAnsi="Calibri" w:cs="Calibri"/>
+          <w:b/>
+          <w:bCs/>
+          <w:sz w:val="32"/>
+          <w:szCs w:val="32"/>
         </w:rPr>
         <w:t xml:space="preserve">Flutter </w:t>
       </w:r>
@@ -1671,6 +2071,8 @@
           <w:rFonts w:ascii="Calibri" w:hAnsi="Calibri" w:cs="Calibri"/>
           <w:b/>
           <w:bCs/>
+          <w:sz w:val="32"/>
+          <w:szCs w:val="32"/>
         </w:rPr>
         <w:t>CLI in VS Code:</w:t>
       </w:r>
@@ -1680,11 +2082,15 @@
         <w:jc w:val="both"/>
         <w:rPr>
           <w:rFonts w:ascii="Calibri" w:hAnsi="Calibri" w:cs="Calibri"/>
-        </w:rPr>
-      </w:pPr>
-      <w:r>
-        <w:rPr>
-          <w:rFonts w:ascii="Calibri" w:hAnsi="Calibri" w:cs="Calibri"/>
+          <w:sz w:val="32"/>
+          <w:szCs w:val="32"/>
+        </w:rPr>
+      </w:pPr>
+      <w:r>
+        <w:rPr>
+          <w:rFonts w:ascii="Calibri" w:hAnsi="Calibri" w:cs="Calibri"/>
+          <w:sz w:val="32"/>
+          <w:szCs w:val="32"/>
         </w:rPr>
         <w:t># Everything in VS code is operated purely using the CLI of</w:t>
       </w:r>
@@ -1693,12 +2099,16 @@
           <w:rFonts w:ascii="Calibri" w:hAnsi="Calibri" w:cs="Calibri"/>
           <w:b/>
           <w:bCs/>
+          <w:sz w:val="32"/>
+          <w:szCs w:val="32"/>
         </w:rPr>
         <w:t xml:space="preserve"> Flutter</w:t>
       </w:r>
       <w:r>
         <w:rPr>
           <w:rFonts w:ascii="Calibri" w:hAnsi="Calibri" w:cs="Calibri"/>
+          <w:sz w:val="32"/>
+          <w:szCs w:val="32"/>
         </w:rPr>
         <w:t xml:space="preserve"> and </w:t>
       </w:r>
@@ -1707,12 +2117,16 @@
           <w:rFonts w:ascii="Calibri" w:hAnsi="Calibri" w:cs="Calibri"/>
           <w:b/>
           <w:bCs/>
+          <w:sz w:val="32"/>
+          <w:szCs w:val="32"/>
         </w:rPr>
         <w:t>Dart</w:t>
       </w:r>
       <w:r>
         <w:rPr>
           <w:rFonts w:ascii="Calibri" w:hAnsi="Calibri" w:cs="Calibri"/>
+          <w:sz w:val="32"/>
+          <w:szCs w:val="32"/>
         </w:rPr>
         <w:t>, just uses an interactive interface or wrapper above those CLI commands</w:t>
       </w:r>
@@ -1722,11 +2136,15 @@
         <w:jc w:val="both"/>
         <w:rPr>
           <w:rFonts w:ascii="Calibri" w:hAnsi="Calibri" w:cs="Calibri"/>
-        </w:rPr>
-      </w:pPr>
-      <w:r>
-        <w:rPr>
-          <w:rFonts w:ascii="Calibri" w:hAnsi="Calibri" w:cs="Calibri"/>
+          <w:sz w:val="32"/>
+          <w:szCs w:val="32"/>
+        </w:rPr>
+      </w:pPr>
+      <w:r>
+        <w:rPr>
+          <w:rFonts w:ascii="Calibri" w:hAnsi="Calibri" w:cs="Calibri"/>
+          <w:sz w:val="32"/>
+          <w:szCs w:val="32"/>
         </w:rPr>
         <w:t xml:space="preserve"># Make sure to use and remember </w:t>
       </w:r>
@@ -1735,12 +2153,16 @@
           <w:rFonts w:ascii="Calibri" w:hAnsi="Calibri" w:cs="Calibri"/>
           <w:b/>
           <w:bCs/>
+          <w:sz w:val="32"/>
+          <w:szCs w:val="32"/>
         </w:rPr>
         <w:t>Flutter</w:t>
       </w:r>
       <w:r>
         <w:rPr>
           <w:rFonts w:ascii="Calibri" w:hAnsi="Calibri" w:cs="Calibri"/>
+          <w:sz w:val="32"/>
+          <w:szCs w:val="32"/>
         </w:rPr>
         <w:t xml:space="preserve"> and </w:t>
       </w:r>
@@ -1749,18 +2171,24 @@
           <w:rFonts w:ascii="Calibri" w:hAnsi="Calibri" w:cs="Calibri"/>
           <w:b/>
           <w:bCs/>
+          <w:sz w:val="32"/>
+          <w:szCs w:val="32"/>
         </w:rPr>
         <w:t xml:space="preserve">Dart </w:t>
       </w:r>
       <w:r>
         <w:rPr>
           <w:rFonts w:ascii="Calibri" w:hAnsi="Calibri" w:cs="Calibri"/>
+          <w:sz w:val="32"/>
+          <w:szCs w:val="32"/>
         </w:rPr>
         <w:t>CLI’s. For more info see</w:t>
       </w:r>
       <w:r>
         <w:rPr>
           <w:rFonts w:ascii="Calibri" w:hAnsi="Calibri" w:cs="Calibri"/>
+          <w:sz w:val="32"/>
+          <w:szCs w:val="32"/>
         </w:rPr>
         <w:t xml:space="preserve"> f17 flutter cli and common issues doc</w:t>
       </w:r>
@@ -1770,6 +2198,8 @@
         <w:jc w:val="both"/>
         <w:rPr>
           <w:rFonts w:ascii="Calibri" w:hAnsi="Calibri" w:cs="Calibri"/>
+          <w:sz w:val="32"/>
+          <w:szCs w:val="32"/>
         </w:rPr>
       </w:pPr>
     </w:p>
@@ -1778,11 +2208,15 @@
         <w:jc w:val="center"/>
         <w:rPr>
           <w:rFonts w:ascii="Calibri" w:hAnsi="Calibri" w:cs="Calibri"/>
-        </w:rPr>
-      </w:pPr>
-      <w:r>
-        <w:rPr>
-          <w:rFonts w:ascii="Calibri" w:hAnsi="Calibri" w:cs="Calibri"/>
+          <w:sz w:val="32"/>
+          <w:szCs w:val="32"/>
+        </w:rPr>
+      </w:pPr>
+      <w:r>
+        <w:rPr>
+          <w:rFonts w:ascii="Calibri" w:hAnsi="Calibri" w:cs="Calibri"/>
+          <w:sz w:val="32"/>
+          <w:szCs w:val="32"/>
         </w:rPr>
         <w:t>Break</w:t>
       </w:r>
@@ -1792,23 +2226,29 @@
         <w:jc w:val="both"/>
         <w:rPr>
           <w:rFonts w:ascii="Calibri" w:hAnsi="Calibri" w:cs="Calibri"/>
-        </w:rPr>
-      </w:pPr>
-    </w:p>
-    <w:p>
-      <w:pPr>
-        <w:jc w:val="both"/>
-        <w:rPr>
-          <w:rFonts w:ascii="Calibri" w:hAnsi="Calibri" w:cs="Calibri"/>
-          <w:b/>
-          <w:bCs/>
-        </w:rPr>
-      </w:pPr>
-      <w:r>
-        <w:rPr>
-          <w:rFonts w:ascii="Calibri" w:hAnsi="Calibri" w:cs="Calibri"/>
-          <w:b/>
-          <w:bCs/>
+          <w:sz w:val="32"/>
+          <w:szCs w:val="32"/>
+        </w:rPr>
+      </w:pPr>
+    </w:p>
+    <w:p>
+      <w:pPr>
+        <w:jc w:val="both"/>
+        <w:rPr>
+          <w:rFonts w:ascii="Calibri" w:hAnsi="Calibri" w:cs="Calibri"/>
+          <w:b/>
+          <w:bCs/>
+          <w:sz w:val="32"/>
+          <w:szCs w:val="32"/>
+        </w:rPr>
+      </w:pPr>
+      <w:r>
+        <w:rPr>
+          <w:rFonts w:ascii="Calibri" w:hAnsi="Calibri" w:cs="Calibri"/>
+          <w:b/>
+          <w:bCs/>
+          <w:sz w:val="32"/>
+          <w:szCs w:val="32"/>
         </w:rPr>
         <w:t>Project Level Settings in VS Code:</w:t>
       </w:r>
@@ -1818,11 +2258,15 @@
         <w:jc w:val="both"/>
         <w:rPr>
           <w:rFonts w:ascii="Calibri" w:hAnsi="Calibri" w:cs="Calibri"/>
-        </w:rPr>
-      </w:pPr>
-      <w:r>
-        <w:rPr>
-          <w:rFonts w:ascii="Calibri" w:hAnsi="Calibri" w:cs="Calibri"/>
+          <w:sz w:val="32"/>
+          <w:szCs w:val="32"/>
+        </w:rPr>
+      </w:pPr>
+      <w:r>
+        <w:rPr>
+          <w:rFonts w:ascii="Calibri" w:hAnsi="Calibri" w:cs="Calibri"/>
+          <w:sz w:val="32"/>
+          <w:szCs w:val="32"/>
         </w:rPr>
         <w:t xml:space="preserve"># If we add a </w:t>
       </w:r>
@@ -1831,40 +2275,112 @@
           <w:rFonts w:ascii="Calibri" w:hAnsi="Calibri" w:cs="Calibri"/>
           <w:b/>
           <w:bCs/>
-        </w:rPr>
-        <w:t>.vscode</w:t>
-      </w:r>
-      <w:r>
-        <w:rPr>
-          <w:rFonts w:ascii="Calibri" w:hAnsi="Calibri" w:cs="Calibri"/>
+          <w:sz w:val="32"/>
+          <w:szCs w:val="32"/>
+        </w:rPr>
+        <w:t>.</w:t>
+      </w:r>
+      <w:proofErr w:type="spellStart"/>
+      <w:r>
+        <w:rPr>
+          <w:rFonts w:ascii="Calibri" w:hAnsi="Calibri" w:cs="Calibri"/>
+          <w:b/>
+          <w:bCs/>
+          <w:sz w:val="32"/>
+          <w:szCs w:val="32"/>
+        </w:rPr>
+        <w:t>vscode</w:t>
+      </w:r>
+      <w:proofErr w:type="spellEnd"/>
+      <w:r>
+        <w:rPr>
+          <w:rFonts w:ascii="Calibri" w:hAnsi="Calibri" w:cs="Calibri"/>
+          <w:sz w:val="32"/>
+          <w:szCs w:val="32"/>
         </w:rPr>
         <w:t xml:space="preserve"> directory inside our (like </w:t>
       </w:r>
-      <w:r>
-        <w:rPr>
-          <w:rFonts w:ascii="Calibri" w:hAnsi="Calibri" w:cs="Calibri"/>
-          <w:b/>
-          <w:bCs/>
-        </w:rPr>
-        <w:t>project_root/.vscode/settings.json</w:t>
-      </w:r>
-      <w:r>
-        <w:rPr>
-          <w:rFonts w:ascii="Calibri" w:hAnsi="Calibri" w:cs="Calibri"/>
+      <w:proofErr w:type="spellStart"/>
+      <w:r>
+        <w:rPr>
+          <w:rFonts w:ascii="Calibri" w:hAnsi="Calibri" w:cs="Calibri"/>
+          <w:b/>
+          <w:bCs/>
+          <w:sz w:val="32"/>
+          <w:szCs w:val="32"/>
+        </w:rPr>
+        <w:t>project_root</w:t>
+      </w:r>
+      <w:proofErr w:type="spellEnd"/>
+      <w:r>
+        <w:rPr>
+          <w:rFonts w:ascii="Calibri" w:hAnsi="Calibri" w:cs="Calibri"/>
+          <w:b/>
+          <w:bCs/>
+          <w:sz w:val="32"/>
+          <w:szCs w:val="32"/>
+        </w:rPr>
+        <w:t>/.</w:t>
+      </w:r>
+      <w:proofErr w:type="spellStart"/>
+      <w:r>
+        <w:rPr>
+          <w:rFonts w:ascii="Calibri" w:hAnsi="Calibri" w:cs="Calibri"/>
+          <w:b/>
+          <w:bCs/>
+          <w:sz w:val="32"/>
+          <w:szCs w:val="32"/>
+        </w:rPr>
+        <w:t>vscode</w:t>
+      </w:r>
+      <w:proofErr w:type="spellEnd"/>
+      <w:r>
+        <w:rPr>
+          <w:rFonts w:ascii="Calibri" w:hAnsi="Calibri" w:cs="Calibri"/>
+          <w:b/>
+          <w:bCs/>
+          <w:sz w:val="32"/>
+          <w:szCs w:val="32"/>
+        </w:rPr>
+        <w:t>/</w:t>
+      </w:r>
+      <w:proofErr w:type="spellStart"/>
+      <w:r>
+        <w:rPr>
+          <w:rFonts w:ascii="Calibri" w:hAnsi="Calibri" w:cs="Calibri"/>
+          <w:b/>
+          <w:bCs/>
+          <w:sz w:val="32"/>
+          <w:szCs w:val="32"/>
+        </w:rPr>
+        <w:t>settings.json</w:t>
+      </w:r>
+      <w:proofErr w:type="spellEnd"/>
+      <w:r>
+        <w:rPr>
+          <w:rFonts w:ascii="Calibri" w:hAnsi="Calibri" w:cs="Calibri"/>
+          <w:sz w:val="32"/>
+          <w:szCs w:val="32"/>
         </w:rPr>
         <w:t xml:space="preserve">) and it has </w:t>
       </w:r>
-      <w:r>
-        <w:rPr>
-          <w:rFonts w:ascii="Calibri" w:hAnsi="Calibri" w:cs="Calibri"/>
-          <w:b/>
-          <w:bCs/>
+      <w:proofErr w:type="spellStart"/>
+      <w:r>
+        <w:rPr>
+          <w:rFonts w:ascii="Calibri" w:hAnsi="Calibri" w:cs="Calibri"/>
+          <w:b/>
+          <w:bCs/>
+          <w:sz w:val="32"/>
+          <w:szCs w:val="32"/>
         </w:rPr>
         <w:t>settings.json</w:t>
       </w:r>
-      <w:r>
-        <w:rPr>
-          <w:rFonts w:ascii="Calibri" w:hAnsi="Calibri" w:cs="Calibri"/>
+      <w:proofErr w:type="spellEnd"/>
+      <w:r>
+        <w:rPr>
+          <w:rFonts w:ascii="Calibri" w:hAnsi="Calibri" w:cs="Calibri"/>
+          <w:sz w:val="32"/>
+          <w:szCs w:val="32"/>
         </w:rPr>
         <w:t xml:space="preserve"> file which specifies the VS code settings for that specific project</w:t>
       </w:r>
@@ -1876,30 +2392,42 @@
           <w:rFonts w:ascii="Calibri" w:hAnsi="Calibri" w:cs="Calibri"/>
           <w:b/>
           <w:bCs/>
-          <w:sz w:val="20"/>
-          <w:szCs w:val="20"/>
-        </w:rPr>
-      </w:pPr>
-      <w:r>
-        <w:rPr>
-          <w:rFonts w:ascii="Calibri" w:hAnsi="Calibri" w:cs="Calibri"/>
-          <w:b/>
-          <w:bCs/>
-          <w:sz w:val="20"/>
-          <w:szCs w:val="20"/>
-        </w:rPr>
-        <w:t>my_flutter_app/</w:t>
-      </w:r>
-    </w:p>
-    <w:p>
-      <w:pPr>
-        <w:jc w:val="both"/>
-        <w:rPr>
-          <w:rFonts w:ascii="Calibri" w:hAnsi="Calibri" w:cs="Calibri"/>
-          <w:b/>
-          <w:bCs/>
-          <w:sz w:val="20"/>
-          <w:szCs w:val="20"/>
+          <w:sz w:val="28"/>
+          <w:szCs w:val="28"/>
+        </w:rPr>
+      </w:pPr>
+      <w:proofErr w:type="spellStart"/>
+      <w:r>
+        <w:rPr>
+          <w:rFonts w:ascii="Calibri" w:hAnsi="Calibri" w:cs="Calibri"/>
+          <w:b/>
+          <w:bCs/>
+          <w:sz w:val="28"/>
+          <w:szCs w:val="28"/>
+        </w:rPr>
+        <w:t>my_flutter_app</w:t>
+      </w:r>
+      <w:proofErr w:type="spellEnd"/>
+      <w:r>
+        <w:rPr>
+          <w:rFonts w:ascii="Calibri" w:hAnsi="Calibri" w:cs="Calibri"/>
+          <w:b/>
+          <w:bCs/>
+          <w:sz w:val="28"/>
+          <w:szCs w:val="28"/>
+        </w:rPr>
+        <w:t>/</w:t>
+      </w:r>
+    </w:p>
+    <w:p>
+      <w:pPr>
+        <w:jc w:val="both"/>
+        <w:rPr>
+          <w:rFonts w:ascii="Calibri" w:hAnsi="Calibri" w:cs="Calibri"/>
+          <w:b/>
+          <w:bCs/>
+          <w:sz w:val="28"/>
+          <w:szCs w:val="28"/>
         </w:rPr>
       </w:pPr>
       <w:r>
@@ -1907,8 +2435,8 @@
           <w:rFonts w:ascii="Arial" w:hAnsi="Arial" w:cs="Arial"/>
           <w:b/>
           <w:bCs/>
-          <w:sz w:val="20"/>
-          <w:szCs w:val="20"/>
+          <w:sz w:val="28"/>
+          <w:szCs w:val="28"/>
         </w:rPr>
         <w:t>├</w:t>
       </w:r>
@@ -1917,8 +2445,8 @@
           <w:rFonts w:ascii="Calibri" w:hAnsi="Calibri" w:cs="Calibri"/>
           <w:b/>
           <w:bCs/>
-          <w:sz w:val="20"/>
-          <w:szCs w:val="20"/>
+          <w:sz w:val="28"/>
+          <w:szCs w:val="28"/>
         </w:rPr>
         <w:t>── lib/</w:t>
       </w:r>
@@ -1930,8 +2458,8 @@
           <w:rFonts w:ascii="Calibri" w:hAnsi="Calibri" w:cs="Calibri"/>
           <w:b/>
           <w:bCs/>
-          <w:sz w:val="20"/>
-          <w:szCs w:val="20"/>
+          <w:sz w:val="28"/>
+          <w:szCs w:val="28"/>
         </w:rPr>
       </w:pPr>
       <w:r>
@@ -1939,8 +2467,8 @@
           <w:rFonts w:ascii="Arial" w:hAnsi="Arial" w:cs="Arial"/>
           <w:b/>
           <w:bCs/>
-          <w:sz w:val="20"/>
-          <w:szCs w:val="20"/>
+          <w:sz w:val="28"/>
+          <w:szCs w:val="28"/>
         </w:rPr>
         <w:t>├</w:t>
       </w:r>
@@ -1949,8 +2477,8 @@
           <w:rFonts w:ascii="Calibri" w:hAnsi="Calibri" w:cs="Calibri"/>
           <w:b/>
           <w:bCs/>
-          <w:sz w:val="20"/>
-          <w:szCs w:val="20"/>
+          <w:sz w:val="28"/>
+          <w:szCs w:val="28"/>
         </w:rPr>
         <w:t>── android/</w:t>
       </w:r>
@@ -1962,8 +2490,8 @@
           <w:rFonts w:ascii="Calibri" w:hAnsi="Calibri" w:cs="Calibri"/>
           <w:b/>
           <w:bCs/>
-          <w:sz w:val="20"/>
-          <w:szCs w:val="20"/>
+          <w:sz w:val="28"/>
+          <w:szCs w:val="28"/>
         </w:rPr>
       </w:pPr>
       <w:r>
@@ -1971,8 +2499,8 @@
           <w:rFonts w:ascii="Arial" w:hAnsi="Arial" w:cs="Arial"/>
           <w:b/>
           <w:bCs/>
-          <w:sz w:val="20"/>
-          <w:szCs w:val="20"/>
+          <w:sz w:val="28"/>
+          <w:szCs w:val="28"/>
         </w:rPr>
         <w:t>├</w:t>
       </w:r>
@@ -1981,66 +2509,116 @@
           <w:rFonts w:ascii="Calibri" w:hAnsi="Calibri" w:cs="Calibri"/>
           <w:b/>
           <w:bCs/>
-          <w:sz w:val="20"/>
-          <w:szCs w:val="20"/>
-        </w:rPr>
-        <w:t>── pubspec.yaml</w:t>
-      </w:r>
-    </w:p>
-    <w:p>
-      <w:pPr>
-        <w:jc w:val="both"/>
-        <w:rPr>
-          <w:rFonts w:ascii="Calibri" w:hAnsi="Calibri" w:cs="Calibri"/>
-          <w:b/>
-          <w:bCs/>
-          <w:sz w:val="20"/>
-          <w:szCs w:val="20"/>
-        </w:rPr>
-      </w:pPr>
-      <w:r>
-        <w:rPr>
-          <w:rFonts w:ascii="Calibri" w:hAnsi="Calibri" w:cs="Calibri"/>
-          <w:b/>
-          <w:bCs/>
-          <w:sz w:val="20"/>
-          <w:szCs w:val="20"/>
-        </w:rPr>
-        <w:t>└── .vscode/</w:t>
-      </w:r>
-    </w:p>
-    <w:p>
-      <w:pPr>
-        <w:jc w:val="both"/>
-        <w:rPr>
-          <w:rFonts w:ascii="Calibri" w:hAnsi="Calibri" w:cs="Calibri"/>
-          <w:b/>
-          <w:bCs/>
-          <w:sz w:val="20"/>
-          <w:szCs w:val="20"/>
-        </w:rPr>
-      </w:pPr>
-      <w:r>
-        <w:rPr>
-          <w:rFonts w:ascii="Calibri" w:hAnsi="Calibri" w:cs="Calibri"/>
-          <w:b/>
-          <w:bCs/>
-          <w:sz w:val="20"/>
-          <w:szCs w:val="20"/>
-        </w:rPr>
-        <w:t xml:space="preserve">    └── settings.json</w:t>
-      </w:r>
-    </w:p>
-    <w:p>
-      <w:pPr>
-        <w:jc w:val="both"/>
-        <w:rPr>
-          <w:rFonts w:ascii="Calibri" w:hAnsi="Calibri" w:cs="Calibri"/>
-        </w:rPr>
-      </w:pPr>
-      <w:r>
-        <w:rPr>
-          <w:rFonts w:ascii="Calibri" w:hAnsi="Calibri" w:cs="Calibri"/>
+          <w:sz w:val="28"/>
+          <w:szCs w:val="28"/>
+        </w:rPr>
+        <w:t xml:space="preserve">── </w:t>
+      </w:r>
+      <w:proofErr w:type="spellStart"/>
+      <w:r>
+        <w:rPr>
+          <w:rFonts w:ascii="Calibri" w:hAnsi="Calibri" w:cs="Calibri"/>
+          <w:b/>
+          <w:bCs/>
+          <w:sz w:val="28"/>
+          <w:szCs w:val="28"/>
+        </w:rPr>
+        <w:t>pubspec.yaml</w:t>
+      </w:r>
+      <w:proofErr w:type="spellEnd"/>
+    </w:p>
+    <w:p>
+      <w:pPr>
+        <w:jc w:val="both"/>
+        <w:rPr>
+          <w:rFonts w:ascii="Calibri" w:hAnsi="Calibri" w:cs="Calibri"/>
+          <w:b/>
+          <w:bCs/>
+          <w:sz w:val="28"/>
+          <w:szCs w:val="28"/>
+        </w:rPr>
+      </w:pPr>
+      <w:r>
+        <w:rPr>
+          <w:rFonts w:ascii="Calibri" w:hAnsi="Calibri" w:cs="Calibri"/>
+          <w:b/>
+          <w:bCs/>
+          <w:sz w:val="28"/>
+          <w:szCs w:val="28"/>
+        </w:rPr>
+        <w:t>└── .</w:t>
+      </w:r>
+      <w:proofErr w:type="spellStart"/>
+      <w:r>
+        <w:rPr>
+          <w:rFonts w:ascii="Calibri" w:hAnsi="Calibri" w:cs="Calibri"/>
+          <w:b/>
+          <w:bCs/>
+          <w:sz w:val="28"/>
+          <w:szCs w:val="28"/>
+        </w:rPr>
+        <w:t>vscode</w:t>
+      </w:r>
+      <w:proofErr w:type="spellEnd"/>
+      <w:r>
+        <w:rPr>
+          <w:rFonts w:ascii="Calibri" w:hAnsi="Calibri" w:cs="Calibri"/>
+          <w:b/>
+          <w:bCs/>
+          <w:sz w:val="28"/>
+          <w:szCs w:val="28"/>
+        </w:rPr>
+        <w:t>/</w:t>
+      </w:r>
+    </w:p>
+    <w:p>
+      <w:pPr>
+        <w:jc w:val="both"/>
+        <w:rPr>
+          <w:rFonts w:ascii="Calibri" w:hAnsi="Calibri" w:cs="Calibri"/>
+          <w:b/>
+          <w:bCs/>
+          <w:sz w:val="28"/>
+          <w:szCs w:val="28"/>
+        </w:rPr>
+      </w:pPr>
+      <w:r>
+        <w:rPr>
+          <w:rFonts w:ascii="Calibri" w:hAnsi="Calibri" w:cs="Calibri"/>
+          <w:b/>
+          <w:bCs/>
+          <w:sz w:val="28"/>
+          <w:szCs w:val="28"/>
+        </w:rPr>
+        <w:t xml:space="preserve">    └── </w:t>
+      </w:r>
+      <w:proofErr w:type="spellStart"/>
+      <w:r>
+        <w:rPr>
+          <w:rFonts w:ascii="Calibri" w:hAnsi="Calibri" w:cs="Calibri"/>
+          <w:b/>
+          <w:bCs/>
+          <w:sz w:val="28"/>
+          <w:szCs w:val="28"/>
+        </w:rPr>
+        <w:t>settings.json</w:t>
+      </w:r>
+      <w:proofErr w:type="spellEnd"/>
+    </w:p>
+    <w:p>
+      <w:pPr>
+        <w:jc w:val="both"/>
+        <w:rPr>
+          <w:rFonts w:ascii="Calibri" w:hAnsi="Calibri" w:cs="Calibri"/>
+          <w:sz w:val="32"/>
+          <w:szCs w:val="32"/>
+        </w:rPr>
+      </w:pPr>
+      <w:r>
+        <w:rPr>
+          <w:rFonts w:ascii="Calibri" w:hAnsi="Calibri" w:cs="Calibri"/>
+          <w:sz w:val="32"/>
+          <w:szCs w:val="32"/>
         </w:rPr>
         <w:t># Like:</w:t>
       </w:r>
@@ -2052,17 +2630,17 @@
           <w:rFonts w:ascii="Calibri" w:hAnsi="Calibri" w:cs="Calibri"/>
           <w:b/>
           <w:bCs/>
-          <w:sz w:val="20"/>
-          <w:szCs w:val="20"/>
-        </w:rPr>
-      </w:pPr>
-      <w:r>
-        <w:rPr>
-          <w:rFonts w:ascii="Calibri" w:hAnsi="Calibri" w:cs="Calibri"/>
-          <w:b/>
-          <w:bCs/>
-          <w:sz w:val="20"/>
-          <w:szCs w:val="20"/>
+          <w:sz w:val="28"/>
+          <w:szCs w:val="28"/>
+        </w:rPr>
+      </w:pPr>
+      <w:r>
+        <w:rPr>
+          <w:rFonts w:ascii="Calibri" w:hAnsi="Calibri" w:cs="Calibri"/>
+          <w:b/>
+          <w:bCs/>
+          <w:sz w:val="28"/>
+          <w:szCs w:val="28"/>
         </w:rPr>
         <w:t>{</w:t>
       </w:r>
@@ -2074,83 +2652,149 @@
           <w:rFonts w:ascii="Calibri" w:hAnsi="Calibri" w:cs="Calibri"/>
           <w:b/>
           <w:bCs/>
-          <w:sz w:val="20"/>
-          <w:szCs w:val="20"/>
-        </w:rPr>
-      </w:pPr>
-      <w:r>
-        <w:rPr>
-          <w:rFonts w:ascii="Calibri" w:hAnsi="Calibri" w:cs="Calibri"/>
-          <w:b/>
-          <w:bCs/>
-          <w:sz w:val="20"/>
-          <w:szCs w:val="20"/>
-        </w:rPr>
-        <w:t xml:space="preserve">  "editor.fontSize": 16,</w:t>
-      </w:r>
-    </w:p>
-    <w:p>
-      <w:pPr>
-        <w:jc w:val="both"/>
-        <w:rPr>
-          <w:rFonts w:ascii="Calibri" w:hAnsi="Calibri" w:cs="Calibri"/>
-          <w:b/>
-          <w:bCs/>
-          <w:sz w:val="20"/>
-          <w:szCs w:val="20"/>
-        </w:rPr>
-      </w:pPr>
-      <w:r>
-        <w:rPr>
-          <w:rFonts w:ascii="Calibri" w:hAnsi="Calibri" w:cs="Calibri"/>
-          <w:b/>
-          <w:bCs/>
-          <w:sz w:val="20"/>
-          <w:szCs w:val="20"/>
-        </w:rPr>
-        <w:t xml:space="preserve">  "cSpell.words": [</w:t>
-      </w:r>
-    </w:p>
-    <w:p>
-      <w:pPr>
-        <w:jc w:val="both"/>
-        <w:rPr>
-          <w:rFonts w:ascii="Calibri" w:hAnsi="Calibri" w:cs="Calibri"/>
-          <w:b/>
-          <w:bCs/>
-          <w:sz w:val="20"/>
-          <w:szCs w:val="20"/>
-        </w:rPr>
-      </w:pPr>
-      <w:r>
-        <w:rPr>
-          <w:rFonts w:ascii="Calibri" w:hAnsi="Calibri" w:cs="Calibri"/>
-          <w:b/>
-          <w:bCs/>
-          <w:sz w:val="20"/>
-          <w:szCs w:val="20"/>
-        </w:rPr>
-        <w:t xml:space="preserve">        "playfair"</w:t>
-      </w:r>
-    </w:p>
-    <w:p>
-      <w:pPr>
-        <w:jc w:val="both"/>
-        <w:rPr>
-          <w:rFonts w:ascii="Calibri" w:hAnsi="Calibri" w:cs="Calibri"/>
-          <w:b/>
-          <w:bCs/>
-          <w:sz w:val="20"/>
-          <w:szCs w:val="20"/>
-        </w:rPr>
-      </w:pPr>
-      <w:r>
-        <w:rPr>
-          <w:rFonts w:ascii="Calibri" w:hAnsi="Calibri" w:cs="Calibri"/>
-          <w:b/>
-          <w:bCs/>
-          <w:sz w:val="20"/>
-          <w:szCs w:val="20"/>
+          <w:sz w:val="28"/>
+          <w:szCs w:val="28"/>
+        </w:rPr>
+      </w:pPr>
+      <w:r>
+        <w:rPr>
+          <w:rFonts w:ascii="Calibri" w:hAnsi="Calibri" w:cs="Calibri"/>
+          <w:b/>
+          <w:bCs/>
+          <w:sz w:val="28"/>
+          <w:szCs w:val="28"/>
+        </w:rPr>
+        <w:t xml:space="preserve">  "</w:t>
+      </w:r>
+      <w:proofErr w:type="spellStart"/>
+      <w:r>
+        <w:rPr>
+          <w:rFonts w:ascii="Calibri" w:hAnsi="Calibri" w:cs="Calibri"/>
+          <w:b/>
+          <w:bCs/>
+          <w:sz w:val="28"/>
+          <w:szCs w:val="28"/>
+        </w:rPr>
+        <w:t>editor.fontSize</w:t>
+      </w:r>
+      <w:proofErr w:type="spellEnd"/>
+      <w:r>
+        <w:rPr>
+          <w:rFonts w:ascii="Calibri" w:hAnsi="Calibri" w:cs="Calibri"/>
+          <w:b/>
+          <w:bCs/>
+          <w:sz w:val="28"/>
+          <w:szCs w:val="28"/>
+        </w:rPr>
+        <w:t>": 16,</w:t>
+      </w:r>
+    </w:p>
+    <w:p>
+      <w:pPr>
+        <w:jc w:val="both"/>
+        <w:rPr>
+          <w:rFonts w:ascii="Calibri" w:hAnsi="Calibri" w:cs="Calibri"/>
+          <w:b/>
+          <w:bCs/>
+          <w:sz w:val="28"/>
+          <w:szCs w:val="28"/>
+        </w:rPr>
+      </w:pPr>
+      <w:r>
+        <w:rPr>
+          <w:rFonts w:ascii="Calibri" w:hAnsi="Calibri" w:cs="Calibri"/>
+          <w:b/>
+          <w:bCs/>
+          <w:sz w:val="28"/>
+          <w:szCs w:val="28"/>
+        </w:rPr>
+        <w:t xml:space="preserve">  "</w:t>
+      </w:r>
+      <w:proofErr w:type="spellStart"/>
+      <w:r>
+        <w:rPr>
+          <w:rFonts w:ascii="Calibri" w:hAnsi="Calibri" w:cs="Calibri"/>
+          <w:b/>
+          <w:bCs/>
+          <w:sz w:val="28"/>
+          <w:szCs w:val="28"/>
+        </w:rPr>
+        <w:t>cSpell.words</w:t>
+      </w:r>
+      <w:proofErr w:type="spellEnd"/>
+      <w:r>
+        <w:rPr>
+          <w:rFonts w:ascii="Calibri" w:hAnsi="Calibri" w:cs="Calibri"/>
+          <w:b/>
+          <w:bCs/>
+          <w:sz w:val="28"/>
+          <w:szCs w:val="28"/>
+        </w:rPr>
+        <w:t>": [</w:t>
+      </w:r>
+    </w:p>
+    <w:p>
+      <w:pPr>
+        <w:jc w:val="both"/>
+        <w:rPr>
+          <w:rFonts w:ascii="Calibri" w:hAnsi="Calibri" w:cs="Calibri"/>
+          <w:b/>
+          <w:bCs/>
+          <w:sz w:val="28"/>
+          <w:szCs w:val="28"/>
+        </w:rPr>
+      </w:pPr>
+      <w:r>
+        <w:rPr>
+          <w:rFonts w:ascii="Calibri" w:hAnsi="Calibri" w:cs="Calibri"/>
+          <w:b/>
+          <w:bCs/>
+          <w:sz w:val="28"/>
+          <w:szCs w:val="28"/>
+        </w:rPr>
+        <w:t xml:space="preserve">        "</w:t>
+      </w:r>
+      <w:proofErr w:type="spellStart"/>
+      <w:r>
+        <w:rPr>
+          <w:rFonts w:ascii="Calibri" w:hAnsi="Calibri" w:cs="Calibri"/>
+          <w:b/>
+          <w:bCs/>
+          <w:sz w:val="28"/>
+          <w:szCs w:val="28"/>
+        </w:rPr>
+        <w:t>playfair</w:t>
+      </w:r>
+      <w:proofErr w:type="spellEnd"/>
+      <w:r>
+        <w:rPr>
+          <w:rFonts w:ascii="Calibri" w:hAnsi="Calibri" w:cs="Calibri"/>
+          <w:b/>
+          <w:bCs/>
+          <w:sz w:val="28"/>
+          <w:szCs w:val="28"/>
+        </w:rPr>
+        <w:t>"</w:t>
+      </w:r>
+    </w:p>
+    <w:p>
+      <w:pPr>
+        <w:jc w:val="both"/>
+        <w:rPr>
+          <w:rFonts w:ascii="Calibri" w:hAnsi="Calibri" w:cs="Calibri"/>
+          <w:b/>
+          <w:bCs/>
+          <w:sz w:val="28"/>
+          <w:szCs w:val="28"/>
+        </w:rPr>
+      </w:pPr>
+      <w:r>
+        <w:rPr>
+          <w:rFonts w:ascii="Calibri" w:hAnsi="Calibri" w:cs="Calibri"/>
+          <w:b/>
+          <w:bCs/>
+          <w:sz w:val="28"/>
+          <w:szCs w:val="28"/>
         </w:rPr>
         <w:t xml:space="preserve">  ],</w:t>
       </w:r>
@@ -2162,176 +2806,260 @@
           <w:rFonts w:ascii="Calibri" w:hAnsi="Calibri" w:cs="Calibri"/>
           <w:b/>
           <w:bCs/>
-          <w:sz w:val="20"/>
-          <w:szCs w:val="20"/>
-        </w:rPr>
-      </w:pPr>
-      <w:r>
-        <w:rPr>
-          <w:rFonts w:ascii="Calibri" w:hAnsi="Calibri" w:cs="Calibri"/>
-          <w:b/>
-          <w:bCs/>
-          <w:sz w:val="20"/>
-          <w:szCs w:val="20"/>
-        </w:rPr>
-        <w:t xml:space="preserve">  "java.configuration.updateBuildConfiguration": "interactive",</w:t>
-      </w:r>
-    </w:p>
-    <w:p>
-      <w:pPr>
-        <w:jc w:val="both"/>
-        <w:rPr>
-          <w:rFonts w:ascii="Calibri" w:hAnsi="Calibri" w:cs="Calibri"/>
-          <w:b/>
-          <w:bCs/>
-          <w:sz w:val="20"/>
-          <w:szCs w:val="20"/>
-        </w:rPr>
-      </w:pPr>
-      <w:r>
-        <w:rPr>
-          <w:rFonts w:ascii="Calibri" w:hAnsi="Calibri" w:cs="Calibri"/>
-          <w:b/>
-          <w:bCs/>
-          <w:sz w:val="20"/>
-          <w:szCs w:val="20"/>
-        </w:rPr>
-        <w:t xml:space="preserve">  "dart.previewFlutterUiGuides": true,</w:t>
-      </w:r>
-    </w:p>
-    <w:p>
-      <w:pPr>
-        <w:jc w:val="both"/>
-        <w:rPr>
-          <w:rFonts w:ascii="Calibri" w:hAnsi="Calibri" w:cs="Calibri"/>
-          <w:b/>
-          <w:bCs/>
-          <w:sz w:val="20"/>
-          <w:szCs w:val="20"/>
-        </w:rPr>
-      </w:pPr>
-      <w:r>
-        <w:rPr>
-          <w:rFonts w:ascii="Calibri" w:hAnsi="Calibri" w:cs="Calibri"/>
-          <w:b/>
-          <w:bCs/>
-          <w:sz w:val="20"/>
-          <w:szCs w:val="20"/>
+          <w:sz w:val="28"/>
+          <w:szCs w:val="28"/>
+        </w:rPr>
+      </w:pPr>
+      <w:r>
+        <w:rPr>
+          <w:rFonts w:ascii="Calibri" w:hAnsi="Calibri" w:cs="Calibri"/>
+          <w:b/>
+          <w:bCs/>
+          <w:sz w:val="28"/>
+          <w:szCs w:val="28"/>
+        </w:rPr>
+        <w:t xml:space="preserve">  "</w:t>
+      </w:r>
+      <w:proofErr w:type="spellStart"/>
+      <w:r>
+        <w:rPr>
+          <w:rFonts w:ascii="Calibri" w:hAnsi="Calibri" w:cs="Calibri"/>
+          <w:b/>
+          <w:bCs/>
+          <w:sz w:val="28"/>
+          <w:szCs w:val="28"/>
+        </w:rPr>
+        <w:t>java.configuration.updateBuildConfiguration</w:t>
+      </w:r>
+      <w:proofErr w:type="spellEnd"/>
+      <w:r>
+        <w:rPr>
+          <w:rFonts w:ascii="Calibri" w:hAnsi="Calibri" w:cs="Calibri"/>
+          <w:b/>
+          <w:bCs/>
+          <w:sz w:val="28"/>
+          <w:szCs w:val="28"/>
+        </w:rPr>
+        <w:t>": "interactive",</w:t>
+      </w:r>
+    </w:p>
+    <w:p>
+      <w:pPr>
+        <w:jc w:val="both"/>
+        <w:rPr>
+          <w:rFonts w:ascii="Calibri" w:hAnsi="Calibri" w:cs="Calibri"/>
+          <w:b/>
+          <w:bCs/>
+          <w:sz w:val="28"/>
+          <w:szCs w:val="28"/>
+        </w:rPr>
+      </w:pPr>
+      <w:r>
+        <w:rPr>
+          <w:rFonts w:ascii="Calibri" w:hAnsi="Calibri" w:cs="Calibri"/>
+          <w:b/>
+          <w:bCs/>
+          <w:sz w:val="28"/>
+          <w:szCs w:val="28"/>
+        </w:rPr>
+        <w:t xml:space="preserve">  "</w:t>
+      </w:r>
+      <w:proofErr w:type="spellStart"/>
+      <w:r>
+        <w:rPr>
+          <w:rFonts w:ascii="Calibri" w:hAnsi="Calibri" w:cs="Calibri"/>
+          <w:b/>
+          <w:bCs/>
+          <w:sz w:val="28"/>
+          <w:szCs w:val="28"/>
+        </w:rPr>
+        <w:t>dart.previewFlutterUiGuides</w:t>
+      </w:r>
+      <w:proofErr w:type="spellEnd"/>
+      <w:r>
+        <w:rPr>
+          <w:rFonts w:ascii="Calibri" w:hAnsi="Calibri" w:cs="Calibri"/>
+          <w:b/>
+          <w:bCs/>
+          <w:sz w:val="28"/>
+          <w:szCs w:val="28"/>
+        </w:rPr>
+        <w:t>": true,</w:t>
+      </w:r>
+    </w:p>
+    <w:p>
+      <w:pPr>
+        <w:jc w:val="both"/>
+        <w:rPr>
+          <w:rFonts w:ascii="Calibri" w:hAnsi="Calibri" w:cs="Calibri"/>
+          <w:b/>
+          <w:bCs/>
+          <w:sz w:val="28"/>
+          <w:szCs w:val="28"/>
+        </w:rPr>
+      </w:pPr>
+      <w:r>
+        <w:rPr>
+          <w:rFonts w:ascii="Calibri" w:hAnsi="Calibri" w:cs="Calibri"/>
+          <w:b/>
+          <w:bCs/>
+          <w:sz w:val="28"/>
+          <w:szCs w:val="28"/>
+        </w:rPr>
+        <w:t>}</w:t>
+      </w:r>
+    </w:p>
+    <w:p>
+      <w:pPr>
+        <w:jc w:val="both"/>
+        <w:rPr>
+          <w:rFonts w:ascii="Calibri" w:hAnsi="Calibri" w:cs="Calibri"/>
+          <w:sz w:val="32"/>
+          <w:szCs w:val="32"/>
+        </w:rPr>
+      </w:pPr>
+      <w:r>
+        <w:rPr>
+          <w:rFonts w:ascii="Calibri" w:hAnsi="Calibri" w:cs="Calibri"/>
+          <w:sz w:val="32"/>
+          <w:szCs w:val="32"/>
+        </w:rPr>
+        <w:t xml:space="preserve"># </w:t>
+      </w:r>
+      <w:proofErr w:type="spellStart"/>
+      <w:r>
+        <w:rPr>
+          <w:rFonts w:ascii="Calibri" w:hAnsi="Calibri" w:cs="Calibri"/>
+          <w:b/>
+          <w:bCs/>
+          <w:sz w:val="32"/>
+          <w:szCs w:val="32"/>
+        </w:rPr>
+        <w:t>editor.fontSize</w:t>
+      </w:r>
+      <w:proofErr w:type="spellEnd"/>
+      <w:r>
+        <w:rPr>
+          <w:rFonts w:ascii="Calibri" w:hAnsi="Calibri" w:cs="Calibri"/>
+          <w:sz w:val="32"/>
+          <w:szCs w:val="32"/>
+        </w:rPr>
+        <w:t xml:space="preserve"> tells use font size 16 for this project</w:t>
+      </w:r>
+    </w:p>
+    <w:p>
+      <w:pPr>
+        <w:jc w:val="both"/>
+        <w:rPr>
+          <w:rFonts w:ascii="Calibri" w:hAnsi="Calibri" w:cs="Calibri"/>
+          <w:sz w:val="32"/>
+          <w:szCs w:val="32"/>
+        </w:rPr>
+      </w:pPr>
+      <w:r>
+        <w:rPr>
+          <w:rFonts w:ascii="Calibri" w:hAnsi="Calibri" w:cs="Calibri"/>
+          <w:sz w:val="32"/>
+          <w:szCs w:val="32"/>
+        </w:rPr>
+        <w:t xml:space="preserve"># </w:t>
+      </w:r>
+      <w:proofErr w:type="spellStart"/>
+      <w:r>
+        <w:rPr>
+          <w:rFonts w:ascii="Calibri" w:hAnsi="Calibri" w:cs="Calibri"/>
+          <w:b/>
+          <w:bCs/>
+          <w:sz w:val="32"/>
+          <w:szCs w:val="32"/>
+        </w:rPr>
+        <w:t>cSpell.words</w:t>
+      </w:r>
+      <w:proofErr w:type="spellEnd"/>
+      <w:r>
+        <w:rPr>
+          <w:rFonts w:ascii="Calibri" w:hAnsi="Calibri" w:cs="Calibri"/>
+          <w:sz w:val="32"/>
+          <w:szCs w:val="32"/>
+        </w:rPr>
+        <w:t xml:space="preserve"> tells the spell checker not to flag like we know this word. Don’t complain about it (Project level dictionary)</w:t>
+      </w:r>
+    </w:p>
+    <w:p>
+      <w:pPr>
+        <w:jc w:val="both"/>
+        <w:rPr>
+          <w:rFonts w:ascii="Calibri" w:hAnsi="Calibri" w:cs="Calibri"/>
+          <w:sz w:val="32"/>
+          <w:szCs w:val="32"/>
+        </w:rPr>
+      </w:pPr>
+      <w:r>
+        <w:rPr>
+          <w:rFonts w:ascii="Calibri" w:hAnsi="Calibri" w:cs="Calibri"/>
+          <w:sz w:val="32"/>
+          <w:szCs w:val="32"/>
         </w:rPr>
         <w:lastRenderedPageBreak/>
-        <w:t>}</w:t>
-      </w:r>
-    </w:p>
-    <w:p>
-      <w:pPr>
-        <w:jc w:val="both"/>
-        <w:rPr>
-          <w:rFonts w:ascii="Calibri" w:hAnsi="Calibri" w:cs="Calibri"/>
-        </w:rPr>
-      </w:pPr>
-      <w:r>
-        <w:rPr>
-          <w:rFonts w:ascii="Calibri" w:hAnsi="Calibri" w:cs="Calibri"/>
-        </w:rPr>
         <w:t xml:space="preserve"># </w:t>
       </w:r>
-      <w:r>
-        <w:rPr>
-          <w:rFonts w:ascii="Calibri" w:hAnsi="Calibri" w:cs="Calibri"/>
-          <w:b/>
-          <w:bCs/>
-        </w:rPr>
-        <w:t>editor.fontSize</w:t>
-      </w:r>
-      <w:r>
-        <w:rPr>
-          <w:rFonts w:ascii="Calibri" w:hAnsi="Calibri" w:cs="Calibri"/>
-        </w:rPr>
-        <w:t xml:space="preserve"> tells use font size 16 for this project</w:t>
-      </w:r>
-    </w:p>
-    <w:p>
-      <w:pPr>
-        <w:jc w:val="both"/>
-        <w:rPr>
-          <w:rFonts w:ascii="Calibri" w:hAnsi="Calibri" w:cs="Calibri"/>
-        </w:rPr>
-      </w:pPr>
-      <w:r>
-        <w:rPr>
-          <w:rFonts w:ascii="Calibri" w:hAnsi="Calibri" w:cs="Calibri"/>
-        </w:rPr>
-        <w:t xml:space="preserve"># </w:t>
-      </w:r>
-      <w:r>
-        <w:rPr>
-          <w:rFonts w:ascii="Calibri" w:hAnsi="Calibri" w:cs="Calibri"/>
-          <w:b/>
-          <w:bCs/>
-        </w:rPr>
-        <w:t>cSpell.words</w:t>
-      </w:r>
-      <w:r>
-        <w:rPr>
-          <w:rFonts w:ascii="Calibri" w:hAnsi="Calibri" w:cs="Calibri"/>
-        </w:rPr>
-        <w:t xml:space="preserve"> tells the spell checker not to flag like we know this word. Don’t complain about it (Project level dictionary)</w:t>
-      </w:r>
-    </w:p>
-    <w:p>
-      <w:pPr>
-        <w:jc w:val="both"/>
-        <w:rPr>
-          <w:rFonts w:ascii="Calibri" w:hAnsi="Calibri" w:cs="Calibri"/>
-        </w:rPr>
-      </w:pPr>
-      <w:r>
-        <w:rPr>
-          <w:rFonts w:ascii="Calibri" w:hAnsi="Calibri" w:cs="Calibri"/>
-        </w:rPr>
-        <w:t xml:space="preserve"># </w:t>
-      </w:r>
-      <w:r>
-        <w:rPr>
-          <w:rFonts w:ascii="Calibri" w:hAnsi="Calibri" w:cs="Calibri"/>
-          <w:b/>
-          <w:bCs/>
+      <w:proofErr w:type="spellStart"/>
+      <w:r>
+        <w:rPr>
+          <w:rFonts w:ascii="Calibri" w:hAnsi="Calibri" w:cs="Calibri"/>
+          <w:b/>
+          <w:bCs/>
+          <w:sz w:val="32"/>
+          <w:szCs w:val="32"/>
         </w:rPr>
         <w:t>java.configuration.updateBuildConfiguration</w:t>
       </w:r>
-      <w:r>
-        <w:rPr>
-          <w:rFonts w:ascii="Calibri" w:hAnsi="Calibri" w:cs="Calibri"/>
+      <w:proofErr w:type="spellEnd"/>
+      <w:r>
+        <w:rPr>
+          <w:rFonts w:ascii="Calibri" w:hAnsi="Calibri" w:cs="Calibri"/>
+          <w:sz w:val="32"/>
+          <w:szCs w:val="32"/>
         </w:rPr>
         <w:t xml:space="preserve"> </w:t>
       </w:r>
       <w:r>
         <w:rPr>
           <w:rFonts w:ascii="Calibri" w:hAnsi="Calibri" w:cs="Calibri"/>
+          <w:sz w:val="32"/>
+          <w:szCs w:val="32"/>
         </w:rPr>
         <w:t>controls what VS Code does when it detects that our Gradle configuration has changed.</w:t>
       </w:r>
       <w:r>
         <w:rPr>
           <w:rFonts w:ascii="Calibri" w:hAnsi="Calibri" w:cs="Calibri"/>
+          <w:sz w:val="32"/>
+          <w:szCs w:val="32"/>
         </w:rPr>
         <w:t xml:space="preserve"> </w:t>
       </w:r>
       <w:r>
         <w:rPr>
           <w:rFonts w:ascii="Calibri" w:hAnsi="Calibri" w:cs="Calibri"/>
+          <w:sz w:val="32"/>
+          <w:szCs w:val="32"/>
         </w:rPr>
         <w:t>For example,</w:t>
       </w:r>
       <w:r>
         <w:rPr>
           <w:rFonts w:ascii="Calibri" w:hAnsi="Calibri" w:cs="Calibri"/>
+          <w:sz w:val="32"/>
+          <w:szCs w:val="32"/>
         </w:rPr>
         <w:t xml:space="preserve"> </w:t>
       </w:r>
       <w:r>
         <w:rPr>
           <w:rFonts w:ascii="Calibri" w:hAnsi="Calibri" w:cs="Calibri"/>
+          <w:sz w:val="32"/>
+          <w:szCs w:val="32"/>
         </w:rPr>
         <w:t xml:space="preserve">our </w:t>
       </w:r>
@@ -2340,12 +3068,16 @@
           <w:rFonts w:ascii="Calibri" w:hAnsi="Calibri" w:cs="Calibri"/>
           <w:b/>
           <w:bCs/>
+          <w:sz w:val="32"/>
+          <w:szCs w:val="32"/>
         </w:rPr>
         <w:t>Flutter</w:t>
       </w:r>
       <w:r>
         <w:rPr>
           <w:rFonts w:ascii="Calibri" w:hAnsi="Calibri" w:cs="Calibri"/>
+          <w:sz w:val="32"/>
+          <w:szCs w:val="32"/>
         </w:rPr>
         <w:t xml:space="preserve"> project has:</w:t>
       </w:r>
@@ -2357,17 +3089,17 @@
           <w:rFonts w:ascii="Calibri" w:hAnsi="Calibri" w:cs="Calibri"/>
           <w:b/>
           <w:bCs/>
-          <w:sz w:val="20"/>
-          <w:szCs w:val="20"/>
-        </w:rPr>
-      </w:pPr>
-      <w:r>
-        <w:rPr>
-          <w:rFonts w:ascii="Calibri" w:hAnsi="Calibri" w:cs="Calibri"/>
-          <w:b/>
-          <w:bCs/>
-          <w:sz w:val="20"/>
-          <w:szCs w:val="20"/>
+          <w:sz w:val="28"/>
+          <w:szCs w:val="28"/>
+        </w:rPr>
+      </w:pPr>
+      <w:r>
+        <w:rPr>
+          <w:rFonts w:ascii="Calibri" w:hAnsi="Calibri" w:cs="Calibri"/>
+          <w:b/>
+          <w:bCs/>
+          <w:sz w:val="28"/>
+          <w:szCs w:val="28"/>
         </w:rPr>
         <w:t>android/</w:t>
       </w:r>
@@ -2379,8 +3111,8 @@
           <w:rFonts w:ascii="Calibri" w:hAnsi="Calibri" w:cs="Calibri"/>
           <w:b/>
           <w:bCs/>
-          <w:sz w:val="20"/>
-          <w:szCs w:val="20"/>
+          <w:sz w:val="28"/>
+          <w:szCs w:val="28"/>
         </w:rPr>
       </w:pPr>
       <w:r>
@@ -2388,8 +3120,8 @@
           <w:rFonts w:ascii="Arial" w:hAnsi="Arial" w:cs="Arial"/>
           <w:b/>
           <w:bCs/>
-          <w:sz w:val="20"/>
-          <w:szCs w:val="20"/>
+          <w:sz w:val="28"/>
+          <w:szCs w:val="28"/>
         </w:rPr>
         <w:t>├</w:t>
       </w:r>
@@ -2398,21 +3130,33 @@
           <w:rFonts w:ascii="Calibri" w:hAnsi="Calibri" w:cs="Calibri"/>
           <w:b/>
           <w:bCs/>
-          <w:sz w:val="20"/>
-          <w:szCs w:val="20"/>
-        </w:rPr>
-        <w:t>── build.gradle.kts</w:t>
-      </w:r>
-    </w:p>
-    <w:p>
-      <w:pPr>
-        <w:jc w:val="both"/>
-        <w:rPr>
-          <w:rFonts w:ascii="Calibri" w:hAnsi="Calibri" w:cs="Calibri"/>
-          <w:b/>
-          <w:bCs/>
-          <w:sz w:val="20"/>
-          <w:szCs w:val="20"/>
+          <w:sz w:val="28"/>
+          <w:szCs w:val="28"/>
+        </w:rPr>
+        <w:t xml:space="preserve">── </w:t>
+      </w:r>
+      <w:proofErr w:type="spellStart"/>
+      <w:r>
+        <w:rPr>
+          <w:rFonts w:ascii="Calibri" w:hAnsi="Calibri" w:cs="Calibri"/>
+          <w:b/>
+          <w:bCs/>
+          <w:sz w:val="28"/>
+          <w:szCs w:val="28"/>
+        </w:rPr>
+        <w:t>build.gradle.kts</w:t>
+      </w:r>
+      <w:proofErr w:type="spellEnd"/>
+    </w:p>
+    <w:p>
+      <w:pPr>
+        <w:jc w:val="both"/>
+        <w:rPr>
+          <w:rFonts w:ascii="Calibri" w:hAnsi="Calibri" w:cs="Calibri"/>
+          <w:b/>
+          <w:bCs/>
+          <w:sz w:val="28"/>
+          <w:szCs w:val="28"/>
         </w:rPr>
       </w:pPr>
       <w:r>
@@ -2420,8 +3164,8 @@
           <w:rFonts w:ascii="Arial" w:hAnsi="Arial" w:cs="Arial"/>
           <w:b/>
           <w:bCs/>
-          <w:sz w:val="20"/>
-          <w:szCs w:val="20"/>
+          <w:sz w:val="28"/>
+          <w:szCs w:val="28"/>
         </w:rPr>
         <w:t>├</w:t>
       </w:r>
@@ -2430,30 +3174,42 @@
           <w:rFonts w:ascii="Calibri" w:hAnsi="Calibri" w:cs="Calibri"/>
           <w:b/>
           <w:bCs/>
-          <w:sz w:val="20"/>
-          <w:szCs w:val="20"/>
-        </w:rPr>
-        <w:t>── settings.gradle.kts</w:t>
-      </w:r>
-    </w:p>
-    <w:p>
-      <w:pPr>
-        <w:jc w:val="both"/>
-        <w:rPr>
-          <w:rFonts w:ascii="Calibri" w:hAnsi="Calibri" w:cs="Calibri"/>
-          <w:b/>
-          <w:bCs/>
-          <w:sz w:val="20"/>
-          <w:szCs w:val="20"/>
-        </w:rPr>
-      </w:pPr>
-      <w:r>
-        <w:rPr>
-          <w:rFonts w:ascii="Calibri" w:hAnsi="Calibri" w:cs="Calibri"/>
-          <w:b/>
-          <w:bCs/>
-          <w:sz w:val="20"/>
-          <w:szCs w:val="20"/>
+          <w:sz w:val="28"/>
+          <w:szCs w:val="28"/>
+        </w:rPr>
+        <w:t xml:space="preserve">── </w:t>
+      </w:r>
+      <w:proofErr w:type="spellStart"/>
+      <w:r>
+        <w:rPr>
+          <w:rFonts w:ascii="Calibri" w:hAnsi="Calibri" w:cs="Calibri"/>
+          <w:b/>
+          <w:bCs/>
+          <w:sz w:val="28"/>
+          <w:szCs w:val="28"/>
+        </w:rPr>
+        <w:t>settings.gradle.kts</w:t>
+      </w:r>
+      <w:proofErr w:type="spellEnd"/>
+    </w:p>
+    <w:p>
+      <w:pPr>
+        <w:jc w:val="both"/>
+        <w:rPr>
+          <w:rFonts w:ascii="Calibri" w:hAnsi="Calibri" w:cs="Calibri"/>
+          <w:b/>
+          <w:bCs/>
+          <w:sz w:val="28"/>
+          <w:szCs w:val="28"/>
+        </w:rPr>
+      </w:pPr>
+      <w:r>
+        <w:rPr>
+          <w:rFonts w:ascii="Calibri" w:hAnsi="Calibri" w:cs="Calibri"/>
+          <w:b/>
+          <w:bCs/>
+          <w:sz w:val="28"/>
+          <w:szCs w:val="28"/>
         </w:rPr>
         <w:t>└── app/</w:t>
       </w:r>
@@ -2465,67 +3221,95 @@
           <w:rFonts w:ascii="Calibri" w:hAnsi="Calibri" w:cs="Calibri"/>
           <w:b/>
           <w:bCs/>
-          <w:sz w:val="20"/>
-          <w:szCs w:val="20"/>
-        </w:rPr>
-      </w:pPr>
-      <w:r>
-        <w:rPr>
-          <w:rFonts w:ascii="Calibri" w:hAnsi="Calibri" w:cs="Calibri"/>
-          <w:b/>
-          <w:bCs/>
-          <w:sz w:val="20"/>
-          <w:szCs w:val="20"/>
-        </w:rPr>
-        <w:t xml:space="preserve">    └── build.gradle.kts</w:t>
-      </w:r>
-    </w:p>
-    <w:p>
-      <w:pPr>
-        <w:jc w:val="both"/>
-        <w:rPr>
-          <w:rFonts w:ascii="Calibri" w:hAnsi="Calibri" w:cs="Calibri"/>
-        </w:rPr>
-      </w:pPr>
-      <w:r>
-        <w:rPr>
-          <w:rFonts w:ascii="Calibri" w:hAnsi="Calibri" w:cs="Calibri"/>
+          <w:sz w:val="28"/>
+          <w:szCs w:val="28"/>
+        </w:rPr>
+      </w:pPr>
+      <w:r>
+        <w:rPr>
+          <w:rFonts w:ascii="Calibri" w:hAnsi="Calibri" w:cs="Calibri"/>
+          <w:b/>
+          <w:bCs/>
+          <w:sz w:val="28"/>
+          <w:szCs w:val="28"/>
+        </w:rPr>
+        <w:t xml:space="preserve">    └── </w:t>
+      </w:r>
+      <w:proofErr w:type="spellStart"/>
+      <w:r>
+        <w:rPr>
+          <w:rFonts w:ascii="Calibri" w:hAnsi="Calibri" w:cs="Calibri"/>
+          <w:b/>
+          <w:bCs/>
+          <w:sz w:val="28"/>
+          <w:szCs w:val="28"/>
+        </w:rPr>
+        <w:t>build.gradle.kts</w:t>
+      </w:r>
+      <w:proofErr w:type="spellEnd"/>
+    </w:p>
+    <w:p>
+      <w:pPr>
+        <w:jc w:val="both"/>
+        <w:rPr>
+          <w:rFonts w:ascii="Calibri" w:hAnsi="Calibri" w:cs="Calibri"/>
+          <w:sz w:val="32"/>
+          <w:szCs w:val="32"/>
+        </w:rPr>
+      </w:pPr>
+      <w:r>
+        <w:rPr>
+          <w:rFonts w:ascii="Calibri" w:hAnsi="Calibri" w:cs="Calibri"/>
+          <w:sz w:val="32"/>
+          <w:szCs w:val="32"/>
         </w:rPr>
         <w:t>#</w:t>
       </w:r>
       <w:r>
         <w:rPr>
           <w:rFonts w:ascii="Calibri" w:hAnsi="Calibri" w:cs="Calibri"/>
+          <w:sz w:val="32"/>
+          <w:szCs w:val="32"/>
         </w:rPr>
         <w:t xml:space="preserve"> </w:t>
       </w:r>
       <w:r>
         <w:rPr>
           <w:rFonts w:ascii="Calibri" w:hAnsi="Calibri" w:cs="Calibri"/>
+          <w:sz w:val="32"/>
+          <w:szCs w:val="32"/>
         </w:rPr>
         <w:t>VS Code essentially says</w:t>
       </w:r>
       <w:r>
         <w:rPr>
           <w:rFonts w:ascii="Calibri" w:hAnsi="Calibri" w:cs="Calibri"/>
+          <w:sz w:val="32"/>
+          <w:szCs w:val="32"/>
         </w:rPr>
         <w:t xml:space="preserve"> </w:t>
       </w:r>
       <w:r>
         <w:rPr>
           <w:rFonts w:ascii="Calibri" w:hAnsi="Calibri" w:cs="Calibri"/>
+          <w:sz w:val="32"/>
+          <w:szCs w:val="32"/>
         </w:rPr>
         <w:t>"I detected a Gradle build configuration change. Ask the user before updating."</w:t>
       </w:r>
       <w:r>
         <w:rPr>
           <w:rFonts w:ascii="Calibri" w:hAnsi="Calibri" w:cs="Calibri"/>
+          <w:sz w:val="32"/>
+          <w:szCs w:val="32"/>
         </w:rPr>
         <w:t xml:space="preserve"> </w:t>
       </w:r>
       <w:r>
         <w:rPr>
           <w:rFonts w:ascii="Calibri" w:hAnsi="Calibri" w:cs="Calibri"/>
+          <w:sz w:val="32"/>
+          <w:szCs w:val="32"/>
         </w:rPr>
         <w:t>There are typically three useful modes:</w:t>
       </w:r>
@@ -2540,13 +3324,17 @@
         <w:jc w:val="both"/>
         <w:rPr>
           <w:rFonts w:ascii="Calibri" w:hAnsi="Calibri" w:cs="Calibri"/>
-        </w:rPr>
-      </w:pPr>
-      <w:r>
-        <w:rPr>
-          <w:rFonts w:ascii="Calibri" w:hAnsi="Calibri" w:cs="Calibri"/>
-          <w:b/>
-          <w:bCs/>
+          <w:sz w:val="32"/>
+          <w:szCs w:val="32"/>
+        </w:rPr>
+      </w:pPr>
+      <w:r>
+        <w:rPr>
+          <w:rFonts w:ascii="Calibri" w:hAnsi="Calibri" w:cs="Calibri"/>
+          <w:b/>
+          <w:bCs/>
+          <w:sz w:val="32"/>
+          <w:szCs w:val="32"/>
         </w:rPr>
         <w:t>"i</w:t>
       </w:r>
@@ -2555,6 +3343,8 @@
           <w:rFonts w:ascii="Calibri" w:hAnsi="Calibri" w:cs="Calibri"/>
           <w:b/>
           <w:bCs/>
+          <w:sz w:val="32"/>
+          <w:szCs w:val="32"/>
         </w:rPr>
         <w:t>nteractive</w:t>
       </w:r>
@@ -2563,26 +3353,30 @@
           <w:rFonts w:ascii="Calibri" w:hAnsi="Calibri" w:cs="Calibri"/>
           <w:b/>
           <w:bCs/>
+          <w:sz w:val="32"/>
+          <w:szCs w:val="32"/>
         </w:rPr>
         <w:t>"</w:t>
       </w:r>
       <w:r>
         <w:rPr>
           <w:rFonts w:ascii="Calibri" w:hAnsi="Calibri" w:cs="Calibri"/>
+          <w:sz w:val="32"/>
+          <w:szCs w:val="32"/>
         </w:rPr>
         <w:t xml:space="preserve"> </w:t>
       </w:r>
       <w:r>
         <w:rPr>
           <w:rFonts w:ascii="Calibri" w:hAnsi="Calibri" w:cs="Calibri"/>
-          <w:sz w:val="16"/>
-          <w:szCs w:val="16"/>
         </w:rPr>
         <w:sym w:font="Wingdings" w:char="F0E0"/>
       </w:r>
       <w:r>
         <w:rPr>
           <w:rFonts w:ascii="Calibri" w:hAnsi="Calibri" w:cs="Calibri"/>
+          <w:sz w:val="32"/>
+          <w:szCs w:val="32"/>
         </w:rPr>
         <w:t xml:space="preserve"> ask user before updating</w:t>
       </w:r>
@@ -2597,13 +3391,17 @@
         <w:jc w:val="both"/>
         <w:rPr>
           <w:rFonts w:ascii="Calibri" w:hAnsi="Calibri" w:cs="Calibri"/>
-        </w:rPr>
-      </w:pPr>
-      <w:r>
-        <w:rPr>
-          <w:rFonts w:ascii="Calibri" w:hAnsi="Calibri" w:cs="Calibri"/>
-          <w:b/>
-          <w:bCs/>
+          <w:sz w:val="32"/>
+          <w:szCs w:val="32"/>
+        </w:rPr>
+      </w:pPr>
+      <w:r>
+        <w:rPr>
+          <w:rFonts w:ascii="Calibri" w:hAnsi="Calibri" w:cs="Calibri"/>
+          <w:b/>
+          <w:bCs/>
+          <w:sz w:val="32"/>
+          <w:szCs w:val="32"/>
         </w:rPr>
         <w:t>"a</w:t>
       </w:r>
@@ -2612,6 +3410,8 @@
           <w:rFonts w:ascii="Calibri" w:hAnsi="Calibri" w:cs="Calibri"/>
           <w:b/>
           <w:bCs/>
+          <w:sz w:val="32"/>
+          <w:szCs w:val="32"/>
         </w:rPr>
         <w:t>utomatic</w:t>
       </w:r>
@@ -2620,20 +3420,22 @@
           <w:rFonts w:ascii="Calibri" w:hAnsi="Calibri" w:cs="Calibri"/>
           <w:b/>
           <w:bCs/>
+          <w:sz w:val="32"/>
+          <w:szCs w:val="32"/>
         </w:rPr>
         <w:t xml:space="preserve">" </w:t>
       </w:r>
       <w:r>
         <w:rPr>
           <w:rFonts w:ascii="Calibri" w:hAnsi="Calibri" w:cs="Calibri"/>
-          <w:sz w:val="16"/>
-          <w:szCs w:val="16"/>
         </w:rPr>
         <w:sym w:font="Wingdings" w:char="F0E0"/>
       </w:r>
       <w:r>
         <w:rPr>
           <w:rFonts w:ascii="Calibri" w:hAnsi="Calibri" w:cs="Calibri"/>
+          <w:sz w:val="32"/>
+          <w:szCs w:val="32"/>
         </w:rPr>
         <w:t xml:space="preserve"> automatically update the Java configuration</w:t>
       </w:r>
@@ -2648,13 +3450,17 @@
         <w:jc w:val="both"/>
         <w:rPr>
           <w:rFonts w:ascii="Calibri" w:hAnsi="Calibri" w:cs="Calibri"/>
-        </w:rPr>
-      </w:pPr>
-      <w:r>
-        <w:rPr>
-          <w:rFonts w:ascii="Calibri" w:hAnsi="Calibri" w:cs="Calibri"/>
-          <w:b/>
-          <w:bCs/>
+          <w:sz w:val="32"/>
+          <w:szCs w:val="32"/>
+        </w:rPr>
+      </w:pPr>
+      <w:r>
+        <w:rPr>
+          <w:rFonts w:ascii="Calibri" w:hAnsi="Calibri" w:cs="Calibri"/>
+          <w:b/>
+          <w:bCs/>
+          <w:sz w:val="32"/>
+          <w:szCs w:val="32"/>
         </w:rPr>
         <w:t>"d</w:t>
       </w:r>
@@ -2663,6 +3469,8 @@
           <w:rFonts w:ascii="Calibri" w:hAnsi="Calibri" w:cs="Calibri"/>
           <w:b/>
           <w:bCs/>
+          <w:sz w:val="32"/>
+          <w:szCs w:val="32"/>
         </w:rPr>
         <w:t>isabled</w:t>
       </w:r>
@@ -2671,26 +3479,30 @@
           <w:rFonts w:ascii="Calibri" w:hAnsi="Calibri" w:cs="Calibri"/>
           <w:b/>
           <w:bCs/>
+          <w:sz w:val="32"/>
+          <w:szCs w:val="32"/>
         </w:rPr>
         <w:t>"</w:t>
       </w:r>
       <w:r>
         <w:rPr>
           <w:rFonts w:ascii="Calibri" w:hAnsi="Calibri" w:cs="Calibri"/>
+          <w:sz w:val="32"/>
+          <w:szCs w:val="32"/>
         </w:rPr>
         <w:t xml:space="preserve"> </w:t>
       </w:r>
       <w:r>
         <w:rPr>
           <w:rFonts w:ascii="Calibri" w:hAnsi="Calibri" w:cs="Calibri"/>
-          <w:sz w:val="16"/>
-          <w:szCs w:val="16"/>
         </w:rPr>
         <w:sym w:font="Wingdings" w:char="F0E0"/>
       </w:r>
       <w:r>
         <w:rPr>
           <w:rFonts w:ascii="Calibri" w:hAnsi="Calibri" w:cs="Calibri"/>
+          <w:sz w:val="32"/>
+          <w:szCs w:val="32"/>
         </w:rPr>
         <w:t xml:space="preserve"> Don’t automatically update it</w:t>
       </w:r>
@@ -2700,19 +3512,25 @@
         <w:jc w:val="both"/>
         <w:rPr>
           <w:rFonts w:ascii="Calibri" w:hAnsi="Calibri" w:cs="Calibri"/>
-        </w:rPr>
-      </w:pPr>
-    </w:p>
-    <w:p>
-      <w:pPr>
-        <w:jc w:val="both"/>
-        <w:rPr>
-          <w:rFonts w:ascii="Calibri" w:hAnsi="Calibri" w:cs="Calibri"/>
-        </w:rPr>
-      </w:pPr>
-      <w:r>
-        <w:rPr>
-          <w:rFonts w:ascii="Calibri" w:hAnsi="Calibri" w:cs="Calibri"/>
+          <w:sz w:val="32"/>
+          <w:szCs w:val="32"/>
+        </w:rPr>
+      </w:pPr>
+    </w:p>
+    <w:p>
+      <w:pPr>
+        <w:jc w:val="both"/>
+        <w:rPr>
+          <w:rFonts w:ascii="Calibri" w:hAnsi="Calibri" w:cs="Calibri"/>
+          <w:sz w:val="32"/>
+          <w:szCs w:val="32"/>
+        </w:rPr>
+      </w:pPr>
+      <w:r>
+        <w:rPr>
+          <w:rFonts w:ascii="Calibri" w:hAnsi="Calibri" w:cs="Calibri"/>
+          <w:sz w:val="32"/>
+          <w:szCs w:val="32"/>
         </w:rPr>
         <w:t>Dart Flutter UI Guides:</w:t>
       </w:r>
@@ -2722,39 +3540,51 @@
         <w:jc w:val="both"/>
         <w:rPr>
           <w:rFonts w:ascii="Calibri" w:hAnsi="Calibri" w:cs="Calibri"/>
-        </w:rPr>
-      </w:pPr>
-      <w:r>
-        <w:rPr>
-          <w:rFonts w:ascii="Calibri" w:hAnsi="Calibri" w:cs="Calibri"/>
+          <w:sz w:val="32"/>
+          <w:szCs w:val="32"/>
+        </w:rPr>
+      </w:pPr>
+      <w:r>
+        <w:rPr>
+          <w:rFonts w:ascii="Calibri" w:hAnsi="Calibri" w:cs="Calibri"/>
+          <w:sz w:val="32"/>
+          <w:szCs w:val="32"/>
         </w:rPr>
         <w:t xml:space="preserve"># It shows custom lines for better clarity of the Widget tree in Flutter. To enable this in project level just add it in </w:t>
       </w:r>
-      <w:r>
-        <w:rPr>
-          <w:rFonts w:ascii="Calibri" w:hAnsi="Calibri" w:cs="Calibri"/>
-          <w:b/>
-          <w:bCs/>
+      <w:proofErr w:type="spellStart"/>
+      <w:r>
+        <w:rPr>
+          <w:rFonts w:ascii="Calibri" w:hAnsi="Calibri" w:cs="Calibri"/>
+          <w:b/>
+          <w:bCs/>
+          <w:sz w:val="32"/>
+          <w:szCs w:val="32"/>
         </w:rPr>
         <w:t>settings.json</w:t>
       </w:r>
-    </w:p>
-    <w:p>
-      <w:pPr>
-        <w:jc w:val="both"/>
-        <w:rPr>
-          <w:rFonts w:ascii="Calibri" w:hAnsi="Calibri" w:cs="Calibri"/>
-          <w:b/>
-          <w:bCs/>
-          <w:color w:val="D86DCB" w:themeColor="accent5" w:themeTint="99"/>
-        </w:rPr>
-      </w:pPr>
-      <w:r>
-        <w:rPr>
-          <w:rFonts w:ascii="Calibri" w:hAnsi="Calibri" w:cs="Calibri"/>
-          <w:b/>
-          <w:bCs/>
-          <w:color w:val="D86DCB" w:themeColor="accent5" w:themeTint="99"/>
+      <w:proofErr w:type="spellEnd"/>
+    </w:p>
+    <w:p>
+      <w:pPr>
+        <w:jc w:val="both"/>
+        <w:rPr>
+          <w:rFonts w:ascii="Calibri" w:hAnsi="Calibri" w:cs="Calibri"/>
+          <w:b/>
+          <w:bCs/>
+          <w:color w:val="D86DCB" w:themeColor="accent5" w:themeTint="99"/>
+          <w:sz w:val="32"/>
+          <w:szCs w:val="32"/>
+        </w:rPr>
+      </w:pPr>
+      <w:r>
+        <w:rPr>
+          <w:rFonts w:ascii="Calibri" w:hAnsi="Calibri" w:cs="Calibri"/>
+          <w:b/>
+          <w:bCs/>
+          <w:color w:val="D86DCB" w:themeColor="accent5" w:themeTint="99"/>
+          <w:sz w:val="32"/>
+          <w:szCs w:val="32"/>
         </w:rPr>
         <w:t>{</w:t>
       </w:r>
@@ -2767,14 +3597,18 @@
           <w:b/>
           <w:bCs/>
           <w:color w:val="D86DCB" w:themeColor="accent5" w:themeTint="99"/>
-        </w:rPr>
-      </w:pPr>
-      <w:r>
-        <w:rPr>
-          <w:rFonts w:ascii="Calibri" w:hAnsi="Calibri" w:cs="Calibri"/>
-          <w:b/>
-          <w:bCs/>
-          <w:color w:val="D86DCB" w:themeColor="accent5" w:themeTint="99"/>
+          <w:sz w:val="32"/>
+          <w:szCs w:val="32"/>
+        </w:rPr>
+      </w:pPr>
+      <w:r>
+        <w:rPr>
+          <w:rFonts w:ascii="Calibri" w:hAnsi="Calibri" w:cs="Calibri"/>
+          <w:b/>
+          <w:bCs/>
+          <w:color w:val="D86DCB" w:themeColor="accent5" w:themeTint="99"/>
+          <w:sz w:val="32"/>
+          <w:szCs w:val="32"/>
         </w:rPr>
         <w:t>    …</w:t>
       </w:r>
@@ -2787,34 +3621,66 @@
           <w:b/>
           <w:bCs/>
           <w:color w:val="D86DCB" w:themeColor="accent5" w:themeTint="99"/>
-        </w:rPr>
-      </w:pPr>
-      <w:r>
-        <w:rPr>
-          <w:rFonts w:ascii="Calibri" w:hAnsi="Calibri" w:cs="Calibri"/>
-          <w:b/>
-          <w:bCs/>
-          <w:color w:val="D86DCB" w:themeColor="accent5" w:themeTint="99"/>
-        </w:rPr>
-        <w:t>    "dart.previewFlutterUiGuides": true,</w:t>
-      </w:r>
-    </w:p>
-    <w:p>
-      <w:pPr>
-        <w:jc w:val="both"/>
-        <w:rPr>
-          <w:rFonts w:ascii="Calibri" w:hAnsi="Calibri" w:cs="Calibri"/>
-          <w:b/>
-          <w:bCs/>
-          <w:color w:val="D86DCB" w:themeColor="accent5" w:themeTint="99"/>
-        </w:rPr>
-      </w:pPr>
-      <w:r>
-        <w:rPr>
-          <w:rFonts w:ascii="Calibri" w:hAnsi="Calibri" w:cs="Calibri"/>
-          <w:b/>
-          <w:bCs/>
-          <w:color w:val="D86DCB" w:themeColor="accent5" w:themeTint="99"/>
+          <w:sz w:val="32"/>
+          <w:szCs w:val="32"/>
+        </w:rPr>
+      </w:pPr>
+      <w:r>
+        <w:rPr>
+          <w:rFonts w:ascii="Calibri" w:hAnsi="Calibri" w:cs="Calibri"/>
+          <w:b/>
+          <w:bCs/>
+          <w:color w:val="D86DCB" w:themeColor="accent5" w:themeTint="99"/>
+          <w:sz w:val="32"/>
+          <w:szCs w:val="32"/>
+        </w:rPr>
+        <w:t>    "</w:t>
+      </w:r>
+      <w:proofErr w:type="spellStart"/>
+      <w:r>
+        <w:rPr>
+          <w:rFonts w:ascii="Calibri" w:hAnsi="Calibri" w:cs="Calibri"/>
+          <w:b/>
+          <w:bCs/>
+          <w:color w:val="D86DCB" w:themeColor="accent5" w:themeTint="99"/>
+          <w:sz w:val="32"/>
+          <w:szCs w:val="32"/>
+        </w:rPr>
+        <w:t>dart.previewFlutterUiGuides</w:t>
+      </w:r>
+      <w:proofErr w:type="spellEnd"/>
+      <w:r>
+        <w:rPr>
+          <w:rFonts w:ascii="Calibri" w:hAnsi="Calibri" w:cs="Calibri"/>
+          <w:b/>
+          <w:bCs/>
+          <w:color w:val="D86DCB" w:themeColor="accent5" w:themeTint="99"/>
+          <w:sz w:val="32"/>
+          <w:szCs w:val="32"/>
+        </w:rPr>
+        <w:t>": true,</w:t>
+      </w:r>
+    </w:p>
+    <w:p>
+      <w:pPr>
+        <w:jc w:val="both"/>
+        <w:rPr>
+          <w:rFonts w:ascii="Calibri" w:hAnsi="Calibri" w:cs="Calibri"/>
+          <w:b/>
+          <w:bCs/>
+          <w:color w:val="D86DCB" w:themeColor="accent5" w:themeTint="99"/>
+          <w:sz w:val="32"/>
+          <w:szCs w:val="32"/>
+        </w:rPr>
+      </w:pPr>
+      <w:r>
+        <w:rPr>
+          <w:rFonts w:ascii="Calibri" w:hAnsi="Calibri" w:cs="Calibri"/>
+          <w:b/>
+          <w:bCs/>
+          <w:color w:val="D86DCB" w:themeColor="accent5" w:themeTint="99"/>
+          <w:sz w:val="32"/>
+          <w:szCs w:val="32"/>
         </w:rPr>
         <w:t>}</w:t>
       </w:r>
@@ -2824,35 +3690,47 @@
         <w:jc w:val="both"/>
         <w:rPr>
           <w:rFonts w:ascii="Calibri" w:hAnsi="Calibri" w:cs="Calibri"/>
-        </w:rPr>
-      </w:pPr>
-      <w:r>
-        <w:rPr>
-          <w:rFonts w:ascii="Calibri" w:hAnsi="Calibri" w:cs="Calibri"/>
+          <w:sz w:val="32"/>
+          <w:szCs w:val="32"/>
+        </w:rPr>
+      </w:pPr>
+      <w:r>
+        <w:rPr>
+          <w:rFonts w:ascii="Calibri" w:hAnsi="Calibri" w:cs="Calibri"/>
+          <w:sz w:val="32"/>
+          <w:szCs w:val="32"/>
         </w:rPr>
         <w:t xml:space="preserve"># Or globally go to settings </w:t>
       </w:r>
       <w:r>
         <w:rPr>
           <w:rFonts w:ascii="Calibri" w:hAnsi="Calibri" w:cs="Calibri"/>
+          <w:sz w:val="32"/>
+          <w:szCs w:val="32"/>
         </w:rPr>
         <w:sym w:font="Wingdings" w:char="F0E0"/>
       </w:r>
       <w:r>
         <w:rPr>
           <w:rFonts w:ascii="Calibri" w:hAnsi="Calibri" w:cs="Calibri"/>
+          <w:sz w:val="32"/>
+          <w:szCs w:val="32"/>
         </w:rPr>
         <w:t xml:space="preserve"> workspace </w:t>
       </w:r>
       <w:r>
         <w:rPr>
           <w:rFonts w:ascii="Calibri" w:hAnsi="Calibri" w:cs="Calibri"/>
+          <w:sz w:val="32"/>
+          <w:szCs w:val="32"/>
         </w:rPr>
         <w:sym w:font="Wingdings" w:char="F0E0"/>
       </w:r>
       <w:r>
         <w:rPr>
           <w:rFonts w:ascii="Calibri" w:hAnsi="Calibri" w:cs="Calibri"/>
+          <w:sz w:val="32"/>
+          <w:szCs w:val="32"/>
         </w:rPr>
         <w:t xml:space="preserve"> search for Flutter Ui guides and enable it</w:t>
       </w:r>
@@ -2862,20 +3740,27 @@
         <w:jc w:val="both"/>
         <w:rPr>
           <w:rFonts w:ascii="Calibri" w:hAnsi="Calibri" w:cs="Calibri"/>
-        </w:rPr>
-      </w:pPr>
-    </w:p>
-    <w:p>
-      <w:pPr>
-        <w:jc w:val="both"/>
-        <w:rPr>
-          <w:rFonts w:ascii="Calibri" w:hAnsi="Calibri" w:cs="Calibri"/>
-        </w:rPr>
-      </w:pPr>
-      <w:r>
-        <w:rPr>
-          <w:rFonts w:ascii="Calibri" w:hAnsi="Calibri" w:cs="Calibri"/>
-        </w:rPr>
+          <w:sz w:val="32"/>
+          <w:szCs w:val="32"/>
+        </w:rPr>
+      </w:pPr>
+    </w:p>
+    <w:p>
+      <w:pPr>
+        <w:jc w:val="both"/>
+        <w:rPr>
+          <w:rFonts w:ascii="Calibri" w:hAnsi="Calibri" w:cs="Calibri"/>
+          <w:sz w:val="32"/>
+          <w:szCs w:val="32"/>
+        </w:rPr>
+      </w:pPr>
+      <w:r>
+        <w:rPr>
+          <w:rFonts w:ascii="Calibri" w:hAnsi="Calibri" w:cs="Calibri"/>
+          <w:sz w:val="32"/>
+          <w:szCs w:val="32"/>
+        </w:rPr>
+        <w:lastRenderedPageBreak/>
         <w:t xml:space="preserve">User vs Workspace Settings: </w:t>
       </w:r>
     </w:p>
@@ -2884,25 +3769,35 @@
         <w:jc w:val="both"/>
         <w:rPr>
           <w:rFonts w:ascii="Calibri" w:hAnsi="Calibri" w:cs="Calibri"/>
-        </w:rPr>
-      </w:pPr>
-      <w:r>
-        <w:rPr>
-          <w:rFonts w:ascii="Calibri" w:hAnsi="Calibri" w:cs="Calibri"/>
+          <w:sz w:val="32"/>
+          <w:szCs w:val="32"/>
+        </w:rPr>
+      </w:pPr>
+      <w:r>
+        <w:rPr>
+          <w:rFonts w:ascii="Calibri" w:hAnsi="Calibri" w:cs="Calibri"/>
+          <w:sz w:val="32"/>
+          <w:szCs w:val="32"/>
         </w:rPr>
         <w:t># Global User Settings or workspace (applicable to all projects) and User settings (applicable for only that user). And project level settings (</w:t>
       </w:r>
-      <w:r>
-        <w:rPr>
-          <w:rFonts w:ascii="Calibri" w:hAnsi="Calibri" w:cs="Calibri"/>
-          <w:b/>
-          <w:bCs/>
+      <w:proofErr w:type="spellStart"/>
+      <w:r>
+        <w:rPr>
+          <w:rFonts w:ascii="Calibri" w:hAnsi="Calibri" w:cs="Calibri"/>
+          <w:b/>
+          <w:bCs/>
+          <w:sz w:val="32"/>
+          <w:szCs w:val="32"/>
         </w:rPr>
         <w:t>settings.json</w:t>
       </w:r>
-      <w:r>
-        <w:rPr>
-          <w:rFonts w:ascii="Calibri" w:hAnsi="Calibri" w:cs="Calibri"/>
+      <w:proofErr w:type="spellEnd"/>
+      <w:r>
+        <w:rPr>
+          <w:rFonts w:ascii="Calibri" w:hAnsi="Calibri" w:cs="Calibri"/>
+          <w:sz w:val="32"/>
+          <w:szCs w:val="32"/>
         </w:rPr>
         <w:t xml:space="preserve"> file in </w:t>
       </w:r>
@@ -2911,12 +3806,28 @@
           <w:rFonts w:ascii="Calibri" w:hAnsi="Calibri" w:cs="Calibri"/>
           <w:b/>
           <w:bCs/>
-        </w:rPr>
-        <w:t>.vscode</w:t>
-      </w:r>
-      <w:r>
-        <w:rPr>
-          <w:rFonts w:ascii="Calibri" w:hAnsi="Calibri" w:cs="Calibri"/>
+          <w:sz w:val="32"/>
+          <w:szCs w:val="32"/>
+        </w:rPr>
+        <w:t>.</w:t>
+      </w:r>
+      <w:proofErr w:type="spellStart"/>
+      <w:r>
+        <w:rPr>
+          <w:rFonts w:ascii="Calibri" w:hAnsi="Calibri" w:cs="Calibri"/>
+          <w:b/>
+          <w:bCs/>
+          <w:sz w:val="32"/>
+          <w:szCs w:val="32"/>
+        </w:rPr>
+        <w:t>vscode</w:t>
+      </w:r>
+      <w:proofErr w:type="spellEnd"/>
+      <w:r>
+        <w:rPr>
+          <w:rFonts w:ascii="Calibri" w:hAnsi="Calibri" w:cs="Calibri"/>
+          <w:sz w:val="32"/>
+          <w:szCs w:val="32"/>
         </w:rPr>
         <w:t>)</w:t>
       </w:r>
@@ -2926,6 +3837,8 @@
         <w:jc w:val="both"/>
         <w:rPr>
           <w:rFonts w:ascii="Calibri" w:hAnsi="Calibri" w:cs="Calibri"/>
+          <w:sz w:val="32"/>
+          <w:szCs w:val="32"/>
         </w:rPr>
       </w:pPr>
     </w:p>
@@ -2934,11 +3847,15 @@
         <w:jc w:val="center"/>
         <w:rPr>
           <w:rFonts w:ascii="Calibri" w:hAnsi="Calibri" w:cs="Calibri"/>
-        </w:rPr>
-      </w:pPr>
-      <w:r>
-        <w:rPr>
-          <w:rFonts w:ascii="Calibri" w:hAnsi="Calibri" w:cs="Calibri"/>
+          <w:sz w:val="32"/>
+          <w:szCs w:val="32"/>
+        </w:rPr>
+      </w:pPr>
+      <w:r>
+        <w:rPr>
+          <w:rFonts w:ascii="Calibri" w:hAnsi="Calibri" w:cs="Calibri"/>
+          <w:sz w:val="32"/>
+          <w:szCs w:val="32"/>
         </w:rPr>
         <w:t>Break</w:t>
       </w:r>
@@ -2948,23 +3865,29 @@
         <w:jc w:val="both"/>
         <w:rPr>
           <w:rFonts w:ascii="Calibri" w:hAnsi="Calibri" w:cs="Calibri"/>
-        </w:rPr>
-      </w:pPr>
-    </w:p>
-    <w:p>
-      <w:pPr>
-        <w:jc w:val="both"/>
-        <w:rPr>
-          <w:rFonts w:ascii="Calibri" w:hAnsi="Calibri" w:cs="Calibri"/>
-          <w:b/>
-          <w:bCs/>
-        </w:rPr>
-      </w:pPr>
-      <w:r>
-        <w:rPr>
-          <w:rFonts w:ascii="Calibri" w:hAnsi="Calibri" w:cs="Calibri"/>
-          <w:b/>
-          <w:bCs/>
+          <w:sz w:val="32"/>
+          <w:szCs w:val="32"/>
+        </w:rPr>
+      </w:pPr>
+    </w:p>
+    <w:p>
+      <w:pPr>
+        <w:jc w:val="both"/>
+        <w:rPr>
+          <w:rFonts w:ascii="Calibri" w:hAnsi="Calibri" w:cs="Calibri"/>
+          <w:b/>
+          <w:bCs/>
+          <w:sz w:val="32"/>
+          <w:szCs w:val="32"/>
+        </w:rPr>
+      </w:pPr>
+      <w:r>
+        <w:rPr>
+          <w:rFonts w:ascii="Calibri" w:hAnsi="Calibri" w:cs="Calibri"/>
+          <w:b/>
+          <w:bCs/>
+          <w:sz w:val="32"/>
+          <w:szCs w:val="32"/>
         </w:rPr>
         <w:t>Run Time Configurations in VS Code:</w:t>
       </w:r>
@@ -2974,23 +3897,31 @@
         <w:jc w:val="both"/>
         <w:rPr>
           <w:rFonts w:ascii="Calibri" w:hAnsi="Calibri" w:cs="Calibri"/>
-        </w:rPr>
-      </w:pPr>
-      <w:r>
-        <w:rPr>
-          <w:rFonts w:ascii="Calibri" w:hAnsi="Calibri" w:cs="Calibri"/>
+          <w:sz w:val="32"/>
+          <w:szCs w:val="32"/>
+        </w:rPr>
+      </w:pPr>
+      <w:r>
+        <w:rPr>
+          <w:rFonts w:ascii="Calibri" w:hAnsi="Calibri" w:cs="Calibri"/>
+          <w:sz w:val="32"/>
+          <w:szCs w:val="32"/>
         </w:rPr>
         <w:t xml:space="preserve"># Go to Run </w:t>
       </w:r>
       <w:r>
         <w:rPr>
           <w:rFonts w:ascii="Calibri" w:hAnsi="Calibri" w:cs="Calibri"/>
+          <w:sz w:val="32"/>
+          <w:szCs w:val="32"/>
         </w:rPr>
         <w:sym w:font="Wingdings" w:char="F0E0"/>
       </w:r>
       <w:r>
         <w:rPr>
           <w:rFonts w:ascii="Calibri" w:hAnsi="Calibri" w:cs="Calibri"/>
+          <w:sz w:val="32"/>
+          <w:szCs w:val="32"/>
         </w:rPr>
         <w:t xml:space="preserve"> Configurations and a</w:t>
       </w:r>
@@ -2999,12 +3930,28 @@
           <w:rFonts w:ascii="Calibri" w:hAnsi="Calibri" w:cs="Calibri"/>
           <w:b/>
           <w:bCs/>
-        </w:rPr>
-        <w:t xml:space="preserve"> launch.json</w:t>
-      </w:r>
-      <w:r>
-        <w:rPr>
-          <w:rFonts w:ascii="Calibri" w:hAnsi="Calibri" w:cs="Calibri"/>
+          <w:sz w:val="32"/>
+          <w:szCs w:val="32"/>
+        </w:rPr>
+        <w:t xml:space="preserve"> </w:t>
+      </w:r>
+      <w:proofErr w:type="spellStart"/>
+      <w:r>
+        <w:rPr>
+          <w:rFonts w:ascii="Calibri" w:hAnsi="Calibri" w:cs="Calibri"/>
+          <w:b/>
+          <w:bCs/>
+          <w:sz w:val="32"/>
+          <w:szCs w:val="32"/>
+        </w:rPr>
+        <w:t>launch.json</w:t>
+      </w:r>
+      <w:proofErr w:type="spellEnd"/>
+      <w:r>
+        <w:rPr>
+          <w:rFonts w:ascii="Calibri" w:hAnsi="Calibri" w:cs="Calibri"/>
+          <w:sz w:val="32"/>
+          <w:szCs w:val="32"/>
         </w:rPr>
         <w:t xml:space="preserve"> file will be added in the </w:t>
       </w:r>
@@ -3013,12 +3960,38 @@
           <w:rFonts w:ascii="Calibri" w:hAnsi="Calibri" w:cs="Calibri"/>
           <w:b/>
           <w:bCs/>
-        </w:rPr>
-        <w:t>.vscode/</w:t>
-      </w:r>
-      <w:r>
-        <w:rPr>
-          <w:rFonts w:ascii="Calibri" w:hAnsi="Calibri" w:cs="Calibri"/>
+          <w:sz w:val="32"/>
+          <w:szCs w:val="32"/>
+        </w:rPr>
+        <w:t>.</w:t>
+      </w:r>
+      <w:proofErr w:type="spellStart"/>
+      <w:r>
+        <w:rPr>
+          <w:rFonts w:ascii="Calibri" w:hAnsi="Calibri" w:cs="Calibri"/>
+          <w:b/>
+          <w:bCs/>
+          <w:sz w:val="32"/>
+          <w:szCs w:val="32"/>
+        </w:rPr>
+        <w:t>vscode</w:t>
+      </w:r>
+      <w:proofErr w:type="spellEnd"/>
+      <w:r>
+        <w:rPr>
+          <w:rFonts w:ascii="Calibri" w:hAnsi="Calibri" w:cs="Calibri"/>
+          <w:b/>
+          <w:bCs/>
+          <w:sz w:val="32"/>
+          <w:szCs w:val="32"/>
+        </w:rPr>
+        <w:t>/</w:t>
+      </w:r>
+      <w:r>
+        <w:rPr>
+          <w:rFonts w:ascii="Calibri" w:hAnsi="Calibri" w:cs="Calibri"/>
+          <w:sz w:val="32"/>
+          <w:szCs w:val="32"/>
         </w:rPr>
         <w:t xml:space="preserve"> directory.</w:t>
       </w:r>
@@ -3028,11 +4001,15 @@
         <w:jc w:val="both"/>
         <w:rPr>
           <w:rFonts w:ascii="Calibri" w:hAnsi="Calibri" w:cs="Calibri"/>
-        </w:rPr>
-      </w:pPr>
-      <w:r>
-        <w:rPr>
-          <w:rFonts w:ascii="Calibri" w:hAnsi="Calibri" w:cs="Calibri"/>
+          <w:sz w:val="32"/>
+          <w:szCs w:val="32"/>
+        </w:rPr>
+      </w:pPr>
+      <w:r>
+        <w:rPr>
+          <w:rFonts w:ascii="Calibri" w:hAnsi="Calibri" w:cs="Calibri"/>
+          <w:sz w:val="32"/>
+          <w:szCs w:val="32"/>
         </w:rPr>
         <w:t># Here we can specify the</w:t>
       </w:r>
@@ -3041,12 +4018,16 @@
           <w:rFonts w:ascii="Calibri" w:hAnsi="Calibri" w:cs="Calibri"/>
           <w:b/>
           <w:bCs/>
+          <w:sz w:val="32"/>
+          <w:szCs w:val="32"/>
         </w:rPr>
         <w:t xml:space="preserve"> --flavor</w:t>
       </w:r>
       <w:r>
         <w:rPr>
           <w:rFonts w:ascii="Calibri" w:hAnsi="Calibri" w:cs="Calibri"/>
+          <w:sz w:val="32"/>
+          <w:szCs w:val="32"/>
         </w:rPr>
         <w:t xml:space="preserve"> and </w:t>
       </w:r>
@@ -3055,12 +4036,16 @@
           <w:rFonts w:ascii="Calibri" w:hAnsi="Calibri" w:cs="Calibri"/>
           <w:b/>
           <w:bCs/>
+          <w:sz w:val="32"/>
+          <w:szCs w:val="32"/>
         </w:rPr>
         <w:t>--dart-define</w:t>
       </w:r>
       <w:r>
         <w:rPr>
           <w:rFonts w:ascii="Calibri" w:hAnsi="Calibri" w:cs="Calibri"/>
+          <w:sz w:val="32"/>
+          <w:szCs w:val="32"/>
         </w:rPr>
         <w:t xml:space="preserve"> using the Run Time Configuration just like Android Studio (instead of manually typing command in the terminal)</w:t>
       </w:r>
@@ -3070,11 +4055,15 @@
         <w:jc w:val="both"/>
         <w:rPr>
           <w:rFonts w:ascii="Calibri" w:hAnsi="Calibri" w:cs="Calibri"/>
-        </w:rPr>
-      </w:pPr>
-      <w:r>
-        <w:rPr>
-          <w:rFonts w:ascii="Calibri" w:hAnsi="Calibri" w:cs="Calibri"/>
+          <w:sz w:val="32"/>
+          <w:szCs w:val="32"/>
+        </w:rPr>
+      </w:pPr>
+      <w:r>
+        <w:rPr>
+          <w:rFonts w:ascii="Calibri" w:hAnsi="Calibri" w:cs="Calibri"/>
+          <w:sz w:val="32"/>
+          <w:szCs w:val="32"/>
         </w:rPr>
         <w:t xml:space="preserve"># Just add a new configuration in the </w:t>
       </w:r>
@@ -3083,12 +4072,16 @@
           <w:rFonts w:ascii="Calibri" w:hAnsi="Calibri" w:cs="Calibri"/>
           <w:b/>
           <w:bCs/>
+          <w:sz w:val="32"/>
+          <w:szCs w:val="32"/>
         </w:rPr>
         <w:t>"configurations": []</w:t>
       </w:r>
       <w:r>
         <w:rPr>
           <w:rFonts w:ascii="Calibri" w:hAnsi="Calibri" w:cs="Calibri"/>
+          <w:sz w:val="32"/>
+          <w:szCs w:val="32"/>
         </w:rPr>
         <w:t xml:space="preserve"> list block in</w:t>
       </w:r>
@@ -3097,12 +4090,28 @@
           <w:rFonts w:ascii="Calibri" w:hAnsi="Calibri" w:cs="Calibri"/>
           <w:b/>
           <w:bCs/>
-        </w:rPr>
-        <w:t xml:space="preserve"> launch.json</w:t>
-      </w:r>
-      <w:r>
-        <w:rPr>
-          <w:rFonts w:ascii="Calibri" w:hAnsi="Calibri" w:cs="Calibri"/>
+          <w:sz w:val="32"/>
+          <w:szCs w:val="32"/>
+        </w:rPr>
+        <w:t xml:space="preserve"> </w:t>
+      </w:r>
+      <w:proofErr w:type="spellStart"/>
+      <w:r>
+        <w:rPr>
+          <w:rFonts w:ascii="Calibri" w:hAnsi="Calibri" w:cs="Calibri"/>
+          <w:b/>
+          <w:bCs/>
+          <w:sz w:val="32"/>
+          <w:szCs w:val="32"/>
+        </w:rPr>
+        <w:t>launch.json</w:t>
+      </w:r>
+      <w:proofErr w:type="spellEnd"/>
+      <w:r>
+        <w:rPr>
+          <w:rFonts w:ascii="Calibri" w:hAnsi="Calibri" w:cs="Calibri"/>
+          <w:sz w:val="32"/>
+          <w:szCs w:val="32"/>
         </w:rPr>
         <w:t xml:space="preserve"> file like below so VS code essentially does this command</w:t>
       </w:r>
@@ -3111,12 +4120,38 @@
           <w:rFonts w:ascii="Calibri" w:hAnsi="Calibri" w:cs="Calibri"/>
           <w:b/>
           <w:bCs/>
-        </w:rPr>
-        <w:t xml:space="preserve"> flutter run --flavor staging --dart-define=API_URL=htt… </w:t>
-      </w:r>
-      <w:r>
-        <w:rPr>
-          <w:rFonts w:ascii="Calibri" w:hAnsi="Calibri" w:cs="Calibri"/>
+          <w:sz w:val="32"/>
+          <w:szCs w:val="32"/>
+        </w:rPr>
+        <w:t xml:space="preserve"> flutter run --flavor staging --dart-define=API_URL=</w:t>
+      </w:r>
+      <w:proofErr w:type="spellStart"/>
+      <w:r>
+        <w:rPr>
+          <w:rFonts w:ascii="Calibri" w:hAnsi="Calibri" w:cs="Calibri"/>
+          <w:b/>
+          <w:bCs/>
+          <w:sz w:val="32"/>
+          <w:szCs w:val="32"/>
+        </w:rPr>
+        <w:t>htt</w:t>
+      </w:r>
+      <w:proofErr w:type="spellEnd"/>
+      <w:r>
+        <w:rPr>
+          <w:rFonts w:ascii="Calibri" w:hAnsi="Calibri" w:cs="Calibri"/>
+          <w:b/>
+          <w:bCs/>
+          <w:sz w:val="32"/>
+          <w:szCs w:val="32"/>
+        </w:rPr>
+        <w:t xml:space="preserve">… </w:t>
+      </w:r>
+      <w:r>
+        <w:rPr>
+          <w:rFonts w:ascii="Calibri" w:hAnsi="Calibri" w:cs="Calibri"/>
+          <w:sz w:val="32"/>
+          <w:szCs w:val="32"/>
         </w:rPr>
         <w:t xml:space="preserve">when running </w:t>
       </w:r>
@@ -3129,14 +4164,18 @@
           <w:b/>
           <w:bCs/>
           <w:color w:val="D86DCB" w:themeColor="accent5" w:themeTint="99"/>
-        </w:rPr>
-      </w:pPr>
-      <w:r>
-        <w:rPr>
-          <w:rFonts w:ascii="Calibri" w:hAnsi="Calibri" w:cs="Calibri"/>
-          <w:b/>
-          <w:bCs/>
-          <w:color w:val="D86DCB" w:themeColor="accent5" w:themeTint="99"/>
+          <w:sz w:val="32"/>
+          <w:szCs w:val="32"/>
+        </w:rPr>
+      </w:pPr>
+      <w:r>
+        <w:rPr>
+          <w:rFonts w:ascii="Calibri" w:hAnsi="Calibri" w:cs="Calibri"/>
+          <w:b/>
+          <w:bCs/>
+          <w:color w:val="D86DCB" w:themeColor="accent5" w:themeTint="99"/>
+          <w:sz w:val="32"/>
+          <w:szCs w:val="32"/>
         </w:rPr>
         <w:t>{</w:t>
       </w:r>
@@ -3149,14 +4188,18 @@
           <w:b/>
           <w:bCs/>
           <w:color w:val="D86DCB" w:themeColor="accent5" w:themeTint="99"/>
-        </w:rPr>
-      </w:pPr>
-      <w:r>
-        <w:rPr>
-          <w:rFonts w:ascii="Calibri" w:hAnsi="Calibri" w:cs="Calibri"/>
-          <w:b/>
-          <w:bCs/>
-          <w:color w:val="D86DCB" w:themeColor="accent5" w:themeTint="99"/>
+          <w:sz w:val="32"/>
+          <w:szCs w:val="32"/>
+        </w:rPr>
+      </w:pPr>
+      <w:r>
+        <w:rPr>
+          <w:rFonts w:ascii="Calibri" w:hAnsi="Calibri" w:cs="Calibri"/>
+          <w:b/>
+          <w:bCs/>
+          <w:color w:val="D86DCB" w:themeColor="accent5" w:themeTint="99"/>
+          <w:sz w:val="32"/>
+          <w:szCs w:val="32"/>
         </w:rPr>
         <w:t xml:space="preserve">    "version": "0.2.0",</w:t>
       </w:r>
@@ -3169,14 +4212,18 @@
           <w:b/>
           <w:bCs/>
           <w:color w:val="D86DCB" w:themeColor="accent5" w:themeTint="99"/>
-        </w:rPr>
-      </w:pPr>
-      <w:r>
-        <w:rPr>
-          <w:rFonts w:ascii="Calibri" w:hAnsi="Calibri" w:cs="Calibri"/>
-          <w:b/>
-          <w:bCs/>
-          <w:color w:val="D86DCB" w:themeColor="accent5" w:themeTint="99"/>
+          <w:sz w:val="32"/>
+          <w:szCs w:val="32"/>
+        </w:rPr>
+      </w:pPr>
+      <w:r>
+        <w:rPr>
+          <w:rFonts w:ascii="Calibri" w:hAnsi="Calibri" w:cs="Calibri"/>
+          <w:b/>
+          <w:bCs/>
+          <w:color w:val="D86DCB" w:themeColor="accent5" w:themeTint="99"/>
+          <w:sz w:val="32"/>
+          <w:szCs w:val="32"/>
         </w:rPr>
         <w:t xml:space="preserve">    "configurations": [</w:t>
       </w:r>
@@ -3189,14 +4236,18 @@
           <w:b/>
           <w:bCs/>
           <w:color w:val="D86DCB" w:themeColor="accent5" w:themeTint="99"/>
-        </w:rPr>
-      </w:pPr>
-      <w:r>
-        <w:rPr>
-          <w:rFonts w:ascii="Calibri" w:hAnsi="Calibri" w:cs="Calibri"/>
-          <w:b/>
-          <w:bCs/>
-          <w:color w:val="D86DCB" w:themeColor="accent5" w:themeTint="99"/>
+          <w:sz w:val="32"/>
+          <w:szCs w:val="32"/>
+        </w:rPr>
+      </w:pPr>
+      <w:r>
+        <w:rPr>
+          <w:rFonts w:ascii="Calibri" w:hAnsi="Calibri" w:cs="Calibri"/>
+          <w:b/>
+          <w:bCs/>
+          <w:color w:val="D86DCB" w:themeColor="accent5" w:themeTint="99"/>
+          <w:sz w:val="32"/>
+          <w:szCs w:val="32"/>
         </w:rPr>
         <w:t xml:space="preserve">        {</w:t>
       </w:r>
@@ -3209,14 +4260,18 @@
           <w:b/>
           <w:bCs/>
           <w:color w:val="D86DCB" w:themeColor="accent5" w:themeTint="99"/>
-        </w:rPr>
-      </w:pPr>
-      <w:r>
-        <w:rPr>
-          <w:rFonts w:ascii="Calibri" w:hAnsi="Calibri" w:cs="Calibri"/>
-          <w:b/>
-          <w:bCs/>
-          <w:color w:val="D86DCB" w:themeColor="accent5" w:themeTint="99"/>
+          <w:sz w:val="32"/>
+          <w:szCs w:val="32"/>
+        </w:rPr>
+      </w:pPr>
+      <w:r>
+        <w:rPr>
+          <w:rFonts w:ascii="Calibri" w:hAnsi="Calibri" w:cs="Calibri"/>
+          <w:b/>
+          <w:bCs/>
+          <w:color w:val="D86DCB" w:themeColor="accent5" w:themeTint="99"/>
+          <w:sz w:val="32"/>
+          <w:szCs w:val="32"/>
         </w:rPr>
         <w:t xml:space="preserve">            "name": "Staging",</w:t>
       </w:r>
@@ -3229,14 +4284,18 @@
           <w:b/>
           <w:bCs/>
           <w:color w:val="D86DCB" w:themeColor="accent5" w:themeTint="99"/>
-        </w:rPr>
-      </w:pPr>
-      <w:r>
-        <w:rPr>
-          <w:rFonts w:ascii="Calibri" w:hAnsi="Calibri" w:cs="Calibri"/>
-          <w:b/>
-          <w:bCs/>
-          <w:color w:val="D86DCB" w:themeColor="accent5" w:themeTint="99"/>
+          <w:sz w:val="32"/>
+          <w:szCs w:val="32"/>
+        </w:rPr>
+      </w:pPr>
+      <w:r>
+        <w:rPr>
+          <w:rFonts w:ascii="Calibri" w:hAnsi="Calibri" w:cs="Calibri"/>
+          <w:b/>
+          <w:bCs/>
+          <w:color w:val="D86DCB" w:themeColor="accent5" w:themeTint="99"/>
+          <w:sz w:val="32"/>
+          <w:szCs w:val="32"/>
         </w:rPr>
         <w:t xml:space="preserve">            "request": "launch",</w:t>
       </w:r>
@@ -3249,14 +4308,18 @@
           <w:b/>
           <w:bCs/>
           <w:color w:val="D86DCB" w:themeColor="accent5" w:themeTint="99"/>
-        </w:rPr>
-      </w:pPr>
-      <w:r>
-        <w:rPr>
-          <w:rFonts w:ascii="Calibri" w:hAnsi="Calibri" w:cs="Calibri"/>
-          <w:b/>
-          <w:bCs/>
-          <w:color w:val="D86DCB" w:themeColor="accent5" w:themeTint="99"/>
+          <w:sz w:val="32"/>
+          <w:szCs w:val="32"/>
+        </w:rPr>
+      </w:pPr>
+      <w:r>
+        <w:rPr>
+          <w:rFonts w:ascii="Calibri" w:hAnsi="Calibri" w:cs="Calibri"/>
+          <w:b/>
+          <w:bCs/>
+          <w:color w:val="D86DCB" w:themeColor="accent5" w:themeTint="99"/>
+          <w:sz w:val="32"/>
+          <w:szCs w:val="32"/>
         </w:rPr>
         <w:t xml:space="preserve">            "type": "dart",</w:t>
       </w:r>
@@ -3269,54 +4332,115 @@
           <w:b/>
           <w:bCs/>
           <w:color w:val="D86DCB" w:themeColor="accent5" w:themeTint="99"/>
-        </w:rPr>
-      </w:pPr>
-      <w:r>
-        <w:rPr>
-          <w:rFonts w:ascii="Calibri" w:hAnsi="Calibri" w:cs="Calibri"/>
-          <w:b/>
-          <w:bCs/>
-          <w:color w:val="D86DCB" w:themeColor="accent5" w:themeTint="99"/>
-        </w:rPr>
-        <w:t xml:space="preserve">            "flutterMode": "debug",</w:t>
-      </w:r>
-    </w:p>
-    <w:p>
-      <w:pPr>
-        <w:jc w:val="both"/>
-        <w:rPr>
-          <w:rFonts w:ascii="Calibri" w:hAnsi="Calibri" w:cs="Calibri"/>
-          <w:b/>
-          <w:bCs/>
-          <w:color w:val="D86DCB" w:themeColor="accent5" w:themeTint="99"/>
-        </w:rPr>
-      </w:pPr>
-      <w:r>
-        <w:rPr>
-          <w:rFonts w:ascii="Calibri" w:hAnsi="Calibri" w:cs="Calibri"/>
-          <w:b/>
-          <w:bCs/>
-          <w:color w:val="D86DCB" w:themeColor="accent5" w:themeTint="99"/>
-        </w:rPr>
-        <w:t xml:space="preserve">            "args": [</w:t>
-      </w:r>
-    </w:p>
-    <w:p>
-      <w:pPr>
-        <w:jc w:val="both"/>
-        <w:rPr>
-          <w:rFonts w:ascii="Calibri" w:hAnsi="Calibri" w:cs="Calibri"/>
-          <w:b/>
-          <w:bCs/>
-          <w:color w:val="D86DCB" w:themeColor="accent5" w:themeTint="99"/>
-        </w:rPr>
-      </w:pPr>
-      <w:r>
-        <w:rPr>
-          <w:rFonts w:ascii="Calibri" w:hAnsi="Calibri" w:cs="Calibri"/>
-          <w:b/>
-          <w:bCs/>
-          <w:color w:val="D86DCB" w:themeColor="accent5" w:themeTint="99"/>
+          <w:sz w:val="32"/>
+          <w:szCs w:val="32"/>
+        </w:rPr>
+      </w:pPr>
+      <w:r>
+        <w:rPr>
+          <w:rFonts w:ascii="Calibri" w:hAnsi="Calibri" w:cs="Calibri"/>
+          <w:b/>
+          <w:bCs/>
+          <w:color w:val="D86DCB" w:themeColor="accent5" w:themeTint="99"/>
+          <w:sz w:val="32"/>
+          <w:szCs w:val="32"/>
+        </w:rPr>
+        <w:t xml:space="preserve">            "</w:t>
+      </w:r>
+      <w:proofErr w:type="spellStart"/>
+      <w:r>
+        <w:rPr>
+          <w:rFonts w:ascii="Calibri" w:hAnsi="Calibri" w:cs="Calibri"/>
+          <w:b/>
+          <w:bCs/>
+          <w:color w:val="D86DCB" w:themeColor="accent5" w:themeTint="99"/>
+          <w:sz w:val="32"/>
+          <w:szCs w:val="32"/>
+        </w:rPr>
+        <w:t>flutterMode</w:t>
+      </w:r>
+      <w:proofErr w:type="spellEnd"/>
+      <w:r>
+        <w:rPr>
+          <w:rFonts w:ascii="Calibri" w:hAnsi="Calibri" w:cs="Calibri"/>
+          <w:b/>
+          <w:bCs/>
+          <w:color w:val="D86DCB" w:themeColor="accent5" w:themeTint="99"/>
+          <w:sz w:val="32"/>
+          <w:szCs w:val="32"/>
+        </w:rPr>
+        <w:t>": "debug",</w:t>
+      </w:r>
+    </w:p>
+    <w:p>
+      <w:pPr>
+        <w:jc w:val="both"/>
+        <w:rPr>
+          <w:rFonts w:ascii="Calibri" w:hAnsi="Calibri" w:cs="Calibri"/>
+          <w:b/>
+          <w:bCs/>
+          <w:color w:val="D86DCB" w:themeColor="accent5" w:themeTint="99"/>
+          <w:sz w:val="32"/>
+          <w:szCs w:val="32"/>
+        </w:rPr>
+      </w:pPr>
+      <w:r>
+        <w:rPr>
+          <w:rFonts w:ascii="Calibri" w:hAnsi="Calibri" w:cs="Calibri"/>
+          <w:b/>
+          <w:bCs/>
+          <w:color w:val="D86DCB" w:themeColor="accent5" w:themeTint="99"/>
+          <w:sz w:val="32"/>
+          <w:szCs w:val="32"/>
+        </w:rPr>
+        <w:lastRenderedPageBreak/>
+        <w:t xml:space="preserve">            "</w:t>
+      </w:r>
+      <w:proofErr w:type="spellStart"/>
+      <w:r>
+        <w:rPr>
+          <w:rFonts w:ascii="Calibri" w:hAnsi="Calibri" w:cs="Calibri"/>
+          <w:b/>
+          <w:bCs/>
+          <w:color w:val="D86DCB" w:themeColor="accent5" w:themeTint="99"/>
+          <w:sz w:val="32"/>
+          <w:szCs w:val="32"/>
+        </w:rPr>
+        <w:t>args</w:t>
+      </w:r>
+      <w:proofErr w:type="spellEnd"/>
+      <w:r>
+        <w:rPr>
+          <w:rFonts w:ascii="Calibri" w:hAnsi="Calibri" w:cs="Calibri"/>
+          <w:b/>
+          <w:bCs/>
+          <w:color w:val="D86DCB" w:themeColor="accent5" w:themeTint="99"/>
+          <w:sz w:val="32"/>
+          <w:szCs w:val="32"/>
+        </w:rPr>
+        <w:t>": [</w:t>
+      </w:r>
+    </w:p>
+    <w:p>
+      <w:pPr>
+        <w:jc w:val="both"/>
+        <w:rPr>
+          <w:rFonts w:ascii="Calibri" w:hAnsi="Calibri" w:cs="Calibri"/>
+          <w:b/>
+          <w:bCs/>
+          <w:color w:val="D86DCB" w:themeColor="accent5" w:themeTint="99"/>
+          <w:sz w:val="32"/>
+          <w:szCs w:val="32"/>
+        </w:rPr>
+      </w:pPr>
+      <w:r>
+        <w:rPr>
+          <w:rFonts w:ascii="Calibri" w:hAnsi="Calibri" w:cs="Calibri"/>
+          <w:b/>
+          <w:bCs/>
+          <w:color w:val="D86DCB" w:themeColor="accent5" w:themeTint="99"/>
+          <w:sz w:val="32"/>
+          <w:szCs w:val="32"/>
         </w:rPr>
         <w:t xml:space="preserve">                "--flavor",</w:t>
       </w:r>
@@ -3329,14 +4453,18 @@
           <w:b/>
           <w:bCs/>
           <w:color w:val="D86DCB" w:themeColor="accent5" w:themeTint="99"/>
-        </w:rPr>
-      </w:pPr>
-      <w:r>
-        <w:rPr>
-          <w:rFonts w:ascii="Calibri" w:hAnsi="Calibri" w:cs="Calibri"/>
-          <w:b/>
-          <w:bCs/>
-          <w:color w:val="D86DCB" w:themeColor="accent5" w:themeTint="99"/>
+          <w:sz w:val="32"/>
+          <w:szCs w:val="32"/>
+        </w:rPr>
+      </w:pPr>
+      <w:r>
+        <w:rPr>
+          <w:rFonts w:ascii="Calibri" w:hAnsi="Calibri" w:cs="Calibri"/>
+          <w:b/>
+          <w:bCs/>
+          <w:color w:val="D86DCB" w:themeColor="accent5" w:themeTint="99"/>
+          <w:sz w:val="32"/>
+          <w:szCs w:val="32"/>
         </w:rPr>
         <w:t xml:space="preserve">                "staging",</w:t>
       </w:r>
@@ -3349,14 +4477,18 @@
           <w:b/>
           <w:bCs/>
           <w:color w:val="D86DCB" w:themeColor="accent5" w:themeTint="99"/>
-        </w:rPr>
-      </w:pPr>
-      <w:r>
-        <w:rPr>
-          <w:rFonts w:ascii="Calibri" w:hAnsi="Calibri" w:cs="Calibri"/>
-          <w:b/>
-          <w:bCs/>
-          <w:color w:val="D86DCB" w:themeColor="accent5" w:themeTint="99"/>
+          <w:sz w:val="32"/>
+          <w:szCs w:val="32"/>
+        </w:rPr>
+      </w:pPr>
+      <w:r>
+        <w:rPr>
+          <w:rFonts w:ascii="Calibri" w:hAnsi="Calibri" w:cs="Calibri"/>
+          <w:b/>
+          <w:bCs/>
+          <w:color w:val="D86DCB" w:themeColor="accent5" w:themeTint="99"/>
+          <w:sz w:val="32"/>
+          <w:szCs w:val="32"/>
         </w:rPr>
         <w:t xml:space="preserve">                "--dart-define=API_URL=https://staging-api.example.com"</w:t>
       </w:r>
@@ -3369,14 +4501,18 @@
           <w:b/>
           <w:bCs/>
           <w:color w:val="D86DCB" w:themeColor="accent5" w:themeTint="99"/>
-        </w:rPr>
-      </w:pPr>
-      <w:r>
-        <w:rPr>
-          <w:rFonts w:ascii="Calibri" w:hAnsi="Calibri" w:cs="Calibri"/>
-          <w:b/>
-          <w:bCs/>
-          <w:color w:val="D86DCB" w:themeColor="accent5" w:themeTint="99"/>
+          <w:sz w:val="32"/>
+          <w:szCs w:val="32"/>
+        </w:rPr>
+      </w:pPr>
+      <w:r>
+        <w:rPr>
+          <w:rFonts w:ascii="Calibri" w:hAnsi="Calibri" w:cs="Calibri"/>
+          <w:b/>
+          <w:bCs/>
+          <w:color w:val="D86DCB" w:themeColor="accent5" w:themeTint="99"/>
+          <w:sz w:val="32"/>
+          <w:szCs w:val="32"/>
         </w:rPr>
         <w:t xml:space="preserve">            ]</w:t>
       </w:r>
@@ -3389,14 +4525,18 @@
           <w:b/>
           <w:bCs/>
           <w:color w:val="D86DCB" w:themeColor="accent5" w:themeTint="99"/>
-        </w:rPr>
-      </w:pPr>
-      <w:r>
-        <w:rPr>
-          <w:rFonts w:ascii="Calibri" w:hAnsi="Calibri" w:cs="Calibri"/>
-          <w:b/>
-          <w:bCs/>
-          <w:color w:val="D86DCB" w:themeColor="accent5" w:themeTint="99"/>
+          <w:sz w:val="32"/>
+          <w:szCs w:val="32"/>
+        </w:rPr>
+      </w:pPr>
+      <w:r>
+        <w:rPr>
+          <w:rFonts w:ascii="Calibri" w:hAnsi="Calibri" w:cs="Calibri"/>
+          <w:b/>
+          <w:bCs/>
+          <w:color w:val="D86DCB" w:themeColor="accent5" w:themeTint="99"/>
+          <w:sz w:val="32"/>
+          <w:szCs w:val="32"/>
         </w:rPr>
         <w:t xml:space="preserve">        }</w:t>
       </w:r>
@@ -3409,14 +4549,18 @@
           <w:b/>
           <w:bCs/>
           <w:color w:val="D86DCB" w:themeColor="accent5" w:themeTint="99"/>
-        </w:rPr>
-      </w:pPr>
-      <w:r>
-        <w:rPr>
-          <w:rFonts w:ascii="Calibri" w:hAnsi="Calibri" w:cs="Calibri"/>
-          <w:b/>
-          <w:bCs/>
-          <w:color w:val="D86DCB" w:themeColor="accent5" w:themeTint="99"/>
+          <w:sz w:val="32"/>
+          <w:szCs w:val="32"/>
+        </w:rPr>
+      </w:pPr>
+      <w:r>
+        <w:rPr>
+          <w:rFonts w:ascii="Calibri" w:hAnsi="Calibri" w:cs="Calibri"/>
+          <w:b/>
+          <w:bCs/>
+          <w:color w:val="D86DCB" w:themeColor="accent5" w:themeTint="99"/>
+          <w:sz w:val="32"/>
+          <w:szCs w:val="32"/>
         </w:rPr>
         <w:t xml:space="preserve">    ]</w:t>
       </w:r>
@@ -3429,14 +4573,18 @@
           <w:b/>
           <w:bCs/>
           <w:color w:val="D86DCB" w:themeColor="accent5" w:themeTint="99"/>
-        </w:rPr>
-      </w:pPr>
-      <w:r>
-        <w:rPr>
-          <w:rFonts w:ascii="Calibri" w:hAnsi="Calibri" w:cs="Calibri"/>
-          <w:b/>
-          <w:bCs/>
-          <w:color w:val="D86DCB" w:themeColor="accent5" w:themeTint="99"/>
+          <w:sz w:val="32"/>
+          <w:szCs w:val="32"/>
+        </w:rPr>
+      </w:pPr>
+      <w:r>
+        <w:rPr>
+          <w:rFonts w:ascii="Calibri" w:hAnsi="Calibri" w:cs="Calibri"/>
+          <w:b/>
+          <w:bCs/>
+          <w:color w:val="D86DCB" w:themeColor="accent5" w:themeTint="99"/>
+          <w:sz w:val="32"/>
+          <w:szCs w:val="32"/>
         </w:rPr>
         <w:t xml:space="preserve">    …</w:t>
       </w:r>
@@ -3449,14 +4597,18 @@
           <w:b/>
           <w:bCs/>
           <w:color w:val="D86DCB" w:themeColor="accent5" w:themeTint="99"/>
-        </w:rPr>
-      </w:pPr>
-      <w:r>
-        <w:rPr>
-          <w:rFonts w:ascii="Calibri" w:hAnsi="Calibri" w:cs="Calibri"/>
-          <w:b/>
-          <w:bCs/>
-          <w:color w:val="D86DCB" w:themeColor="accent5" w:themeTint="99"/>
+          <w:sz w:val="32"/>
+          <w:szCs w:val="32"/>
+        </w:rPr>
+      </w:pPr>
+      <w:r>
+        <w:rPr>
+          <w:rFonts w:ascii="Calibri" w:hAnsi="Calibri" w:cs="Calibri"/>
+          <w:b/>
+          <w:bCs/>
+          <w:color w:val="D86DCB" w:themeColor="accent5" w:themeTint="99"/>
+          <w:sz w:val="32"/>
+          <w:szCs w:val="32"/>
         </w:rPr>
         <w:t>}</w:t>
       </w:r>
@@ -3466,11 +4618,15 @@
         <w:jc w:val="both"/>
         <w:rPr>
           <w:rFonts w:ascii="Calibri" w:hAnsi="Calibri" w:cs="Calibri"/>
-        </w:rPr>
-      </w:pPr>
-      <w:r>
-        <w:rPr>
-          <w:rFonts w:ascii="Calibri" w:hAnsi="Calibri" w:cs="Calibri"/>
+          <w:sz w:val="32"/>
+          <w:szCs w:val="32"/>
+        </w:rPr>
+      </w:pPr>
+      <w:r>
+        <w:rPr>
+          <w:rFonts w:ascii="Calibri" w:hAnsi="Calibri" w:cs="Calibri"/>
+          <w:sz w:val="32"/>
+          <w:szCs w:val="32"/>
         </w:rPr>
         <w:t xml:space="preserve"># Then just hit Ctrl + Shift + D or look at the left side and click on the </w:t>
       </w:r>
@@ -3479,74 +4635,110 @@
           <w:rFonts w:ascii="Calibri" w:hAnsi="Calibri" w:cs="Calibri"/>
           <w:b/>
           <w:bCs/>
+          <w:sz w:val="32"/>
+          <w:szCs w:val="32"/>
         </w:rPr>
         <w:t>Run and Debug</w:t>
       </w:r>
       <w:r>
         <w:rPr>
           <w:rFonts w:ascii="Calibri" w:hAnsi="Calibri" w:cs="Calibri"/>
+          <w:sz w:val="32"/>
+          <w:szCs w:val="32"/>
         </w:rPr>
         <w:t xml:space="preserve"> panel. Then by clicking on the drop down we can select the Run Time configuration we want to run (like</w:t>
       </w:r>
       <w:r>
         <w:rPr>
           <w:rFonts w:ascii="Calibri" w:hAnsi="Calibri" w:cs="Calibri"/>
+          <w:sz w:val="32"/>
+          <w:szCs w:val="32"/>
         </w:rPr>
         <w:t xml:space="preserve"> flavors, dart-define and also</w:t>
       </w:r>
       <w:r>
         <w:rPr>
           <w:rFonts w:ascii="Calibri" w:hAnsi="Calibri" w:cs="Calibri"/>
+          <w:sz w:val="32"/>
+          <w:szCs w:val="32"/>
         </w:rPr>
         <w:t xml:space="preserve"> Profile mode, </w:t>
       </w:r>
       <w:r>
         <w:rPr>
           <w:rFonts w:ascii="Calibri" w:hAnsi="Calibri" w:cs="Calibri"/>
+          <w:sz w:val="32"/>
+          <w:szCs w:val="32"/>
         </w:rPr>
         <w:t>R</w:t>
       </w:r>
       <w:r>
         <w:rPr>
           <w:rFonts w:ascii="Calibri" w:hAnsi="Calibri" w:cs="Calibri"/>
+          <w:sz w:val="32"/>
+          <w:szCs w:val="32"/>
         </w:rPr>
         <w:t>elease</w:t>
       </w:r>
       <w:r>
         <w:rPr>
           <w:rFonts w:ascii="Calibri" w:hAnsi="Calibri" w:cs="Calibri"/>
+          <w:sz w:val="32"/>
+          <w:szCs w:val="32"/>
         </w:rPr>
         <w:t>, Debug</w:t>
       </w:r>
       <w:r>
         <w:rPr>
           <w:rFonts w:ascii="Calibri" w:hAnsi="Calibri" w:cs="Calibri"/>
+          <w:sz w:val="32"/>
+          <w:szCs w:val="32"/>
         </w:rPr>
         <w:t xml:space="preserve"> mode </w:t>
       </w:r>
       <w:r>
         <w:rPr>
           <w:rFonts w:ascii="Calibri" w:hAnsi="Calibri" w:cs="Calibri"/>
+          <w:sz w:val="32"/>
+          <w:szCs w:val="32"/>
         </w:rPr>
         <w:t xml:space="preserve">in </w:t>
       </w:r>
-      <w:r>
-        <w:rPr>
-          <w:rFonts w:ascii="Calibri" w:hAnsi="Calibri" w:cs="Calibri"/>
-          <w:b/>
-          <w:bCs/>
-        </w:rPr>
-        <w:t xml:space="preserve">flutterMode: </w:t>
-      </w:r>
-      <w:r>
-        <w:rPr>
-          <w:rFonts w:ascii="Calibri" w:hAnsi="Calibri" w:cs="Calibri"/>
+      <w:proofErr w:type="spellStart"/>
+      <w:r>
+        <w:rPr>
+          <w:rFonts w:ascii="Calibri" w:hAnsi="Calibri" w:cs="Calibri"/>
+          <w:b/>
+          <w:bCs/>
+          <w:sz w:val="32"/>
+          <w:szCs w:val="32"/>
+        </w:rPr>
+        <w:t>flutterMode</w:t>
+      </w:r>
+      <w:proofErr w:type="spellEnd"/>
+      <w:r>
+        <w:rPr>
+          <w:rFonts w:ascii="Calibri" w:hAnsi="Calibri" w:cs="Calibri"/>
+          <w:b/>
+          <w:bCs/>
+          <w:sz w:val="32"/>
+          <w:szCs w:val="32"/>
+        </w:rPr>
+        <w:t xml:space="preserve">: </w:t>
+      </w:r>
+      <w:r>
+        <w:rPr>
+          <w:rFonts w:ascii="Calibri" w:hAnsi="Calibri" w:cs="Calibri"/>
+          <w:sz w:val="32"/>
+          <w:szCs w:val="32"/>
         </w:rPr>
         <w:t>for deployment and performance testing</w:t>
       </w:r>
       <w:r>
         <w:rPr>
           <w:rFonts w:ascii="Calibri" w:hAnsi="Calibri" w:cs="Calibri"/>
+          <w:sz w:val="32"/>
+          <w:szCs w:val="32"/>
         </w:rPr>
         <w:t>)</w:t>
       </w:r>
@@ -3556,104 +4748,1104 @@
         <w:jc w:val="both"/>
         <w:rPr>
           <w:rFonts w:ascii="Calibri" w:hAnsi="Calibri" w:cs="Calibri"/>
-        </w:rPr>
-      </w:pPr>
-      <w:r>
-        <w:rPr>
-          <w:rFonts w:ascii="Calibri" w:hAnsi="Calibri" w:cs="Calibri"/>
+          <w:sz w:val="32"/>
+          <w:szCs w:val="32"/>
+        </w:rPr>
+      </w:pPr>
+      <w:r>
+        <w:rPr>
+          <w:rFonts w:ascii="Calibri" w:hAnsi="Calibri" w:cs="Calibri"/>
+          <w:sz w:val="32"/>
+          <w:szCs w:val="32"/>
+        </w:rPr>
+        <w:t>#</w:t>
+      </w:r>
+      <w:r>
+        <w:rPr>
+          <w:rFonts w:ascii="Calibri" w:hAnsi="Calibri" w:cs="Calibri"/>
+          <w:b/>
+          <w:bCs/>
+          <w:sz w:val="32"/>
+          <w:szCs w:val="32"/>
+        </w:rPr>
+        <w:t xml:space="preserve"> Run and Debug</w:t>
+      </w:r>
+      <w:r>
+        <w:rPr>
+          <w:rFonts w:ascii="Calibri" w:hAnsi="Calibri" w:cs="Calibri"/>
+          <w:sz w:val="32"/>
+          <w:szCs w:val="32"/>
+        </w:rPr>
+        <w:t xml:space="preserve"> panel also shows variables (compile time injected by </w:t>
+      </w:r>
+      <w:r>
+        <w:rPr>
+          <w:rFonts w:ascii="Calibri" w:hAnsi="Calibri" w:cs="Calibri"/>
+          <w:b/>
+          <w:bCs/>
+          <w:sz w:val="32"/>
+          <w:szCs w:val="32"/>
+        </w:rPr>
+        <w:t>--dart-define</w:t>
+      </w:r>
+      <w:r>
+        <w:rPr>
+          <w:rFonts w:ascii="Calibri" w:hAnsi="Calibri" w:cs="Calibri"/>
+          <w:sz w:val="32"/>
+          <w:szCs w:val="32"/>
+        </w:rPr>
+        <w:t>) and Call stack etc.</w:t>
+      </w:r>
+    </w:p>
+    <w:p>
+      <w:pPr>
+        <w:jc w:val="both"/>
+        <w:rPr>
+          <w:rFonts w:ascii="Calibri" w:hAnsi="Calibri" w:cs="Calibri"/>
+          <w:b/>
+          <w:bCs/>
+          <w:color w:val="D86DCB" w:themeColor="accent5" w:themeTint="99"/>
+          <w:sz w:val="32"/>
+          <w:szCs w:val="32"/>
+        </w:rPr>
+      </w:pPr>
+      <w:r>
+        <w:rPr>
+          <w:rFonts w:ascii="Calibri" w:hAnsi="Calibri" w:cs="Calibri"/>
+          <w:b/>
+          <w:bCs/>
+          <w:sz w:val="32"/>
+          <w:szCs w:val="32"/>
+        </w:rPr>
+        <w:t>NOTE:</w:t>
+      </w:r>
+      <w:r>
+        <w:rPr>
+          <w:rFonts w:ascii="Calibri" w:hAnsi="Calibri" w:cs="Calibri"/>
+          <w:sz w:val="32"/>
+          <w:szCs w:val="32"/>
+        </w:rPr>
+        <w:t xml:space="preserve"> For Anti-Gravity we need to add </w:t>
+      </w:r>
+      <w:r>
+        <w:rPr>
+          <w:rFonts w:ascii="Calibri" w:hAnsi="Calibri" w:cs="Calibri"/>
+          <w:b/>
+          <w:bCs/>
+          <w:sz w:val="32"/>
+          <w:szCs w:val="32"/>
+        </w:rPr>
+        <w:t>"</w:t>
+      </w:r>
+      <w:proofErr w:type="spellStart"/>
+      <w:r>
+        <w:rPr>
+          <w:rFonts w:ascii="Calibri" w:hAnsi="Calibri" w:cs="Calibri"/>
+          <w:b/>
+          <w:bCs/>
+          <w:sz w:val="32"/>
+          <w:szCs w:val="32"/>
+        </w:rPr>
+        <w:t>cwd</w:t>
+      </w:r>
+      <w:proofErr w:type="spellEnd"/>
+      <w:r>
+        <w:rPr>
+          <w:rFonts w:ascii="Calibri" w:hAnsi="Calibri" w:cs="Calibri"/>
+          <w:b/>
+          <w:bCs/>
+          <w:sz w:val="32"/>
+          <w:szCs w:val="32"/>
+        </w:rPr>
+        <w:t>": "</w:t>
+      </w:r>
+      <w:proofErr w:type="spellStart"/>
+      <w:r>
+        <w:rPr>
+          <w:rFonts w:ascii="Calibri" w:hAnsi="Calibri" w:cs="Calibri"/>
+          <w:b/>
+          <w:bCs/>
+          <w:sz w:val="32"/>
+          <w:szCs w:val="32"/>
+        </w:rPr>
+        <w:t>project_name</w:t>
+      </w:r>
+      <w:proofErr w:type="spellEnd"/>
+      <w:r>
+        <w:rPr>
+          <w:rFonts w:ascii="Calibri" w:hAnsi="Calibri" w:cs="Calibri"/>
+          <w:b/>
+          <w:bCs/>
+          <w:sz w:val="32"/>
+          <w:szCs w:val="32"/>
+        </w:rPr>
+        <w:t>",</w:t>
+      </w:r>
+    </w:p>
+    <w:p>
+      <w:pPr>
+        <w:jc w:val="both"/>
+        <w:rPr>
+          <w:rFonts w:ascii="Calibri" w:hAnsi="Calibri" w:cs="Calibri"/>
+          <w:sz w:val="32"/>
+          <w:szCs w:val="32"/>
+        </w:rPr>
+      </w:pPr>
+      <w:r>
+        <w:rPr>
+          <w:rFonts w:ascii="Calibri" w:hAnsi="Calibri" w:cs="Calibri"/>
+          <w:sz w:val="32"/>
+          <w:szCs w:val="32"/>
+        </w:rPr>
+        <w:t xml:space="preserve"> This after </w:t>
+      </w:r>
+      <w:r>
+        <w:rPr>
+          <w:rFonts w:ascii="Calibri" w:hAnsi="Calibri" w:cs="Calibri"/>
+          <w:b/>
+          <w:bCs/>
+          <w:sz w:val="32"/>
+          <w:szCs w:val="32"/>
+        </w:rPr>
+        <w:t>"name"</w:t>
+      </w:r>
+    </w:p>
+    <w:p>
+      <w:pPr>
+        <w:jc w:val="both"/>
+        <w:rPr>
+          <w:rFonts w:ascii="Calibri" w:hAnsi="Calibri" w:cs="Calibri"/>
+          <w:sz w:val="32"/>
+          <w:szCs w:val="32"/>
+        </w:rPr>
+      </w:pPr>
+    </w:p>
+    <w:p>
+      <w:pPr>
+        <w:jc w:val="center"/>
+        <w:rPr>
+          <w:rFonts w:ascii="Calibri" w:hAnsi="Calibri" w:cs="Calibri"/>
+          <w:sz w:val="32"/>
+          <w:szCs w:val="32"/>
+        </w:rPr>
+      </w:pPr>
+      <w:r>
+        <w:rPr>
+          <w:rFonts w:ascii="Calibri" w:hAnsi="Calibri" w:cs="Calibri"/>
+          <w:sz w:val="32"/>
+          <w:szCs w:val="32"/>
+        </w:rPr>
+        <w:t>Break</w:t>
+      </w:r>
+    </w:p>
+    <w:p>
+      <w:pPr>
+        <w:jc w:val="both"/>
+        <w:rPr>
+          <w:rFonts w:ascii="Calibri" w:hAnsi="Calibri" w:cs="Calibri"/>
+          <w:sz w:val="32"/>
+          <w:szCs w:val="32"/>
+        </w:rPr>
+      </w:pPr>
+    </w:p>
+    <w:p>
+      <w:pPr>
+        <w:jc w:val="both"/>
+        <w:rPr>
+          <w:rFonts w:ascii="Calibri" w:hAnsi="Calibri" w:cs="Calibri"/>
+          <w:b/>
+          <w:bCs/>
+          <w:sz w:val="32"/>
+          <w:szCs w:val="32"/>
+        </w:rPr>
+      </w:pPr>
+      <w:r>
+        <w:rPr>
+          <w:rFonts w:ascii="Calibri" w:hAnsi="Calibri" w:cs="Calibri"/>
+          <w:b/>
+          <w:bCs/>
+          <w:sz w:val="32"/>
+          <w:szCs w:val="32"/>
+        </w:rPr>
+        <w:t>Auto Saving Files in VS Code:</w:t>
+      </w:r>
+    </w:p>
+    <w:p>
+      <w:pPr>
+        <w:jc w:val="both"/>
+        <w:rPr>
+          <w:rFonts w:ascii="Calibri" w:hAnsi="Calibri" w:cs="Calibri"/>
+          <w:sz w:val="32"/>
+          <w:szCs w:val="32"/>
+        </w:rPr>
+      </w:pPr>
+      <w:r>
+        <w:rPr>
+          <w:rFonts w:ascii="Calibri" w:hAnsi="Calibri" w:cs="Calibri"/>
+          <w:sz w:val="32"/>
+          <w:szCs w:val="32"/>
         </w:rPr>
         <w:lastRenderedPageBreak/>
+        <w:t xml:space="preserve"># By default, VS code doesn’t save files we have to do it manually using Ctrl + S. To enable auto save go to Settings </w:t>
+      </w:r>
+      <w:r>
+        <w:rPr>
+          <w:rFonts w:ascii="Calibri" w:hAnsi="Calibri" w:cs="Calibri"/>
+          <w:sz w:val="32"/>
+          <w:szCs w:val="32"/>
+        </w:rPr>
+        <w:sym w:font="Wingdings" w:char="F0E0"/>
+      </w:r>
+      <w:r>
+        <w:rPr>
+          <w:rFonts w:ascii="Calibri" w:hAnsi="Calibri" w:cs="Calibri"/>
+          <w:sz w:val="32"/>
+          <w:szCs w:val="32"/>
+        </w:rPr>
+        <w:t xml:space="preserve"> Search Auto Save </w:t>
+      </w:r>
+      <w:r>
+        <w:rPr>
+          <w:rFonts w:ascii="Calibri" w:hAnsi="Calibri" w:cs="Calibri"/>
+          <w:sz w:val="32"/>
+          <w:szCs w:val="32"/>
+        </w:rPr>
+        <w:sym w:font="Wingdings" w:char="F0E0"/>
+      </w:r>
+      <w:r>
+        <w:rPr>
+          <w:rFonts w:ascii="Calibri" w:hAnsi="Calibri" w:cs="Calibri"/>
+          <w:sz w:val="32"/>
+          <w:szCs w:val="32"/>
+        </w:rPr>
+        <w:t xml:space="preserve"> Select </w:t>
+      </w:r>
+      <w:proofErr w:type="spellStart"/>
+      <w:r>
+        <w:rPr>
+          <w:rFonts w:ascii="Calibri" w:hAnsi="Calibri" w:cs="Calibri"/>
+          <w:b/>
+          <w:bCs/>
+          <w:sz w:val="32"/>
+          <w:szCs w:val="32"/>
+        </w:rPr>
+        <w:t>afterDelay</w:t>
+      </w:r>
+      <w:proofErr w:type="spellEnd"/>
+      <w:r>
+        <w:rPr>
+          <w:rFonts w:ascii="Calibri" w:hAnsi="Calibri" w:cs="Calibri"/>
+          <w:sz w:val="32"/>
+          <w:szCs w:val="32"/>
+        </w:rPr>
+        <w:t xml:space="preserve"> option</w:t>
+      </w:r>
+    </w:p>
+    <w:p>
+      <w:pPr>
+        <w:jc w:val="both"/>
+        <w:rPr>
+          <w:rFonts w:ascii="Calibri" w:hAnsi="Calibri" w:cs="Calibri"/>
+          <w:sz w:val="32"/>
+          <w:szCs w:val="32"/>
+        </w:rPr>
+      </w:pPr>
+      <w:r>
+        <w:rPr>
+          <w:rFonts w:ascii="Calibri" w:hAnsi="Calibri" w:cs="Calibri"/>
+          <w:sz w:val="32"/>
+          <w:szCs w:val="32"/>
+        </w:rPr>
+        <w:t xml:space="preserve"># We can also turn it on as project level settings in </w:t>
+      </w:r>
+      <w:r>
+        <w:rPr>
+          <w:rFonts w:ascii="Calibri" w:hAnsi="Calibri" w:cs="Calibri"/>
+          <w:b/>
+          <w:bCs/>
+          <w:sz w:val="32"/>
+          <w:szCs w:val="32"/>
+        </w:rPr>
+        <w:t>.</w:t>
+      </w:r>
+      <w:proofErr w:type="spellStart"/>
+      <w:r>
+        <w:rPr>
+          <w:rFonts w:ascii="Calibri" w:hAnsi="Calibri" w:cs="Calibri"/>
+          <w:b/>
+          <w:bCs/>
+          <w:sz w:val="32"/>
+          <w:szCs w:val="32"/>
+        </w:rPr>
+        <w:t>vscode</w:t>
+      </w:r>
+      <w:proofErr w:type="spellEnd"/>
+      <w:r>
+        <w:rPr>
+          <w:rFonts w:ascii="Calibri" w:hAnsi="Calibri" w:cs="Calibri"/>
+          <w:b/>
+          <w:bCs/>
+          <w:sz w:val="32"/>
+          <w:szCs w:val="32"/>
+        </w:rPr>
+        <w:t>/</w:t>
+      </w:r>
+      <w:proofErr w:type="spellStart"/>
+      <w:r>
+        <w:rPr>
+          <w:rFonts w:ascii="Calibri" w:hAnsi="Calibri" w:cs="Calibri"/>
+          <w:b/>
+          <w:bCs/>
+          <w:sz w:val="32"/>
+          <w:szCs w:val="32"/>
+        </w:rPr>
+        <w:t>settings.json</w:t>
+      </w:r>
+      <w:proofErr w:type="spellEnd"/>
+      <w:r>
+        <w:rPr>
+          <w:rFonts w:ascii="Calibri" w:hAnsi="Calibri" w:cs="Calibri"/>
+          <w:sz w:val="32"/>
+          <w:szCs w:val="32"/>
+        </w:rPr>
+        <w:t xml:space="preserve"> file like this:</w:t>
+      </w:r>
+    </w:p>
+    <w:p>
+      <w:pPr>
+        <w:jc w:val="both"/>
+        <w:rPr>
+          <w:rFonts w:ascii="Calibri" w:hAnsi="Calibri" w:cs="Calibri"/>
+          <w:b/>
+          <w:bCs/>
+          <w:color w:val="D86DCB" w:themeColor="accent5" w:themeTint="99"/>
+          <w:sz w:val="32"/>
+          <w:szCs w:val="32"/>
+        </w:rPr>
+      </w:pPr>
+      <w:r>
+        <w:rPr>
+          <w:rFonts w:ascii="Calibri" w:hAnsi="Calibri" w:cs="Calibri"/>
+          <w:b/>
+          <w:bCs/>
+          <w:color w:val="D86DCB" w:themeColor="accent5" w:themeTint="99"/>
+          <w:sz w:val="32"/>
+          <w:szCs w:val="32"/>
+        </w:rPr>
+        <w:t>{</w:t>
+      </w:r>
+    </w:p>
+    <w:p>
+      <w:pPr>
+        <w:jc w:val="both"/>
+        <w:rPr>
+          <w:rFonts w:ascii="Calibri" w:hAnsi="Calibri" w:cs="Calibri"/>
+          <w:b/>
+          <w:bCs/>
+          <w:color w:val="D86DCB" w:themeColor="accent5" w:themeTint="99"/>
+          <w:sz w:val="32"/>
+          <w:szCs w:val="32"/>
+        </w:rPr>
+      </w:pPr>
+      <w:r>
+        <w:rPr>
+          <w:rFonts w:ascii="Calibri" w:hAnsi="Calibri" w:cs="Calibri"/>
+          <w:b/>
+          <w:bCs/>
+          <w:color w:val="D86DCB" w:themeColor="accent5" w:themeTint="99"/>
+          <w:sz w:val="32"/>
+          <w:szCs w:val="32"/>
+        </w:rPr>
+        <w:t xml:space="preserve">    "</w:t>
+      </w:r>
+      <w:proofErr w:type="spellStart"/>
+      <w:r>
+        <w:rPr>
+          <w:rFonts w:ascii="Calibri" w:hAnsi="Calibri" w:cs="Calibri"/>
+          <w:b/>
+          <w:bCs/>
+          <w:color w:val="D86DCB" w:themeColor="accent5" w:themeTint="99"/>
+          <w:sz w:val="32"/>
+          <w:szCs w:val="32"/>
+        </w:rPr>
+        <w:t>files.autoSave</w:t>
+      </w:r>
+      <w:proofErr w:type="spellEnd"/>
+      <w:r>
+        <w:rPr>
+          <w:rFonts w:ascii="Calibri" w:hAnsi="Calibri" w:cs="Calibri"/>
+          <w:b/>
+          <w:bCs/>
+          <w:color w:val="D86DCB" w:themeColor="accent5" w:themeTint="99"/>
+          <w:sz w:val="32"/>
+          <w:szCs w:val="32"/>
+        </w:rPr>
+        <w:t>": "</w:t>
+      </w:r>
+      <w:proofErr w:type="spellStart"/>
+      <w:r>
+        <w:rPr>
+          <w:rFonts w:ascii="Calibri" w:hAnsi="Calibri" w:cs="Calibri"/>
+          <w:b/>
+          <w:bCs/>
+          <w:color w:val="D86DCB" w:themeColor="accent5" w:themeTint="99"/>
+          <w:sz w:val="32"/>
+          <w:szCs w:val="32"/>
+        </w:rPr>
+        <w:t>afterDelay</w:t>
+      </w:r>
+      <w:proofErr w:type="spellEnd"/>
+      <w:r>
+        <w:rPr>
+          <w:rFonts w:ascii="Calibri" w:hAnsi="Calibri" w:cs="Calibri"/>
+          <w:b/>
+          <w:bCs/>
+          <w:color w:val="D86DCB" w:themeColor="accent5" w:themeTint="99"/>
+          <w:sz w:val="32"/>
+          <w:szCs w:val="32"/>
+        </w:rPr>
+        <w:t>",</w:t>
+      </w:r>
+    </w:p>
+    <w:p>
+      <w:pPr>
+        <w:jc w:val="both"/>
+        <w:rPr>
+          <w:rFonts w:ascii="Calibri" w:hAnsi="Calibri" w:cs="Calibri"/>
+          <w:b/>
+          <w:bCs/>
+          <w:color w:val="D86DCB" w:themeColor="accent5" w:themeTint="99"/>
+          <w:sz w:val="32"/>
+          <w:szCs w:val="32"/>
+        </w:rPr>
+      </w:pPr>
+      <w:r>
+        <w:rPr>
+          <w:rFonts w:ascii="Calibri" w:hAnsi="Calibri" w:cs="Calibri"/>
+          <w:b/>
+          <w:bCs/>
+          <w:color w:val="D86DCB" w:themeColor="accent5" w:themeTint="99"/>
+          <w:sz w:val="32"/>
+          <w:szCs w:val="32"/>
+        </w:rPr>
+        <w:t xml:space="preserve">    "</w:t>
+      </w:r>
+      <w:proofErr w:type="spellStart"/>
+      <w:r>
+        <w:rPr>
+          <w:rFonts w:ascii="Calibri" w:hAnsi="Calibri" w:cs="Calibri"/>
+          <w:b/>
+          <w:bCs/>
+          <w:color w:val="D86DCB" w:themeColor="accent5" w:themeTint="99"/>
+          <w:sz w:val="32"/>
+          <w:szCs w:val="32"/>
+        </w:rPr>
+        <w:t>files.autoSaveDelay</w:t>
+      </w:r>
+      <w:proofErr w:type="spellEnd"/>
+      <w:r>
+        <w:rPr>
+          <w:rFonts w:ascii="Calibri" w:hAnsi="Calibri" w:cs="Calibri"/>
+          <w:b/>
+          <w:bCs/>
+          <w:color w:val="D86DCB" w:themeColor="accent5" w:themeTint="99"/>
+          <w:sz w:val="32"/>
+          <w:szCs w:val="32"/>
+        </w:rPr>
+        <w:t>": 1000</w:t>
+      </w:r>
+    </w:p>
+    <w:p>
+      <w:pPr>
+        <w:jc w:val="both"/>
+        <w:rPr>
+          <w:rFonts w:ascii="Calibri" w:hAnsi="Calibri" w:cs="Calibri"/>
+          <w:b/>
+          <w:bCs/>
+          <w:color w:val="D86DCB" w:themeColor="accent5" w:themeTint="99"/>
+          <w:sz w:val="32"/>
+          <w:szCs w:val="32"/>
+        </w:rPr>
+      </w:pPr>
+      <w:r>
+        <w:rPr>
+          <w:rFonts w:ascii="Calibri" w:hAnsi="Calibri" w:cs="Calibri"/>
+          <w:b/>
+          <w:bCs/>
+          <w:color w:val="D86DCB" w:themeColor="accent5" w:themeTint="99"/>
+          <w:sz w:val="32"/>
+          <w:szCs w:val="32"/>
+        </w:rPr>
+        <w:t>}</w:t>
+      </w:r>
+    </w:p>
+    <w:p>
+      <w:pPr>
+        <w:jc w:val="both"/>
+        <w:rPr>
+          <w:rFonts w:ascii="Calibri" w:hAnsi="Calibri" w:cs="Calibri"/>
+          <w:sz w:val="32"/>
+          <w:szCs w:val="32"/>
+        </w:rPr>
+      </w:pPr>
+      <w:r>
+        <w:rPr>
+          <w:rFonts w:ascii="Calibri" w:hAnsi="Calibri" w:cs="Calibri"/>
+          <w:sz w:val="32"/>
+          <w:szCs w:val="32"/>
+        </w:rPr>
+        <w:t xml:space="preserve"># </w:t>
+      </w:r>
+      <w:r>
+        <w:rPr>
+          <w:rFonts w:ascii="Calibri" w:hAnsi="Calibri" w:cs="Calibri"/>
+          <w:sz w:val="32"/>
+          <w:szCs w:val="32"/>
+        </w:rPr>
+        <w:t>So,</w:t>
+      </w:r>
+      <w:r>
+        <w:rPr>
+          <w:rFonts w:ascii="Calibri" w:hAnsi="Calibri" w:cs="Calibri"/>
+          <w:sz w:val="32"/>
+          <w:szCs w:val="32"/>
+        </w:rPr>
+        <w:t xml:space="preserve"> after we type then 1 second later VS code automatically saves it</w:t>
+      </w:r>
+    </w:p>
+    <w:p>
+      <w:pPr>
+        <w:jc w:val="both"/>
+        <w:rPr>
+          <w:rFonts w:ascii="Calibri" w:hAnsi="Calibri" w:cs="Calibri"/>
+          <w:sz w:val="32"/>
+          <w:szCs w:val="32"/>
+        </w:rPr>
+      </w:pPr>
+    </w:p>
+    <w:p>
+      <w:pPr>
+        <w:jc w:val="center"/>
+        <w:rPr>
+          <w:rFonts w:ascii="Calibri" w:hAnsi="Calibri" w:cs="Calibri"/>
+          <w:sz w:val="32"/>
+          <w:szCs w:val="32"/>
+        </w:rPr>
+      </w:pPr>
+      <w:r>
+        <w:rPr>
+          <w:rFonts w:ascii="Calibri" w:hAnsi="Calibri" w:cs="Calibri"/>
+          <w:sz w:val="32"/>
+          <w:szCs w:val="32"/>
+        </w:rPr>
+        <w:t>Break</w:t>
+      </w:r>
+    </w:p>
+    <w:p>
+      <w:pPr>
+        <w:jc w:val="both"/>
+        <w:rPr>
+          <w:rFonts w:ascii="Calibri" w:hAnsi="Calibri" w:cs="Calibri"/>
+          <w:sz w:val="32"/>
+          <w:szCs w:val="32"/>
+        </w:rPr>
+      </w:pPr>
+    </w:p>
+    <w:p>
+      <w:pPr>
+        <w:jc w:val="both"/>
+        <w:rPr>
+          <w:rFonts w:ascii="Calibri" w:hAnsi="Calibri" w:cs="Calibri"/>
+          <w:b/>
+          <w:bCs/>
+          <w:sz w:val="32"/>
+          <w:szCs w:val="32"/>
+        </w:rPr>
+      </w:pPr>
+      <w:r>
+        <w:rPr>
+          <w:rFonts w:ascii="Calibri" w:hAnsi="Calibri" w:cs="Calibri"/>
+          <w:b/>
+          <w:bCs/>
+          <w:sz w:val="32"/>
+          <w:szCs w:val="32"/>
+        </w:rPr>
+        <w:t>Physical Device Mirroring in VS Code:</w:t>
+      </w:r>
+    </w:p>
+    <w:p>
+      <w:pPr>
+        <w:jc w:val="both"/>
+        <w:rPr>
+          <w:rFonts w:ascii="Calibri" w:hAnsi="Calibri" w:cs="Calibri"/>
+          <w:sz w:val="32"/>
+          <w:szCs w:val="32"/>
+        </w:rPr>
+      </w:pPr>
+      <w:r>
+        <w:rPr>
+          <w:rFonts w:ascii="Calibri" w:hAnsi="Calibri" w:cs="Calibri"/>
+          <w:sz w:val="32"/>
+          <w:szCs w:val="32"/>
+        </w:rPr>
+        <w:t xml:space="preserve"># </w:t>
+      </w:r>
+      <w:r>
+        <w:rPr>
+          <w:rFonts w:ascii="Calibri" w:hAnsi="Calibri" w:cs="Calibri"/>
+          <w:sz w:val="32"/>
+          <w:szCs w:val="32"/>
+        </w:rPr>
+        <w:t>Unlike Android Studio, VS code doesn’t have built in panel to automatically show connected physical devices</w:t>
+      </w:r>
+    </w:p>
+    <w:p>
+      <w:pPr>
+        <w:jc w:val="both"/>
+        <w:rPr>
+          <w:rFonts w:ascii="Calibri" w:hAnsi="Calibri" w:cs="Calibri"/>
+          <w:sz w:val="32"/>
+          <w:szCs w:val="32"/>
+        </w:rPr>
+      </w:pPr>
+      <w:r>
+        <w:rPr>
+          <w:rFonts w:ascii="Calibri" w:hAnsi="Calibri" w:cs="Calibri"/>
+          <w:sz w:val="32"/>
+          <w:szCs w:val="32"/>
+        </w:rPr>
+        <w:t xml:space="preserve"># Use </w:t>
+      </w:r>
+      <w:proofErr w:type="spellStart"/>
+      <w:r>
+        <w:rPr>
+          <w:rFonts w:ascii="Calibri" w:hAnsi="Calibri" w:cs="Calibri"/>
+          <w:b/>
+          <w:bCs/>
+          <w:sz w:val="32"/>
+          <w:szCs w:val="32"/>
+        </w:rPr>
+        <w:t>scrcpy</w:t>
+      </w:r>
+      <w:proofErr w:type="spellEnd"/>
+      <w:r>
+        <w:rPr>
+          <w:rFonts w:ascii="Calibri" w:hAnsi="Calibri" w:cs="Calibri"/>
+          <w:sz w:val="32"/>
+          <w:szCs w:val="32"/>
+        </w:rPr>
+        <w:t xml:space="preserve"> (Screen Copy) CLI application for this. It does not require root access or installing an app.</w:t>
+      </w:r>
+      <w:r>
+        <w:rPr>
+          <w:rFonts w:ascii="Calibri" w:hAnsi="Calibri" w:cs="Calibri"/>
+        </w:rPr>
+        <w:t xml:space="preserve"> </w:t>
+      </w:r>
+      <w:r>
+        <w:rPr>
+          <w:rFonts w:ascii="Calibri" w:hAnsi="Calibri" w:cs="Calibri"/>
+          <w:sz w:val="32"/>
+          <w:szCs w:val="32"/>
+        </w:rPr>
+        <w:t>But make sure USB debugging is enabled</w:t>
+      </w:r>
+    </w:p>
+    <w:p>
+      <w:pPr>
+        <w:jc w:val="both"/>
+        <w:rPr>
+          <w:rFonts w:ascii="Calibri" w:hAnsi="Calibri" w:cs="Calibri"/>
+          <w:sz w:val="32"/>
+          <w:szCs w:val="32"/>
+        </w:rPr>
+      </w:pPr>
+      <w:r>
+        <w:rPr>
+          <w:rFonts w:ascii="Calibri" w:hAnsi="Calibri" w:cs="Calibri"/>
+          <w:sz w:val="32"/>
+          <w:szCs w:val="32"/>
+        </w:rPr>
+        <w:t># To install it run this command in the Windows PowerShell</w:t>
+      </w:r>
+    </w:p>
+    <w:p>
+      <w:pPr>
+        <w:jc w:val="both"/>
+        <w:rPr>
+          <w:rFonts w:ascii="Calibri" w:hAnsi="Calibri" w:cs="Calibri"/>
+          <w:b/>
+          <w:bCs/>
+          <w:color w:val="60CAF3" w:themeColor="accent4" w:themeTint="99"/>
+          <w:sz w:val="32"/>
+          <w:szCs w:val="32"/>
+        </w:rPr>
+      </w:pPr>
+      <w:proofErr w:type="spellStart"/>
+      <w:r>
+        <w:rPr>
+          <w:rFonts w:ascii="Calibri" w:hAnsi="Calibri" w:cs="Calibri"/>
+          <w:b/>
+          <w:bCs/>
+          <w:color w:val="60CAF3" w:themeColor="accent4" w:themeTint="99"/>
+          <w:sz w:val="32"/>
+          <w:szCs w:val="32"/>
+        </w:rPr>
+        <w:t>winget</w:t>
+      </w:r>
+      <w:proofErr w:type="spellEnd"/>
+      <w:r>
+        <w:rPr>
+          <w:rFonts w:ascii="Calibri" w:hAnsi="Calibri" w:cs="Calibri"/>
+          <w:b/>
+          <w:bCs/>
+          <w:color w:val="60CAF3" w:themeColor="accent4" w:themeTint="99"/>
+          <w:sz w:val="32"/>
+          <w:szCs w:val="32"/>
+        </w:rPr>
+        <w:t xml:space="preserve"> install --exact </w:t>
+      </w:r>
+      <w:proofErr w:type="spellStart"/>
+      <w:r>
+        <w:rPr>
+          <w:rFonts w:ascii="Calibri" w:hAnsi="Calibri" w:cs="Calibri"/>
+          <w:b/>
+          <w:bCs/>
+          <w:color w:val="60CAF3" w:themeColor="accent4" w:themeTint="99"/>
+          <w:sz w:val="32"/>
+          <w:szCs w:val="32"/>
+        </w:rPr>
+        <w:t>Genymobile.scrcpy</w:t>
+      </w:r>
+      <w:proofErr w:type="spellEnd"/>
+    </w:p>
+    <w:p>
+      <w:pPr>
+        <w:jc w:val="both"/>
+        <w:rPr>
+          <w:rFonts w:ascii="Calibri" w:hAnsi="Calibri" w:cs="Calibri"/>
+          <w:sz w:val="32"/>
+          <w:szCs w:val="32"/>
+        </w:rPr>
+      </w:pPr>
+      <w:r>
+        <w:rPr>
+          <w:rFonts w:ascii="Calibri" w:hAnsi="Calibri" w:cs="Calibri"/>
+          <w:sz w:val="32"/>
+          <w:szCs w:val="32"/>
+        </w:rPr>
+        <w:t># Then simply run this command in the PowerShell:</w:t>
+      </w:r>
+    </w:p>
+    <w:p>
+      <w:pPr>
+        <w:jc w:val="both"/>
+        <w:rPr>
+          <w:rFonts w:ascii="Calibri" w:hAnsi="Calibri" w:cs="Calibri"/>
+          <w:b/>
+          <w:bCs/>
+          <w:color w:val="60CAF3" w:themeColor="accent4" w:themeTint="99"/>
+          <w:sz w:val="32"/>
+          <w:szCs w:val="32"/>
+        </w:rPr>
+      </w:pPr>
+      <w:proofErr w:type="spellStart"/>
+      <w:r>
+        <w:rPr>
+          <w:rFonts w:ascii="Calibri" w:hAnsi="Calibri" w:cs="Calibri"/>
+          <w:b/>
+          <w:bCs/>
+          <w:color w:val="60CAF3" w:themeColor="accent4" w:themeTint="99"/>
+          <w:sz w:val="32"/>
+          <w:szCs w:val="32"/>
+        </w:rPr>
+        <w:t>scrcpy</w:t>
+      </w:r>
+      <w:proofErr w:type="spellEnd"/>
+    </w:p>
+    <w:p>
+      <w:pPr>
+        <w:jc w:val="both"/>
+        <w:rPr>
+          <w:rFonts w:ascii="Calibri" w:hAnsi="Calibri" w:cs="Calibri"/>
+          <w:sz w:val="32"/>
+          <w:szCs w:val="32"/>
+        </w:rPr>
+      </w:pPr>
+      <w:r>
+        <w:rPr>
+          <w:rFonts w:ascii="Calibri" w:hAnsi="Calibri" w:cs="Calibri"/>
+          <w:sz w:val="32"/>
+          <w:szCs w:val="32"/>
+        </w:rPr>
+        <w:t># If we want to keep the screen awake then:</w:t>
+      </w:r>
+    </w:p>
+    <w:p>
+      <w:pPr>
+        <w:jc w:val="both"/>
+        <w:rPr>
+          <w:rFonts w:ascii="Calibri" w:hAnsi="Calibri" w:cs="Calibri"/>
+          <w:b/>
+          <w:bCs/>
+          <w:color w:val="60CAF3" w:themeColor="accent4" w:themeTint="99"/>
+          <w:sz w:val="32"/>
+          <w:szCs w:val="32"/>
+        </w:rPr>
+      </w:pPr>
+      <w:proofErr w:type="spellStart"/>
+      <w:r>
+        <w:rPr>
+          <w:rFonts w:ascii="Calibri" w:hAnsi="Calibri" w:cs="Calibri"/>
+          <w:b/>
+          <w:bCs/>
+          <w:color w:val="60CAF3" w:themeColor="accent4" w:themeTint="99"/>
+          <w:sz w:val="32"/>
+          <w:szCs w:val="32"/>
+        </w:rPr>
+        <w:lastRenderedPageBreak/>
+        <w:t>scrcpy</w:t>
+      </w:r>
+      <w:proofErr w:type="spellEnd"/>
+      <w:r>
+        <w:rPr>
+          <w:rFonts w:ascii="Calibri" w:hAnsi="Calibri" w:cs="Calibri"/>
+          <w:b/>
+          <w:bCs/>
+          <w:color w:val="60CAF3" w:themeColor="accent4" w:themeTint="99"/>
+          <w:sz w:val="32"/>
+          <w:szCs w:val="32"/>
+        </w:rPr>
+        <w:t xml:space="preserve"> --stay-awake</w:t>
+      </w:r>
+    </w:p>
+    <w:p>
+      <w:pPr>
+        <w:jc w:val="both"/>
+        <w:rPr>
+          <w:rFonts w:ascii="Calibri" w:hAnsi="Calibri" w:cs="Calibri"/>
+          <w:sz w:val="32"/>
+          <w:szCs w:val="32"/>
+        </w:rPr>
+      </w:pPr>
+    </w:p>
+    <w:p>
+      <w:pPr>
+        <w:jc w:val="both"/>
+        <w:rPr>
+          <w:rFonts w:ascii="Calibri" w:hAnsi="Calibri" w:cs="Calibri"/>
+          <w:sz w:val="32"/>
+          <w:szCs w:val="32"/>
+        </w:rPr>
+      </w:pPr>
+      <w:r>
+        <w:rPr>
+          <w:rFonts w:ascii="Calibri" w:hAnsi="Calibri" w:cs="Calibri"/>
+          <w:sz w:val="32"/>
+          <w:szCs w:val="32"/>
+        </w:rPr>
+        <w:t>VS Code Extension:</w:t>
+      </w:r>
+    </w:p>
+    <w:p>
+      <w:pPr>
+        <w:jc w:val="both"/>
+        <w:rPr>
+          <w:rFonts w:ascii="Calibri" w:hAnsi="Calibri" w:cs="Calibri"/>
+          <w:sz w:val="32"/>
+          <w:szCs w:val="32"/>
+        </w:rPr>
+      </w:pPr>
+      <w:r>
+        <w:rPr>
+          <w:rFonts w:ascii="Calibri" w:hAnsi="Calibri" w:cs="Calibri"/>
+          <w:sz w:val="32"/>
+          <w:szCs w:val="32"/>
+        </w:rPr>
         <w:t>#</w:t>
       </w:r>
       <w:r>
         <w:rPr>
           <w:rFonts w:ascii="Calibri" w:hAnsi="Calibri" w:cs="Calibri"/>
-          <w:b/>
-          <w:bCs/>
-        </w:rPr>
-        <w:t xml:space="preserve"> Run and Debug</w:t>
-      </w:r>
-      <w:r>
-        <w:rPr>
-          <w:rFonts w:ascii="Calibri" w:hAnsi="Calibri" w:cs="Calibri"/>
-        </w:rPr>
-        <w:t xml:space="preserve"> panel also shows variables (compile time injected by </w:t>
-      </w:r>
-      <w:r>
-        <w:rPr>
-          <w:rFonts w:ascii="Calibri" w:hAnsi="Calibri" w:cs="Calibri"/>
-          <w:b/>
-          <w:bCs/>
-        </w:rPr>
-        <w:t>--dart-define</w:t>
-      </w:r>
-      <w:r>
-        <w:rPr>
-          <w:rFonts w:ascii="Calibri" w:hAnsi="Calibri" w:cs="Calibri"/>
-        </w:rPr>
-        <w:t>) and Call stack etc.</w:t>
-      </w:r>
-    </w:p>
-    <w:p>
-      <w:pPr>
-        <w:jc w:val="both"/>
-        <w:rPr>
-          <w:rFonts w:ascii="Calibri" w:hAnsi="Calibri" w:cs="Calibri"/>
-          <w:b/>
-          <w:bCs/>
-          <w:color w:val="D86DCB" w:themeColor="accent5" w:themeTint="99"/>
-        </w:rPr>
-      </w:pPr>
-      <w:r>
-        <w:rPr>
-          <w:rFonts w:ascii="Calibri" w:hAnsi="Calibri" w:cs="Calibri"/>
-          <w:b/>
-          <w:bCs/>
-        </w:rPr>
-        <w:t>NOTE:</w:t>
-      </w:r>
-      <w:r>
-        <w:rPr>
-          <w:rFonts w:ascii="Calibri" w:hAnsi="Calibri" w:cs="Calibri"/>
-        </w:rPr>
-        <w:t xml:space="preserve"> For Anti-Gravity we need to add </w:t>
-      </w:r>
-      <w:r>
-        <w:rPr>
-          <w:rFonts w:ascii="Calibri" w:hAnsi="Calibri" w:cs="Calibri"/>
-          <w:b/>
-          <w:bCs/>
-        </w:rPr>
-        <w:t>"cwd": "project_name",</w:t>
-      </w:r>
-    </w:p>
-    <w:p>
-      <w:pPr>
-        <w:jc w:val="both"/>
-        <w:rPr>
-          <w:rFonts w:ascii="Calibri" w:hAnsi="Calibri" w:cs="Calibri"/>
-        </w:rPr>
-      </w:pPr>
-      <w:r>
-        <w:rPr>
-          <w:rFonts w:ascii="Calibri" w:hAnsi="Calibri" w:cs="Calibri"/>
-        </w:rPr>
-        <w:t xml:space="preserve"> This after </w:t>
-      </w:r>
-      <w:r>
-        <w:rPr>
-          <w:rFonts w:ascii="Calibri" w:hAnsi="Calibri" w:cs="Calibri"/>
-          <w:b/>
-          <w:bCs/>
-        </w:rPr>
-        <w:t>"name"</w:t>
-      </w:r>
-    </w:p>
-    <w:p>
-      <w:pPr>
-        <w:jc w:val="both"/>
-        <w:rPr>
-          <w:rFonts w:ascii="Calibri" w:hAnsi="Calibri" w:cs="Calibri"/>
+          <w:sz w:val="32"/>
+          <w:szCs w:val="32"/>
+        </w:rPr>
+        <w:t xml:space="preserve"> (Must install the CLI first)</w:t>
+      </w:r>
+      <w:r>
+        <w:rPr>
+          <w:rFonts w:ascii="Calibri" w:hAnsi="Calibri" w:cs="Calibri"/>
+          <w:sz w:val="32"/>
+          <w:szCs w:val="32"/>
+        </w:rPr>
+        <w:t xml:space="preserve"> Or go to the extension section of VS code and install the </w:t>
+      </w:r>
+      <w:proofErr w:type="spellStart"/>
+      <w:r>
+        <w:rPr>
+          <w:rFonts w:ascii="Calibri" w:hAnsi="Calibri" w:cs="Calibri"/>
+          <w:b/>
+          <w:bCs/>
+          <w:sz w:val="32"/>
+          <w:szCs w:val="32"/>
+        </w:rPr>
+        <w:t>scrcpy</w:t>
+      </w:r>
+      <w:proofErr w:type="spellEnd"/>
+      <w:r>
+        <w:rPr>
+          <w:rFonts w:ascii="Calibri" w:hAnsi="Calibri" w:cs="Calibri"/>
+          <w:b/>
+          <w:bCs/>
+          <w:sz w:val="32"/>
+          <w:szCs w:val="32"/>
+        </w:rPr>
+        <w:t xml:space="preserve"> </w:t>
+      </w:r>
+      <w:r>
+        <w:rPr>
+          <w:rFonts w:ascii="Calibri" w:hAnsi="Calibri" w:cs="Calibri"/>
+          <w:sz w:val="32"/>
+          <w:szCs w:val="32"/>
+        </w:rPr>
+        <w:t xml:space="preserve">extension then go to on the top left corner </w:t>
+      </w:r>
+      <w:r>
+        <w:rPr>
+          <w:rFonts w:ascii="Calibri" w:hAnsi="Calibri" w:cs="Calibri"/>
+          <w:b/>
+          <w:bCs/>
+          <w:sz w:val="32"/>
+          <w:szCs w:val="32"/>
+        </w:rPr>
+        <w:t>View</w:t>
+      </w:r>
+      <w:r>
+        <w:rPr>
+          <w:rFonts w:ascii="Calibri" w:hAnsi="Calibri" w:cs="Calibri"/>
+          <w:sz w:val="32"/>
+          <w:szCs w:val="32"/>
+        </w:rPr>
+        <w:t xml:space="preserve"> </w:t>
+      </w:r>
+      <w:r>
+        <w:rPr>
+          <w:rFonts w:ascii="Calibri" w:hAnsi="Calibri" w:cs="Calibri"/>
+          <w:sz w:val="32"/>
+          <w:szCs w:val="32"/>
+        </w:rPr>
+        <w:sym w:font="Wingdings" w:char="F0E0"/>
+      </w:r>
+      <w:r>
+        <w:rPr>
+          <w:rFonts w:ascii="Calibri" w:hAnsi="Calibri" w:cs="Calibri"/>
+          <w:sz w:val="32"/>
+          <w:szCs w:val="32"/>
+        </w:rPr>
+        <w:t xml:space="preserve"> </w:t>
+      </w:r>
+      <w:r>
+        <w:rPr>
+          <w:rFonts w:ascii="Calibri" w:hAnsi="Calibri" w:cs="Calibri"/>
+          <w:b/>
+          <w:bCs/>
+          <w:sz w:val="32"/>
+          <w:szCs w:val="32"/>
+        </w:rPr>
+        <w:t>Command Pallet</w:t>
+      </w:r>
+      <w:r>
+        <w:rPr>
+          <w:rFonts w:ascii="Calibri" w:hAnsi="Calibri" w:cs="Calibri"/>
+          <w:sz w:val="32"/>
+          <w:szCs w:val="32"/>
+        </w:rPr>
+        <w:t xml:space="preserve"> and search for</w:t>
+      </w:r>
+      <w:r>
+        <w:rPr>
+          <w:rFonts w:ascii="Calibri" w:hAnsi="Calibri" w:cs="Calibri"/>
+          <w:b/>
+          <w:bCs/>
+          <w:sz w:val="32"/>
+          <w:szCs w:val="32"/>
+        </w:rPr>
+        <w:t xml:space="preserve"> &gt;</w:t>
+      </w:r>
+      <w:proofErr w:type="spellStart"/>
+      <w:r>
+        <w:rPr>
+          <w:rFonts w:ascii="Calibri" w:hAnsi="Calibri" w:cs="Calibri"/>
+          <w:b/>
+          <w:bCs/>
+          <w:sz w:val="32"/>
+          <w:szCs w:val="32"/>
+        </w:rPr>
+        <w:t>scrcpy</w:t>
+      </w:r>
+      <w:proofErr w:type="spellEnd"/>
+      <w:r>
+        <w:rPr>
+          <w:rFonts w:ascii="Calibri" w:hAnsi="Calibri" w:cs="Calibri"/>
+          <w:b/>
+          <w:bCs/>
+          <w:sz w:val="32"/>
+          <w:szCs w:val="32"/>
+        </w:rPr>
+        <w:t>:</w:t>
+      </w:r>
+      <w:r>
+        <w:rPr>
+          <w:rFonts w:ascii="Calibri" w:hAnsi="Calibri" w:cs="Calibri"/>
+          <w:sz w:val="32"/>
+          <w:szCs w:val="32"/>
+        </w:rPr>
+        <w:t xml:space="preserve"> and run it</w:t>
+      </w:r>
+    </w:p>
+    <w:p>
+      <w:pPr>
+        <w:jc w:val="both"/>
+        <w:rPr>
+          <w:rFonts w:ascii="Calibri" w:hAnsi="Calibri" w:cs="Calibri"/>
+          <w:sz w:val="32"/>
+          <w:szCs w:val="32"/>
+        </w:rPr>
+      </w:pPr>
+      <w:r>
+        <w:rPr>
+          <w:rFonts w:ascii="Calibri" w:hAnsi="Calibri" w:cs="Calibri"/>
+          <w:sz w:val="32"/>
+          <w:szCs w:val="32"/>
+        </w:rPr>
+        <w:t xml:space="preserve"># It will mirror our physical device without needing to open </w:t>
+      </w:r>
+      <w:proofErr w:type="spellStart"/>
+      <w:r>
+        <w:rPr>
+          <w:rFonts w:ascii="Calibri" w:hAnsi="Calibri" w:cs="Calibri"/>
+          <w:sz w:val="32"/>
+          <w:szCs w:val="32"/>
+        </w:rPr>
+        <w:t>a</w:t>
+      </w:r>
+      <w:proofErr w:type="spellEnd"/>
+      <w:r>
+        <w:rPr>
+          <w:rFonts w:ascii="Calibri" w:hAnsi="Calibri" w:cs="Calibri"/>
+          <w:sz w:val="32"/>
+          <w:szCs w:val="32"/>
+        </w:rPr>
+        <w:t xml:space="preserve"> external terminal (it saves up ram, tiny bit)</w:t>
+      </w:r>
+    </w:p>
+    <w:p>
+      <w:pPr>
+        <w:jc w:val="both"/>
+        <w:rPr>
+          <w:rFonts w:ascii="Calibri" w:hAnsi="Calibri" w:cs="Calibri"/>
+          <w:sz w:val="32"/>
+          <w:szCs w:val="32"/>
         </w:rPr>
       </w:pPr>
     </w:p>
@@ -3662,11 +5854,15 @@
         <w:jc w:val="center"/>
         <w:rPr>
           <w:rFonts w:ascii="Calibri" w:hAnsi="Calibri" w:cs="Calibri"/>
-        </w:rPr>
-      </w:pPr>
-      <w:r>
-        <w:rPr>
-          <w:rFonts w:ascii="Calibri" w:hAnsi="Calibri" w:cs="Calibri"/>
+          <w:sz w:val="32"/>
+          <w:szCs w:val="32"/>
+        </w:rPr>
+      </w:pPr>
+      <w:r>
+        <w:rPr>
+          <w:rFonts w:ascii="Calibri" w:hAnsi="Calibri" w:cs="Calibri"/>
+          <w:sz w:val="32"/>
+          <w:szCs w:val="32"/>
         </w:rPr>
         <w:t>Break</w:t>
       </w:r>
@@ -3676,335 +5872,103 @@
         <w:jc w:val="both"/>
         <w:rPr>
           <w:rFonts w:ascii="Calibri" w:hAnsi="Calibri" w:cs="Calibri"/>
-        </w:rPr>
-      </w:pPr>
-    </w:p>
-    <w:p>
-      <w:pPr>
-        <w:jc w:val="both"/>
-        <w:rPr>
-          <w:rFonts w:ascii="Calibri" w:hAnsi="Calibri" w:cs="Calibri"/>
-          <w:b/>
-          <w:bCs/>
-        </w:rPr>
-      </w:pPr>
-      <w:r>
-        <w:rPr>
-          <w:rFonts w:ascii="Calibri" w:hAnsi="Calibri" w:cs="Calibri"/>
-          <w:b/>
-          <w:bCs/>
-        </w:rPr>
-        <w:t>Auto Saving Files in VS Code:</w:t>
-      </w:r>
-    </w:p>
-    <w:p>
-      <w:pPr>
-        <w:jc w:val="both"/>
-        <w:rPr>
-          <w:rFonts w:ascii="Calibri" w:hAnsi="Calibri" w:cs="Calibri"/>
-        </w:rPr>
-      </w:pPr>
-      <w:r>
-        <w:rPr>
-          <w:rFonts w:ascii="Calibri" w:hAnsi="Calibri" w:cs="Calibri"/>
-        </w:rPr>
-        <w:t xml:space="preserve"># By default, VS code doesn’t save files we have to do it manually using Ctrl + S. To enable auto save go to Settings </w:t>
-      </w:r>
-      <w:r>
-        <w:rPr>
-          <w:rFonts w:ascii="Calibri" w:hAnsi="Calibri" w:cs="Calibri"/>
-        </w:rPr>
-        <w:sym w:font="Wingdings" w:char="F0E0"/>
-      </w:r>
-      <w:r>
-        <w:rPr>
-          <w:rFonts w:ascii="Calibri" w:hAnsi="Calibri" w:cs="Calibri"/>
-        </w:rPr>
-        <w:t xml:space="preserve"> Search Auto Save </w:t>
-      </w:r>
-      <w:r>
-        <w:rPr>
-          <w:rFonts w:ascii="Calibri" w:hAnsi="Calibri" w:cs="Calibri"/>
-        </w:rPr>
-        <w:sym w:font="Wingdings" w:char="F0E0"/>
-      </w:r>
-      <w:r>
-        <w:rPr>
-          <w:rFonts w:ascii="Calibri" w:hAnsi="Calibri" w:cs="Calibri"/>
-        </w:rPr>
-        <w:t xml:space="preserve"> Select </w:t>
-      </w:r>
-      <w:r>
-        <w:rPr>
-          <w:rFonts w:ascii="Calibri" w:hAnsi="Calibri" w:cs="Calibri"/>
-          <w:b/>
-          <w:bCs/>
-        </w:rPr>
-        <w:t>afterDelay</w:t>
-      </w:r>
-      <w:r>
-        <w:rPr>
-          <w:rFonts w:ascii="Calibri" w:hAnsi="Calibri" w:cs="Calibri"/>
-        </w:rPr>
-        <w:t xml:space="preserve"> option</w:t>
-      </w:r>
-    </w:p>
-    <w:p>
-      <w:pPr>
-        <w:jc w:val="both"/>
-        <w:rPr>
-          <w:rFonts w:ascii="Calibri" w:hAnsi="Calibri" w:cs="Calibri"/>
-        </w:rPr>
-      </w:pPr>
-      <w:r>
-        <w:rPr>
-          <w:rFonts w:ascii="Calibri" w:hAnsi="Calibri" w:cs="Calibri"/>
-        </w:rPr>
-        <w:t xml:space="preserve"># We can also turn it on as project level settings in </w:t>
-      </w:r>
-      <w:r>
-        <w:rPr>
-          <w:rFonts w:ascii="Calibri" w:hAnsi="Calibri" w:cs="Calibri"/>
-          <w:b/>
-          <w:bCs/>
-        </w:rPr>
-        <w:t>.vscode/settings.json</w:t>
-      </w:r>
-      <w:r>
-        <w:rPr>
-          <w:rFonts w:ascii="Calibri" w:hAnsi="Calibri" w:cs="Calibri"/>
-        </w:rPr>
-        <w:t xml:space="preserve"> file like this:</w:t>
-      </w:r>
-    </w:p>
-    <w:p>
-      <w:pPr>
-        <w:jc w:val="both"/>
-        <w:rPr>
-          <w:rFonts w:ascii="Calibri" w:hAnsi="Calibri" w:cs="Calibri"/>
-          <w:b/>
-          <w:bCs/>
-          <w:color w:val="D86DCB" w:themeColor="accent5" w:themeTint="99"/>
-        </w:rPr>
-      </w:pPr>
-      <w:r>
-        <w:rPr>
-          <w:rFonts w:ascii="Calibri" w:hAnsi="Calibri" w:cs="Calibri"/>
-          <w:b/>
-          <w:bCs/>
-          <w:color w:val="D86DCB" w:themeColor="accent5" w:themeTint="99"/>
-        </w:rPr>
-        <w:t>{</w:t>
-      </w:r>
-    </w:p>
-    <w:p>
-      <w:pPr>
-        <w:jc w:val="both"/>
-        <w:rPr>
-          <w:rFonts w:ascii="Calibri" w:hAnsi="Calibri" w:cs="Calibri"/>
-          <w:b/>
-          <w:bCs/>
-          <w:color w:val="D86DCB" w:themeColor="accent5" w:themeTint="99"/>
-        </w:rPr>
-      </w:pPr>
-      <w:r>
-        <w:rPr>
-          <w:rFonts w:ascii="Calibri" w:hAnsi="Calibri" w:cs="Calibri"/>
-          <w:b/>
-          <w:bCs/>
-          <w:color w:val="D86DCB" w:themeColor="accent5" w:themeTint="99"/>
-        </w:rPr>
-        <w:t xml:space="preserve">    "files.autoSave": "afterDelay",</w:t>
-      </w:r>
-    </w:p>
-    <w:p>
-      <w:pPr>
-        <w:jc w:val="both"/>
-        <w:rPr>
-          <w:rFonts w:ascii="Calibri" w:hAnsi="Calibri" w:cs="Calibri"/>
-          <w:b/>
-          <w:bCs/>
-          <w:color w:val="D86DCB" w:themeColor="accent5" w:themeTint="99"/>
-        </w:rPr>
-      </w:pPr>
-      <w:r>
-        <w:rPr>
-          <w:rFonts w:ascii="Calibri" w:hAnsi="Calibri" w:cs="Calibri"/>
-          <w:b/>
-          <w:bCs/>
-          <w:color w:val="D86DCB" w:themeColor="accent5" w:themeTint="99"/>
-        </w:rPr>
-        <w:t xml:space="preserve">    "files.autoSaveDelay": 1000</w:t>
-      </w:r>
-    </w:p>
-    <w:p>
-      <w:pPr>
-        <w:jc w:val="both"/>
-        <w:rPr>
-          <w:rFonts w:ascii="Calibri" w:hAnsi="Calibri" w:cs="Calibri"/>
-          <w:b/>
-          <w:bCs/>
-          <w:color w:val="D86DCB" w:themeColor="accent5" w:themeTint="99"/>
-        </w:rPr>
-      </w:pPr>
-      <w:r>
-        <w:rPr>
-          <w:rFonts w:ascii="Calibri" w:hAnsi="Calibri" w:cs="Calibri"/>
-          <w:b/>
-          <w:bCs/>
-          <w:color w:val="D86DCB" w:themeColor="accent5" w:themeTint="99"/>
-        </w:rPr>
-        <w:t>}</w:t>
-      </w:r>
-    </w:p>
-    <w:p>
-      <w:pPr>
-        <w:jc w:val="both"/>
-        <w:rPr>
-          <w:rFonts w:ascii="Calibri" w:hAnsi="Calibri" w:cs="Calibri"/>
-        </w:rPr>
-      </w:pPr>
-      <w:r>
-        <w:rPr>
-          <w:rFonts w:ascii="Calibri" w:hAnsi="Calibri" w:cs="Calibri"/>
-        </w:rPr>
-        <w:t xml:space="preserve"># </w:t>
-      </w:r>
-      <w:r>
-        <w:rPr>
-          <w:rFonts w:ascii="Calibri" w:hAnsi="Calibri" w:cs="Calibri"/>
-        </w:rPr>
-        <w:t>So,</w:t>
-      </w:r>
-      <w:r>
-        <w:rPr>
-          <w:rFonts w:ascii="Calibri" w:hAnsi="Calibri" w:cs="Calibri"/>
-        </w:rPr>
-        <w:t xml:space="preserve"> after we type then 1 second later VS code automatically saves it</w:t>
-      </w:r>
-    </w:p>
-    <w:p>
-      <w:pPr>
-        <w:jc w:val="both"/>
-        <w:rPr>
-          <w:rFonts w:ascii="Calibri" w:hAnsi="Calibri" w:cs="Calibri"/>
-        </w:rPr>
-      </w:pPr>
-    </w:p>
-    <w:p>
-      <w:pPr>
-        <w:jc w:val="center"/>
-        <w:rPr>
-          <w:rFonts w:ascii="Calibri" w:hAnsi="Calibri" w:cs="Calibri"/>
-        </w:rPr>
-      </w:pPr>
-      <w:r>
-        <w:rPr>
-          <w:rFonts w:ascii="Calibri" w:hAnsi="Calibri" w:cs="Calibri"/>
-        </w:rPr>
-        <w:t>Break</w:t>
-      </w:r>
-    </w:p>
-    <w:p>
-      <w:pPr>
-        <w:jc w:val="both"/>
-        <w:rPr>
-          <w:rFonts w:ascii="Calibri" w:hAnsi="Calibri" w:cs="Calibri"/>
-        </w:rPr>
-      </w:pPr>
-    </w:p>
-    <w:p>
-      <w:pPr>
-        <w:jc w:val="both"/>
-        <w:rPr>
-          <w:rFonts w:ascii="Calibri" w:hAnsi="Calibri" w:cs="Calibri"/>
-          <w:b/>
-          <w:bCs/>
-        </w:rPr>
-      </w:pPr>
-      <w:r>
-        <w:rPr>
-          <w:rFonts w:ascii="Calibri" w:hAnsi="Calibri" w:cs="Calibri"/>
-          <w:b/>
-          <w:bCs/>
-        </w:rPr>
-        <w:t>Physical Device Mirroring in VS Code:</w:t>
-      </w:r>
-    </w:p>
-    <w:p>
-      <w:pPr>
-        <w:jc w:val="both"/>
-        <w:rPr>
-          <w:rFonts w:ascii="Calibri" w:hAnsi="Calibri" w:cs="Calibri"/>
-        </w:rPr>
-      </w:pPr>
-      <w:r>
-        <w:rPr>
-          <w:rFonts w:ascii="Calibri" w:hAnsi="Calibri" w:cs="Calibri"/>
-        </w:rPr>
-        <w:t xml:space="preserve"># </w:t>
-      </w:r>
-      <w:r>
-        <w:rPr>
-          <w:rFonts w:ascii="Calibri" w:hAnsi="Calibri" w:cs="Calibri"/>
-        </w:rPr>
-        <w:t>Unlike Android Studio, VS code doesn’t have built in panel to automatically show connected physical devices</w:t>
-      </w:r>
-    </w:p>
-    <w:p>
-      <w:pPr>
-        <w:jc w:val="both"/>
-        <w:rPr>
-          <w:rFonts w:ascii="Calibri" w:hAnsi="Calibri" w:cs="Calibri"/>
-        </w:rPr>
-      </w:pPr>
-      <w:r>
-        <w:rPr>
-          <w:rFonts w:ascii="Calibri" w:hAnsi="Calibri" w:cs="Calibri"/>
-        </w:rPr>
-        <w:t xml:space="preserve"># Use </w:t>
-      </w:r>
-      <w:r>
-        <w:rPr>
-          <w:rFonts w:ascii="Calibri" w:hAnsi="Calibri" w:cs="Calibri"/>
-          <w:b/>
-          <w:bCs/>
-        </w:rPr>
-        <w:t>scrcpy</w:t>
-      </w:r>
-      <w:r>
-        <w:rPr>
-          <w:rFonts w:ascii="Calibri" w:hAnsi="Calibri" w:cs="Calibri"/>
-        </w:rPr>
-        <w:t xml:space="preserve"> (Screen Copy) CLI application for this. It does not require root access or installing an app.</w:t>
-      </w:r>
-      <w:r>
-        <w:rPr>
-          <w:rFonts w:ascii="Calibri" w:hAnsi="Calibri" w:cs="Calibri"/>
-          <w:sz w:val="16"/>
-          <w:szCs w:val="16"/>
-        </w:rPr>
-        <w:t xml:space="preserve"> </w:t>
-      </w:r>
-      <w:r>
-        <w:rPr>
-          <w:rFonts w:ascii="Calibri" w:hAnsi="Calibri" w:cs="Calibri"/>
-        </w:rPr>
-        <w:t>But make sure USB debugging is enabled</w:t>
-      </w:r>
-    </w:p>
-    <w:p>
-      <w:pPr>
-        <w:jc w:val="both"/>
-        <w:rPr>
-          <w:rFonts w:ascii="Calibri" w:hAnsi="Calibri" w:cs="Calibri"/>
-        </w:rPr>
-      </w:pPr>
-      <w:r>
-        <w:rPr>
-          <w:rFonts w:ascii="Calibri" w:hAnsi="Calibri" w:cs="Calibri"/>
-        </w:rPr>
-        <w:t># To install it run this command in the Windows PowerShell</w:t>
+          <w:sz w:val="32"/>
+          <w:szCs w:val="32"/>
+        </w:rPr>
+      </w:pPr>
+    </w:p>
+    <w:p>
+      <w:pPr>
+        <w:jc w:val="both"/>
+        <w:rPr>
+          <w:rFonts w:ascii="Calibri" w:hAnsi="Calibri" w:cs="Calibri"/>
+          <w:b/>
+          <w:bCs/>
+          <w:sz w:val="32"/>
+          <w:szCs w:val="32"/>
+        </w:rPr>
+      </w:pPr>
+      <w:r>
+        <w:rPr>
+          <w:rFonts w:ascii="Calibri" w:hAnsi="Calibri" w:cs="Calibri"/>
+          <w:b/>
+          <w:bCs/>
+          <w:sz w:val="32"/>
+          <w:szCs w:val="32"/>
+        </w:rPr>
+        <w:t>Manage Android Emulators by Android CLI:</w:t>
+      </w:r>
+    </w:p>
+    <w:p>
+      <w:pPr>
+        <w:jc w:val="both"/>
+        <w:rPr>
+          <w:rFonts w:ascii="Calibri" w:hAnsi="Calibri" w:cs="Calibri"/>
+          <w:sz w:val="32"/>
+          <w:szCs w:val="32"/>
+        </w:rPr>
+      </w:pPr>
+      <w:r>
+        <w:rPr>
+          <w:rFonts w:ascii="Calibri" w:hAnsi="Calibri" w:cs="Calibri"/>
+          <w:sz w:val="32"/>
+          <w:szCs w:val="32"/>
+        </w:rPr>
+        <w:t>#</w:t>
+      </w:r>
+      <w:r>
+        <w:rPr>
+          <w:rFonts w:ascii="Calibri" w:hAnsi="Calibri" w:cs="Calibri"/>
+          <w:sz w:val="32"/>
+          <w:szCs w:val="32"/>
+        </w:rPr>
+        <w:t xml:space="preserve"> Create any device profile (Pixel 8, Nexus, custom screen dimensions) directly from our terminal using the standalone Android Command Line Tools (</w:t>
+      </w:r>
+      <w:proofErr w:type="spellStart"/>
+      <w:r>
+        <w:rPr>
+          <w:rFonts w:ascii="Calibri" w:hAnsi="Calibri" w:cs="Calibri"/>
+          <w:b/>
+          <w:bCs/>
+          <w:sz w:val="32"/>
+          <w:szCs w:val="32"/>
+        </w:rPr>
+        <w:t>avdmanager</w:t>
+      </w:r>
+      <w:proofErr w:type="spellEnd"/>
+      <w:r>
+        <w:rPr>
+          <w:rFonts w:ascii="Calibri" w:hAnsi="Calibri" w:cs="Calibri"/>
+          <w:sz w:val="32"/>
+          <w:szCs w:val="32"/>
+        </w:rPr>
+        <w:t>)</w:t>
+      </w:r>
+    </w:p>
+    <w:p>
+      <w:pPr>
+        <w:jc w:val="both"/>
+        <w:rPr>
+          <w:rFonts w:ascii="Calibri" w:hAnsi="Calibri" w:cs="Calibri"/>
+          <w:sz w:val="32"/>
+          <w:szCs w:val="32"/>
+        </w:rPr>
+      </w:pPr>
+      <w:r>
+        <w:rPr>
+          <w:rFonts w:ascii="Calibri" w:hAnsi="Calibri" w:cs="Calibri"/>
+          <w:sz w:val="32"/>
+          <w:szCs w:val="32"/>
+        </w:rPr>
+        <w:t xml:space="preserve"># Install SDK Tools &amp; Images by opening our terminal and list/install our target system image. Here, downloading </w:t>
+      </w:r>
+      <w:r>
+        <w:rPr>
+          <w:rFonts w:ascii="Calibri" w:hAnsi="Calibri" w:cs="Calibri"/>
+          <w:sz w:val="32"/>
+          <w:szCs w:val="32"/>
+        </w:rPr>
+        <w:t>system image Android 14/API 34</w:t>
       </w:r>
     </w:p>
     <w:p>
@@ -4015,541 +5979,369 @@
           <w:b/>
           <w:bCs/>
           <w:color w:val="60CAF3" w:themeColor="accent4" w:themeTint="99"/>
-        </w:rPr>
-      </w:pPr>
+          <w:sz w:val="32"/>
+          <w:szCs w:val="32"/>
+        </w:rPr>
+      </w:pPr>
+      <w:proofErr w:type="spellStart"/>
       <w:r>
         <w:rPr>
           <w:rFonts w:ascii="Calibri" w:hAnsi="Calibri" w:cs="Calibri"/>
           <w:b/>
           <w:bCs/>
           <w:color w:val="60CAF3" w:themeColor="accent4" w:themeTint="99"/>
-        </w:rPr>
-        <w:t>winget install --exact Genymobile.scrcpy</w:t>
-      </w:r>
-    </w:p>
-    <w:p>
-      <w:pPr>
-        <w:jc w:val="both"/>
-        <w:rPr>
-          <w:rFonts w:ascii="Calibri" w:hAnsi="Calibri" w:cs="Calibri"/>
-        </w:rPr>
-      </w:pPr>
-      <w:r>
-        <w:rPr>
-          <w:rFonts w:ascii="Calibri" w:hAnsi="Calibri" w:cs="Calibri"/>
-        </w:rPr>
-        <w:t># Then simply run this command in the PowerShell:</w:t>
-      </w:r>
-    </w:p>
-    <w:p>
-      <w:pPr>
-        <w:jc w:val="both"/>
+          <w:sz w:val="32"/>
+          <w:szCs w:val="32"/>
+        </w:rPr>
+        <w:t>sdkmanager</w:t>
+      </w:r>
+      <w:proofErr w:type="spellEnd"/>
+      <w:r>
         <w:rPr>
           <w:rFonts w:ascii="Calibri" w:hAnsi="Calibri" w:cs="Calibri"/>
           <w:b/>
           <w:bCs/>
           <w:color w:val="60CAF3" w:themeColor="accent4" w:themeTint="99"/>
-        </w:rPr>
-      </w:pPr>
-      <w:r>
+          <w:sz w:val="32"/>
+          <w:szCs w:val="32"/>
+        </w:rPr>
+        <w:t xml:space="preserve"> \</w:t>
+      </w:r>
+    </w:p>
+    <w:p>
+      <w:pPr>
+        <w:jc w:val="both"/>
         <w:rPr>
           <w:rFonts w:ascii="Calibri" w:hAnsi="Calibri" w:cs="Calibri"/>
           <w:b/>
           <w:bCs/>
           <w:color w:val="60CAF3" w:themeColor="accent4" w:themeTint="99"/>
-        </w:rPr>
-        <w:t>scrcpy</w:t>
-      </w:r>
-    </w:p>
-    <w:p>
-      <w:pPr>
-        <w:jc w:val="both"/>
-        <w:rPr>
-          <w:rFonts w:ascii="Calibri" w:hAnsi="Calibri" w:cs="Calibri"/>
-        </w:rPr>
-      </w:pPr>
-      <w:r>
-        <w:rPr>
-          <w:rFonts w:ascii="Calibri" w:hAnsi="Calibri" w:cs="Calibri"/>
-        </w:rPr>
-        <w:t># If we want to keep the screen awake then:</w:t>
-      </w:r>
-    </w:p>
-    <w:p>
-      <w:pPr>
-        <w:jc w:val="both"/>
+          <w:sz w:val="32"/>
+          <w:szCs w:val="32"/>
+        </w:rPr>
+      </w:pPr>
+      <w:r>
         <w:rPr>
           <w:rFonts w:ascii="Calibri" w:hAnsi="Calibri" w:cs="Calibri"/>
           <w:b/>
           <w:bCs/>
           <w:color w:val="60CAF3" w:themeColor="accent4" w:themeTint="99"/>
-        </w:rPr>
-      </w:pPr>
-      <w:r>
+          <w:sz w:val="32"/>
+          <w:szCs w:val="32"/>
+        </w:rPr>
+        <w:t>"system-images;android-34;google_apis_playstore;x86_64" "platforms;android-34" "emulator"</w:t>
+      </w:r>
+    </w:p>
+    <w:p>
+      <w:pPr>
+        <w:jc w:val="both"/>
+        <w:rPr>
+          <w:rFonts w:ascii="Calibri" w:hAnsi="Calibri" w:cs="Calibri"/>
+          <w:sz w:val="32"/>
+          <w:szCs w:val="32"/>
+        </w:rPr>
+      </w:pPr>
+      <w:r>
+        <w:rPr>
+          <w:rFonts w:ascii="Calibri" w:hAnsi="Calibri" w:cs="Calibri"/>
+          <w:sz w:val="32"/>
+          <w:szCs w:val="32"/>
+        </w:rPr>
+        <w:t xml:space="preserve"># Create the Device. Use </w:t>
+      </w:r>
+      <w:proofErr w:type="spellStart"/>
+      <w:r>
+        <w:rPr>
+          <w:rFonts w:ascii="Calibri" w:hAnsi="Calibri" w:cs="Calibri"/>
+          <w:b/>
+          <w:bCs/>
+          <w:sz w:val="32"/>
+          <w:szCs w:val="32"/>
+        </w:rPr>
+        <w:t>advmanager</w:t>
+      </w:r>
+      <w:proofErr w:type="spellEnd"/>
+      <w:r>
+        <w:rPr>
+          <w:rFonts w:ascii="Calibri" w:hAnsi="Calibri" w:cs="Calibri"/>
+          <w:sz w:val="32"/>
+          <w:szCs w:val="32"/>
+        </w:rPr>
+        <w:t xml:space="preserve"> to instantiate a named virtual device:</w:t>
+      </w:r>
+    </w:p>
+    <w:p>
+      <w:pPr>
+        <w:jc w:val="both"/>
         <w:rPr>
           <w:rFonts w:ascii="Calibri" w:hAnsi="Calibri" w:cs="Calibri"/>
           <w:b/>
           <w:bCs/>
           <w:color w:val="60CAF3" w:themeColor="accent4" w:themeTint="99"/>
+          <w:sz w:val="32"/>
+          <w:szCs w:val="32"/>
+        </w:rPr>
+      </w:pPr>
+      <w:proofErr w:type="spellStart"/>
+      <w:r>
+        <w:rPr>
+          <w:rFonts w:ascii="Calibri" w:hAnsi="Calibri" w:cs="Calibri"/>
+          <w:b/>
+          <w:bCs/>
+          <w:color w:val="60CAF3" w:themeColor="accent4" w:themeTint="99"/>
+          <w:sz w:val="32"/>
+          <w:szCs w:val="32"/>
+        </w:rPr>
+        <w:t>avdmanager</w:t>
+      </w:r>
+      <w:proofErr w:type="spellEnd"/>
+      <w:r>
+        <w:rPr>
+          <w:rFonts w:ascii="Calibri" w:hAnsi="Calibri" w:cs="Calibri"/>
+          <w:b/>
+          <w:bCs/>
+          <w:color w:val="60CAF3" w:themeColor="accent4" w:themeTint="99"/>
+          <w:sz w:val="32"/>
+          <w:szCs w:val="32"/>
+        </w:rPr>
+        <w:t xml:space="preserve"> create </w:t>
+      </w:r>
+      <w:proofErr w:type="spellStart"/>
+      <w:r>
+        <w:rPr>
+          <w:rFonts w:ascii="Calibri" w:hAnsi="Calibri" w:cs="Calibri"/>
+          <w:b/>
+          <w:bCs/>
+          <w:color w:val="60CAF3" w:themeColor="accent4" w:themeTint="99"/>
+          <w:sz w:val="32"/>
+          <w:szCs w:val="32"/>
+        </w:rPr>
+        <w:t>avd</w:t>
+      </w:r>
+      <w:proofErr w:type="spellEnd"/>
+      <w:r>
+        <w:rPr>
+          <w:rFonts w:ascii="Calibri" w:hAnsi="Calibri" w:cs="Calibri"/>
+          <w:b/>
+          <w:bCs/>
+          <w:color w:val="60CAF3" w:themeColor="accent4" w:themeTint="99"/>
+          <w:sz w:val="32"/>
+          <w:szCs w:val="32"/>
+        </w:rPr>
+        <w:t xml:space="preserve"> --name "Pixel_7_Pro" --package "system-images;android-34;google_apis_playstore;x86_64" --device "pixel_7_pro"</w:t>
+      </w:r>
+    </w:p>
+    <w:p>
+      <w:pPr>
+        <w:jc w:val="both"/>
+        <w:rPr>
+          <w:rFonts w:ascii="Calibri" w:hAnsi="Calibri" w:cs="Calibri"/>
+          <w:sz w:val="32"/>
+          <w:szCs w:val="32"/>
+        </w:rPr>
+      </w:pPr>
+      <w:r>
+        <w:rPr>
+          <w:rFonts w:ascii="Calibri" w:hAnsi="Calibri" w:cs="Calibri"/>
+          <w:sz w:val="32"/>
+          <w:szCs w:val="32"/>
         </w:rPr>
         <w:lastRenderedPageBreak/>
-        <w:t>scrcpy --stay-awake</w:t>
-      </w:r>
-    </w:p>
-    <w:p>
-      <w:pPr>
-        <w:jc w:val="both"/>
-        <w:rPr>
-          <w:rFonts w:ascii="Calibri" w:hAnsi="Calibri" w:cs="Calibri"/>
-        </w:rPr>
-      </w:pPr>
-    </w:p>
-    <w:p>
-      <w:pPr>
-        <w:jc w:val="both"/>
-        <w:rPr>
-          <w:rFonts w:ascii="Calibri" w:hAnsi="Calibri" w:cs="Calibri"/>
-        </w:rPr>
-      </w:pPr>
-      <w:r>
-        <w:rPr>
-          <w:rFonts w:ascii="Calibri" w:hAnsi="Calibri" w:cs="Calibri"/>
-        </w:rPr>
-        <w:t>VS Code Extension:</w:t>
-      </w:r>
-    </w:p>
-    <w:p>
-      <w:pPr>
-        <w:jc w:val="both"/>
-        <w:rPr>
-          <w:rFonts w:ascii="Calibri" w:hAnsi="Calibri" w:cs="Calibri"/>
-        </w:rPr>
-      </w:pPr>
-      <w:r>
-        <w:rPr>
-          <w:rFonts w:ascii="Calibri" w:hAnsi="Calibri" w:cs="Calibri"/>
-        </w:rPr>
-        <w:t>#</w:t>
-      </w:r>
-      <w:r>
-        <w:rPr>
-          <w:rFonts w:ascii="Calibri" w:hAnsi="Calibri" w:cs="Calibri"/>
-        </w:rPr>
-        <w:t xml:space="preserve"> (Must install the CLI first)</w:t>
-      </w:r>
-      <w:r>
-        <w:rPr>
-          <w:rFonts w:ascii="Calibri" w:hAnsi="Calibri" w:cs="Calibri"/>
-        </w:rPr>
-        <w:t xml:space="preserve"> Or go to the extension section of VS code and install the </w:t>
-      </w:r>
-      <w:r>
-        <w:rPr>
-          <w:rFonts w:ascii="Calibri" w:hAnsi="Calibri" w:cs="Calibri"/>
-          <w:b/>
-          <w:bCs/>
-        </w:rPr>
-        <w:t xml:space="preserve">scrcpy </w:t>
-      </w:r>
-      <w:r>
-        <w:rPr>
-          <w:rFonts w:ascii="Calibri" w:hAnsi="Calibri" w:cs="Calibri"/>
-        </w:rPr>
-        <w:t xml:space="preserve">extension then go to on the top left corner </w:t>
-      </w:r>
-      <w:r>
-        <w:rPr>
-          <w:rFonts w:ascii="Calibri" w:hAnsi="Calibri" w:cs="Calibri"/>
-          <w:b/>
-          <w:bCs/>
-        </w:rPr>
-        <w:t>View</w:t>
-      </w:r>
-      <w:r>
-        <w:rPr>
-          <w:rFonts w:ascii="Calibri" w:hAnsi="Calibri" w:cs="Calibri"/>
-        </w:rPr>
-        <w:t xml:space="preserve"> </w:t>
-      </w:r>
-      <w:r>
-        <w:rPr>
-          <w:rFonts w:ascii="Calibri" w:hAnsi="Calibri" w:cs="Calibri"/>
-        </w:rPr>
-        <w:sym w:font="Wingdings" w:char="F0E0"/>
-      </w:r>
-      <w:r>
-        <w:rPr>
-          <w:rFonts w:ascii="Calibri" w:hAnsi="Calibri" w:cs="Calibri"/>
-        </w:rPr>
-        <w:t xml:space="preserve"> </w:t>
-      </w:r>
-      <w:r>
-        <w:rPr>
-          <w:rFonts w:ascii="Calibri" w:hAnsi="Calibri" w:cs="Calibri"/>
-          <w:b/>
-          <w:bCs/>
-        </w:rPr>
-        <w:t>Command Pallet</w:t>
-      </w:r>
-      <w:r>
-        <w:rPr>
-          <w:rFonts w:ascii="Calibri" w:hAnsi="Calibri" w:cs="Calibri"/>
-        </w:rPr>
-        <w:t xml:space="preserve"> and search for</w:t>
-      </w:r>
-      <w:r>
-        <w:rPr>
-          <w:rFonts w:ascii="Calibri" w:hAnsi="Calibri" w:cs="Calibri"/>
-          <w:b/>
-          <w:bCs/>
-        </w:rPr>
-        <w:t xml:space="preserve"> &gt;scrcpy:</w:t>
-      </w:r>
-      <w:r>
-        <w:rPr>
-          <w:rFonts w:ascii="Calibri" w:hAnsi="Calibri" w:cs="Calibri"/>
-        </w:rPr>
-        <w:t xml:space="preserve"> and run it</w:t>
-      </w:r>
-    </w:p>
-    <w:p>
-      <w:pPr>
-        <w:jc w:val="both"/>
-        <w:rPr>
-          <w:rFonts w:ascii="Calibri" w:hAnsi="Calibri" w:cs="Calibri"/>
-        </w:rPr>
-      </w:pPr>
-      <w:r>
-        <w:rPr>
-          <w:rFonts w:ascii="Calibri" w:hAnsi="Calibri" w:cs="Calibri"/>
-        </w:rPr>
-        <w:t># It will mirror our physical device without needing to open a external terminal (it saves up ram, tiny bit)</w:t>
-      </w:r>
-    </w:p>
-    <w:p>
-      <w:pPr>
-        <w:jc w:val="both"/>
-        <w:rPr>
-          <w:rFonts w:ascii="Calibri" w:hAnsi="Calibri" w:cs="Calibri"/>
-        </w:rPr>
-      </w:pPr>
-    </w:p>
-    <w:p>
-      <w:pPr>
-        <w:jc w:val="center"/>
-        <w:rPr>
-          <w:rFonts w:ascii="Calibri" w:hAnsi="Calibri" w:cs="Calibri"/>
-        </w:rPr>
-      </w:pPr>
-      <w:r>
-        <w:rPr>
-          <w:rFonts w:ascii="Calibri" w:hAnsi="Calibri" w:cs="Calibri"/>
-        </w:rPr>
-        <w:t>Break</w:t>
-      </w:r>
-    </w:p>
-    <w:p>
-      <w:pPr>
-        <w:jc w:val="both"/>
-        <w:rPr>
-          <w:rFonts w:ascii="Calibri" w:hAnsi="Calibri" w:cs="Calibri"/>
-        </w:rPr>
-      </w:pPr>
-    </w:p>
-    <w:p>
-      <w:pPr>
-        <w:jc w:val="both"/>
-        <w:rPr>
-          <w:rFonts w:ascii="Calibri" w:hAnsi="Calibri" w:cs="Calibri"/>
-          <w:b/>
-          <w:bCs/>
-        </w:rPr>
-      </w:pPr>
-      <w:r>
-        <w:rPr>
-          <w:rFonts w:ascii="Calibri" w:hAnsi="Calibri" w:cs="Calibri"/>
-          <w:b/>
-          <w:bCs/>
-        </w:rPr>
-        <w:t>Manage Android Emulators by Android CLI:</w:t>
-      </w:r>
-    </w:p>
-    <w:p>
-      <w:pPr>
-        <w:jc w:val="both"/>
-        <w:rPr>
-          <w:rFonts w:ascii="Calibri" w:hAnsi="Calibri" w:cs="Calibri"/>
-        </w:rPr>
-      </w:pPr>
-      <w:r>
-        <w:rPr>
-          <w:rFonts w:ascii="Calibri" w:hAnsi="Calibri" w:cs="Calibri"/>
-        </w:rPr>
-        <w:t>#</w:t>
-      </w:r>
-      <w:r>
-        <w:rPr>
-          <w:rFonts w:ascii="Calibri" w:hAnsi="Calibri" w:cs="Calibri"/>
-        </w:rPr>
-        <w:t xml:space="preserve"> Create any device profile (Pixel 8, Nexus, custom screen dimensions) directly from our terminal using the standalone Android Command Line Tools (</w:t>
-      </w:r>
-      <w:r>
-        <w:rPr>
-          <w:rFonts w:ascii="Calibri" w:hAnsi="Calibri" w:cs="Calibri"/>
-          <w:b/>
-          <w:bCs/>
+        <w:t># Launch the device. Once launched</w:t>
+      </w:r>
+      <w:r>
+        <w:rPr>
+          <w:rFonts w:ascii="Calibri" w:hAnsi="Calibri" w:cs="Calibri"/>
+          <w:b/>
+          <w:bCs/>
+          <w:sz w:val="32"/>
+          <w:szCs w:val="32"/>
+        </w:rPr>
+        <w:t xml:space="preserve"> Flutter</w:t>
+      </w:r>
+      <w:r>
+        <w:rPr>
+          <w:rFonts w:ascii="Calibri" w:hAnsi="Calibri" w:cs="Calibri"/>
+          <w:sz w:val="32"/>
+          <w:szCs w:val="32"/>
+        </w:rPr>
+        <w:t xml:space="preserve"> extensions targets will automatically detect it and running </w:t>
+      </w:r>
+      <w:r>
+        <w:rPr>
+          <w:rFonts w:ascii="Calibri" w:hAnsi="Calibri" w:cs="Calibri"/>
+          <w:b/>
+          <w:bCs/>
+          <w:sz w:val="32"/>
+          <w:szCs w:val="32"/>
+        </w:rPr>
+        <w:t>flutter run</w:t>
+      </w:r>
+      <w:r>
+        <w:rPr>
+          <w:rFonts w:ascii="Calibri" w:hAnsi="Calibri" w:cs="Calibri"/>
+          <w:sz w:val="32"/>
+          <w:szCs w:val="32"/>
+        </w:rPr>
+        <w:t xml:space="preserve"> will deploy to it seamlessly</w:t>
+      </w:r>
+    </w:p>
+    <w:p>
+      <w:pPr>
+        <w:jc w:val="both"/>
+        <w:rPr>
+          <w:rFonts w:ascii="Calibri" w:hAnsi="Calibri" w:cs="Calibri"/>
+          <w:b/>
+          <w:bCs/>
+          <w:color w:val="60CAF3" w:themeColor="accent4" w:themeTint="99"/>
+          <w:sz w:val="32"/>
+          <w:szCs w:val="32"/>
+        </w:rPr>
+      </w:pPr>
+      <w:r>
+        <w:rPr>
+          <w:rFonts w:ascii="Calibri" w:hAnsi="Calibri" w:cs="Calibri"/>
+          <w:b/>
+          <w:bCs/>
+          <w:color w:val="60CAF3" w:themeColor="accent4" w:themeTint="99"/>
+          <w:sz w:val="32"/>
+          <w:szCs w:val="32"/>
+        </w:rPr>
+        <w:t>emulator -</w:t>
+      </w:r>
+      <w:proofErr w:type="spellStart"/>
+      <w:r>
+        <w:rPr>
+          <w:rFonts w:ascii="Calibri" w:hAnsi="Calibri" w:cs="Calibri"/>
+          <w:b/>
+          <w:bCs/>
+          <w:color w:val="60CAF3" w:themeColor="accent4" w:themeTint="99"/>
+          <w:sz w:val="32"/>
+          <w:szCs w:val="32"/>
+        </w:rPr>
+        <w:t>avd</w:t>
+      </w:r>
+      <w:proofErr w:type="spellEnd"/>
+      <w:r>
+        <w:rPr>
+          <w:rFonts w:ascii="Calibri" w:hAnsi="Calibri" w:cs="Calibri"/>
+          <w:b/>
+          <w:bCs/>
+          <w:color w:val="60CAF3" w:themeColor="accent4" w:themeTint="99"/>
+          <w:sz w:val="32"/>
+          <w:szCs w:val="32"/>
+        </w:rPr>
+        <w:t xml:space="preserve"> Pixel_7_Pro</w:t>
+      </w:r>
+    </w:p>
+    <w:p>
+      <w:pPr>
+        <w:jc w:val="both"/>
+        <w:rPr>
+          <w:rFonts w:ascii="Calibri" w:hAnsi="Calibri" w:cs="Calibri"/>
+          <w:sz w:val="32"/>
+          <w:szCs w:val="32"/>
+        </w:rPr>
+      </w:pPr>
+    </w:p>
+    <w:p>
+      <w:pPr>
+        <w:jc w:val="both"/>
+        <w:rPr>
+          <w:rFonts w:ascii="Calibri" w:hAnsi="Calibri" w:cs="Calibri"/>
+          <w:sz w:val="32"/>
+          <w:szCs w:val="32"/>
+        </w:rPr>
+      </w:pPr>
+      <w:r>
+        <w:rPr>
+          <w:rFonts w:ascii="Calibri" w:hAnsi="Calibri" w:cs="Calibri"/>
+          <w:sz w:val="32"/>
+          <w:szCs w:val="32"/>
+        </w:rPr>
+        <w:t>Removing Devices using CLI:</w:t>
+      </w:r>
+    </w:p>
+    <w:p>
+      <w:pPr>
+        <w:jc w:val="both"/>
+        <w:rPr>
+          <w:rFonts w:ascii="Calibri" w:hAnsi="Calibri" w:cs="Calibri"/>
+          <w:sz w:val="32"/>
+          <w:szCs w:val="32"/>
+        </w:rPr>
+      </w:pPr>
+      <w:r>
+        <w:rPr>
+          <w:rFonts w:ascii="Calibri" w:hAnsi="Calibri" w:cs="Calibri"/>
+          <w:sz w:val="32"/>
+          <w:szCs w:val="32"/>
+        </w:rPr>
+        <w:t># List our current emulators to get the exact device name using flutter emulators or:</w:t>
+      </w:r>
+    </w:p>
+    <w:p>
+      <w:pPr>
+        <w:jc w:val="both"/>
+        <w:rPr>
+          <w:rFonts w:ascii="Calibri" w:eastAsia="Times New Roman" w:hAnsi="Calibri" w:cs="Calibri"/>
+          <w:b/>
+          <w:bCs/>
+          <w:kern w:val="0"/>
+          <w14:ligatures w14:val="none"/>
+        </w:rPr>
+      </w:pPr>
+      <w:proofErr w:type="spellStart"/>
+      <w:r>
+        <w:rPr>
+          <w:rFonts w:ascii="Calibri" w:hAnsi="Calibri" w:cs="Calibri"/>
+          <w:b/>
+          <w:bCs/>
+          <w:color w:val="60CAF3" w:themeColor="accent4" w:themeTint="99"/>
+          <w:sz w:val="32"/>
+          <w:szCs w:val="32"/>
         </w:rPr>
         <w:t>avdmanager</w:t>
       </w:r>
-      <w:r>
-        <w:rPr>
-          <w:rFonts w:ascii="Calibri" w:hAnsi="Calibri" w:cs="Calibri"/>
-        </w:rPr>
-        <w:t>)</w:t>
-      </w:r>
-    </w:p>
-    <w:p>
-      <w:pPr>
-        <w:jc w:val="both"/>
-        <w:rPr>
-          <w:rFonts w:ascii="Calibri" w:hAnsi="Calibri" w:cs="Calibri"/>
-        </w:rPr>
-      </w:pPr>
-      <w:r>
-        <w:rPr>
-          <w:rFonts w:ascii="Calibri" w:hAnsi="Calibri" w:cs="Calibri"/>
-        </w:rPr>
-        <w:t xml:space="preserve"># Install SDK Tools &amp; Images by opening our terminal and list/install our target system image. Here, downloading </w:t>
-      </w:r>
-      <w:r>
-        <w:rPr>
-          <w:rFonts w:ascii="Calibri" w:hAnsi="Calibri" w:cs="Calibri"/>
-        </w:rPr>
-        <w:t>system image Android 14/API 34</w:t>
-      </w:r>
-    </w:p>
-    <w:p>
-      <w:pPr>
-        <w:jc w:val="both"/>
+      <w:proofErr w:type="spellEnd"/>
+      <w:r>
         <w:rPr>
           <w:rFonts w:ascii="Calibri" w:hAnsi="Calibri" w:cs="Calibri"/>
           <w:b/>
           <w:bCs/>
           <w:color w:val="60CAF3" w:themeColor="accent4" w:themeTint="99"/>
-        </w:rPr>
-      </w:pPr>
+          <w:sz w:val="32"/>
+          <w:szCs w:val="32"/>
+        </w:rPr>
+        <w:t xml:space="preserve"> list </w:t>
+      </w:r>
+      <w:proofErr w:type="spellStart"/>
       <w:r>
         <w:rPr>
           <w:rFonts w:ascii="Calibri" w:hAnsi="Calibri" w:cs="Calibri"/>
           <w:b/>
           <w:bCs/>
           <w:color w:val="60CAF3" w:themeColor="accent4" w:themeTint="99"/>
-        </w:rPr>
-        <w:t>sdkmanager \</w:t>
-      </w:r>
-    </w:p>
-    <w:p>
-      <w:pPr>
-        <w:jc w:val="both"/>
-        <w:rPr>
-          <w:rFonts w:ascii="Calibri" w:hAnsi="Calibri" w:cs="Calibri"/>
-          <w:b/>
-          <w:bCs/>
-          <w:color w:val="60CAF3" w:themeColor="accent4" w:themeTint="99"/>
-        </w:rPr>
-      </w:pPr>
-      <w:r>
-        <w:rPr>
-          <w:rFonts w:ascii="Calibri" w:hAnsi="Calibri" w:cs="Calibri"/>
-          <w:b/>
-          <w:bCs/>
-          <w:color w:val="60CAF3" w:themeColor="accent4" w:themeTint="99"/>
-        </w:rPr>
-        <w:t>"system-images;android-34;google_apis_playstore;x86_64" "platforms;android-34" "emulator"</w:t>
-      </w:r>
-    </w:p>
-    <w:p>
-      <w:pPr>
-        <w:jc w:val="both"/>
-        <w:rPr>
-          <w:rFonts w:ascii="Calibri" w:hAnsi="Calibri" w:cs="Calibri"/>
-        </w:rPr>
-      </w:pPr>
-      <w:r>
-        <w:rPr>
-          <w:rFonts w:ascii="Calibri" w:hAnsi="Calibri" w:cs="Calibri"/>
-        </w:rPr>
-        <w:t xml:space="preserve"># Create the Device. Use </w:t>
-      </w:r>
-      <w:r>
-        <w:rPr>
-          <w:rFonts w:ascii="Calibri" w:hAnsi="Calibri" w:cs="Calibri"/>
-          <w:b/>
-          <w:bCs/>
-        </w:rPr>
-        <w:t>advmanager</w:t>
-      </w:r>
-      <w:r>
-        <w:rPr>
-          <w:rFonts w:ascii="Calibri" w:hAnsi="Calibri" w:cs="Calibri"/>
-        </w:rPr>
-        <w:t xml:space="preserve"> to instantiate a named virtual device:</w:t>
-      </w:r>
-    </w:p>
-    <w:p>
-      <w:pPr>
-        <w:jc w:val="both"/>
-        <w:rPr>
-          <w:rFonts w:ascii="Calibri" w:hAnsi="Calibri" w:cs="Calibri"/>
-          <w:b/>
-          <w:bCs/>
-          <w:color w:val="60CAF3" w:themeColor="accent4" w:themeTint="99"/>
-        </w:rPr>
-      </w:pPr>
-      <w:r>
-        <w:rPr>
-          <w:rFonts w:ascii="Calibri" w:hAnsi="Calibri" w:cs="Calibri"/>
-          <w:b/>
-          <w:bCs/>
-          <w:color w:val="60CAF3" w:themeColor="accent4" w:themeTint="99"/>
-        </w:rPr>
-        <w:t>avdmanager create avd --name "Pixel_7_Pro" --package "system-images;android-34;google_apis_playstore;x86_64" --device "pixel_7_pro"</w:t>
-      </w:r>
-    </w:p>
-    <w:p>
-      <w:pPr>
-        <w:jc w:val="both"/>
-        <w:rPr>
-          <w:rFonts w:ascii="Calibri" w:hAnsi="Calibri" w:cs="Calibri"/>
-        </w:rPr>
-      </w:pPr>
-      <w:r>
-        <w:rPr>
-          <w:rFonts w:ascii="Calibri" w:hAnsi="Calibri" w:cs="Calibri"/>
-        </w:rPr>
-        <w:t># Launch the device. Once launched</w:t>
-      </w:r>
-      <w:r>
-        <w:rPr>
-          <w:rFonts w:ascii="Calibri" w:hAnsi="Calibri" w:cs="Calibri"/>
-          <w:b/>
-          <w:bCs/>
-        </w:rPr>
-        <w:t xml:space="preserve"> Flutter</w:t>
-      </w:r>
-      <w:r>
-        <w:rPr>
-          <w:rFonts w:ascii="Calibri" w:hAnsi="Calibri" w:cs="Calibri"/>
-        </w:rPr>
-        <w:t xml:space="preserve"> extensions targets will automatically detect it and running </w:t>
-      </w:r>
-      <w:r>
-        <w:rPr>
-          <w:rFonts w:ascii="Calibri" w:hAnsi="Calibri" w:cs="Calibri"/>
-          <w:b/>
-          <w:bCs/>
-        </w:rPr>
-        <w:t>flutter run</w:t>
-      </w:r>
-      <w:r>
-        <w:rPr>
-          <w:rFonts w:ascii="Calibri" w:hAnsi="Calibri" w:cs="Calibri"/>
-        </w:rPr>
-        <w:t xml:space="preserve"> will deploy to it seamlessly</w:t>
-      </w:r>
-    </w:p>
-    <w:p>
-      <w:pPr>
-        <w:jc w:val="both"/>
-        <w:rPr>
-          <w:rFonts w:ascii="Calibri" w:hAnsi="Calibri" w:cs="Calibri"/>
-          <w:b/>
-          <w:bCs/>
-          <w:color w:val="60CAF3" w:themeColor="accent4" w:themeTint="99"/>
-        </w:rPr>
-      </w:pPr>
-      <w:r>
-        <w:rPr>
-          <w:rFonts w:ascii="Calibri" w:hAnsi="Calibri" w:cs="Calibri"/>
-          <w:b/>
-          <w:bCs/>
-          <w:color w:val="60CAF3" w:themeColor="accent4" w:themeTint="99"/>
-        </w:rPr>
-        <w:t>emulator -avd Pixel_7_Pro</w:t>
-      </w:r>
-    </w:p>
-    <w:p>
-      <w:pPr>
-        <w:jc w:val="both"/>
-        <w:rPr>
-          <w:rFonts w:ascii="Calibri" w:hAnsi="Calibri" w:cs="Calibri"/>
-        </w:rPr>
-      </w:pPr>
-    </w:p>
-    <w:p>
-      <w:pPr>
-        <w:jc w:val="both"/>
-        <w:rPr>
-          <w:rFonts w:ascii="Calibri" w:hAnsi="Calibri" w:cs="Calibri"/>
-        </w:rPr>
-      </w:pPr>
-      <w:r>
-        <w:rPr>
-          <w:rFonts w:ascii="Calibri" w:hAnsi="Calibri" w:cs="Calibri"/>
-        </w:rPr>
-        <w:t>Removing Devices using CLI:</w:t>
-      </w:r>
-    </w:p>
-    <w:p>
-      <w:pPr>
-        <w:jc w:val="both"/>
-        <w:rPr>
-          <w:rFonts w:ascii="Calibri" w:hAnsi="Calibri" w:cs="Calibri"/>
-        </w:rPr>
-      </w:pPr>
-      <w:r>
-        <w:rPr>
-          <w:rFonts w:ascii="Calibri" w:hAnsi="Calibri" w:cs="Calibri"/>
-        </w:rPr>
-        <w:t># List our current emulators to get the exact device name using flutter emulators or:</w:t>
-      </w:r>
-    </w:p>
-    <w:p>
-      <w:pPr>
-        <w:jc w:val="both"/>
-        <w:rPr>
-          <w:rFonts w:ascii="Calibri" w:eastAsia="Times New Roman" w:hAnsi="Calibri" w:cs="Calibri"/>
-          <w:b/>
-          <w:bCs/>
-          <w:kern w:val="0"/>
-          <w:sz w:val="16"/>
-          <w:szCs w:val="16"/>
-          <w14:ligatures w14:val="none"/>
-        </w:rPr>
-      </w:pPr>
-      <w:r>
-        <w:rPr>
-          <w:rFonts w:ascii="Calibri" w:hAnsi="Calibri" w:cs="Calibri"/>
-          <w:b/>
-          <w:bCs/>
-          <w:color w:val="60CAF3" w:themeColor="accent4" w:themeTint="99"/>
-        </w:rPr>
-        <w:t>avdmanager list avd</w:t>
-      </w:r>
-    </w:p>
-    <w:p>
-      <w:pPr>
-        <w:jc w:val="both"/>
-        <w:rPr>
-          <w:rFonts w:ascii="Calibri" w:hAnsi="Calibri" w:cs="Calibri"/>
+          <w:sz w:val="32"/>
+          <w:szCs w:val="32"/>
+        </w:rPr>
+        <w:t>avd</w:t>
+      </w:r>
+      <w:proofErr w:type="spellEnd"/>
+    </w:p>
+    <w:p>
+      <w:pPr>
+        <w:jc w:val="both"/>
+        <w:rPr>
+          <w:rFonts w:ascii="Calibri" w:hAnsi="Calibri" w:cs="Calibri"/>
+          <w:sz w:val="32"/>
+          <w:szCs w:val="32"/>
         </w:rPr>
       </w:pPr>
       <w:r>
         <w:rPr>
           <w:rFonts w:ascii="Calibri" w:eastAsia="Times New Roman" w:hAnsi="Calibri" w:cs="Calibri"/>
           <w:kern w:val="0"/>
-          <w:sz w:val="16"/>
-          <w:szCs w:val="16"/>
           <w14:ligatures w14:val="none"/>
         </w:rPr>
         <w:t xml:space="preserve"># </w:t>
@@ -4557,20 +6349,38 @@
       <w:r>
         <w:rPr>
           <w:rFonts w:ascii="Calibri" w:hAnsi="Calibri" w:cs="Calibri"/>
+          <w:sz w:val="32"/>
+          <w:szCs w:val="32"/>
         </w:rPr>
         <w:t xml:space="preserve">Delete the device using </w:t>
       </w:r>
-      <w:r>
-        <w:rPr>
-          <w:rFonts w:ascii="Calibri" w:hAnsi="Calibri" w:cs="Calibri"/>
-          <w:b/>
-          <w:bCs/>
-        </w:rPr>
-        <w:t xml:space="preserve">avdmanager </w:t>
-      </w:r>
-      <w:r>
-        <w:rPr>
-          <w:rFonts w:ascii="Calibri" w:hAnsi="Calibri" w:cs="Calibri"/>
+      <w:proofErr w:type="spellStart"/>
+      <w:r>
+        <w:rPr>
+          <w:rFonts w:ascii="Calibri" w:hAnsi="Calibri" w:cs="Calibri"/>
+          <w:b/>
+          <w:bCs/>
+          <w:sz w:val="32"/>
+          <w:szCs w:val="32"/>
+        </w:rPr>
+        <w:t>avdmanager</w:t>
+      </w:r>
+      <w:proofErr w:type="spellEnd"/>
+      <w:r>
+        <w:rPr>
+          <w:rFonts w:ascii="Calibri" w:hAnsi="Calibri" w:cs="Calibri"/>
+          <w:b/>
+          <w:bCs/>
+          <w:sz w:val="32"/>
+          <w:szCs w:val="32"/>
+        </w:rPr>
+        <w:t xml:space="preserve"> </w:t>
+      </w:r>
+      <w:r>
+        <w:rPr>
+          <w:rFonts w:ascii="Calibri" w:hAnsi="Calibri" w:cs="Calibri"/>
+          <w:sz w:val="32"/>
+          <w:szCs w:val="32"/>
         </w:rPr>
         <w:t>(replace Pixel_8_Api34 with emulator’s exact name):</w:t>
       </w:r>
@@ -4583,182 +6393,291 @@
           <w:b/>
           <w:bCs/>
           <w:color w:val="60CAF3" w:themeColor="accent4" w:themeTint="99"/>
-        </w:rPr>
-      </w:pPr>
+          <w:sz w:val="32"/>
+          <w:szCs w:val="32"/>
+        </w:rPr>
+      </w:pPr>
+      <w:proofErr w:type="spellStart"/>
       <w:r>
         <w:rPr>
           <w:rFonts w:ascii="Calibri" w:hAnsi="Calibri" w:cs="Calibri"/>
           <w:b/>
           <w:bCs/>
           <w:color w:val="60CAF3" w:themeColor="accent4" w:themeTint="99"/>
+          <w:sz w:val="32"/>
+          <w:szCs w:val="32"/>
+        </w:rPr>
+        <w:t>avdmanager</w:t>
+      </w:r>
+      <w:proofErr w:type="spellEnd"/>
+      <w:r>
+        <w:rPr>
+          <w:rFonts w:ascii="Calibri" w:hAnsi="Calibri" w:cs="Calibri"/>
+          <w:b/>
+          <w:bCs/>
+          <w:color w:val="60CAF3" w:themeColor="accent4" w:themeTint="99"/>
+          <w:sz w:val="32"/>
+          <w:szCs w:val="32"/>
+        </w:rPr>
+        <w:t xml:space="preserve"> delete </w:t>
+      </w:r>
+      <w:proofErr w:type="spellStart"/>
+      <w:r>
+        <w:rPr>
+          <w:rFonts w:ascii="Calibri" w:hAnsi="Calibri" w:cs="Calibri"/>
+          <w:b/>
+          <w:bCs/>
+          <w:color w:val="60CAF3" w:themeColor="accent4" w:themeTint="99"/>
+          <w:sz w:val="32"/>
+          <w:szCs w:val="32"/>
+        </w:rPr>
+        <w:t>avd</w:t>
+      </w:r>
+      <w:proofErr w:type="spellEnd"/>
+      <w:r>
+        <w:rPr>
+          <w:rFonts w:ascii="Calibri" w:hAnsi="Calibri" w:cs="Calibri"/>
+          <w:b/>
+          <w:bCs/>
+          <w:color w:val="60CAF3" w:themeColor="accent4" w:themeTint="99"/>
+          <w:sz w:val="32"/>
+          <w:szCs w:val="32"/>
+        </w:rPr>
+        <w:t xml:space="preserve"> -n Pixel_8_Api34</w:t>
+      </w:r>
+    </w:p>
+    <w:p>
+      <w:pPr>
+        <w:jc w:val="both"/>
+        <w:rPr>
+          <w:rFonts w:ascii="Calibri" w:hAnsi="Calibri" w:cs="Calibri"/>
+          <w:sz w:val="32"/>
+          <w:szCs w:val="32"/>
+        </w:rPr>
+      </w:pPr>
+      <w:r>
+        <w:rPr>
+          <w:rFonts w:ascii="Calibri" w:hAnsi="Calibri" w:cs="Calibri"/>
+          <w:sz w:val="32"/>
+          <w:szCs w:val="32"/>
+        </w:rPr>
+        <w:t># Delete System Image, list all installed SDK packages to find the exact image string:</w:t>
+      </w:r>
+    </w:p>
+    <w:p>
+      <w:pPr>
+        <w:jc w:val="both"/>
+        <w:rPr>
+          <w:rFonts w:ascii="Calibri" w:hAnsi="Calibri" w:cs="Calibri"/>
+          <w:b/>
+          <w:bCs/>
+          <w:color w:val="60CAF3" w:themeColor="accent4" w:themeTint="99"/>
+          <w:sz w:val="32"/>
+          <w:szCs w:val="32"/>
+        </w:rPr>
+      </w:pPr>
+      <w:proofErr w:type="spellStart"/>
+      <w:r>
+        <w:rPr>
+          <w:rFonts w:ascii="Calibri" w:hAnsi="Calibri" w:cs="Calibri"/>
+          <w:b/>
+          <w:bCs/>
+          <w:color w:val="60CAF3" w:themeColor="accent4" w:themeTint="99"/>
+          <w:sz w:val="32"/>
+          <w:szCs w:val="32"/>
+        </w:rPr>
+        <w:t>sdkmanager</w:t>
+      </w:r>
+      <w:proofErr w:type="spellEnd"/>
+      <w:r>
+        <w:rPr>
+          <w:rFonts w:ascii="Calibri" w:hAnsi="Calibri" w:cs="Calibri"/>
+          <w:b/>
+          <w:bCs/>
+          <w:color w:val="60CAF3" w:themeColor="accent4" w:themeTint="99"/>
+          <w:sz w:val="32"/>
+          <w:szCs w:val="32"/>
+        </w:rPr>
+        <w:t xml:space="preserve"> --list</w:t>
+      </w:r>
+    </w:p>
+    <w:p>
+      <w:pPr>
+        <w:jc w:val="both"/>
+        <w:rPr>
+          <w:rFonts w:ascii="Calibri" w:hAnsi="Calibri" w:cs="Calibri"/>
+          <w:sz w:val="32"/>
+          <w:szCs w:val="32"/>
+        </w:rPr>
+      </w:pPr>
+      <w:r>
+        <w:rPr>
+          <w:rFonts w:ascii="Calibri" w:hAnsi="Calibri" w:cs="Calibri"/>
+          <w:sz w:val="32"/>
+          <w:szCs w:val="32"/>
+        </w:rPr>
+        <w:t># Uninstall the system image using the</w:t>
+      </w:r>
+      <w:r>
+        <w:rPr>
+          <w:rFonts w:ascii="Calibri" w:hAnsi="Calibri" w:cs="Calibri"/>
+          <w:b/>
+          <w:bCs/>
+          <w:sz w:val="32"/>
+          <w:szCs w:val="32"/>
+        </w:rPr>
+        <w:t xml:space="preserve"> --uninstall</w:t>
+      </w:r>
+      <w:r>
+        <w:rPr>
+          <w:rFonts w:ascii="Calibri" w:hAnsi="Calibri" w:cs="Calibri"/>
+          <w:sz w:val="32"/>
+          <w:szCs w:val="32"/>
+        </w:rPr>
+        <w:t xml:space="preserve"> flag:</w:t>
+      </w:r>
+    </w:p>
+    <w:p>
+      <w:pPr>
+        <w:jc w:val="both"/>
+        <w:rPr>
+          <w:rFonts w:ascii="Calibri" w:hAnsi="Calibri" w:cs="Calibri"/>
+          <w:b/>
+          <w:bCs/>
+          <w:color w:val="60CAF3" w:themeColor="accent4" w:themeTint="99"/>
+          <w:sz w:val="32"/>
+          <w:szCs w:val="32"/>
+        </w:rPr>
+      </w:pPr>
+      <w:proofErr w:type="spellStart"/>
+      <w:r>
+        <w:rPr>
+          <w:rFonts w:ascii="Calibri" w:hAnsi="Calibri" w:cs="Calibri"/>
+          <w:b/>
+          <w:bCs/>
+          <w:color w:val="60CAF3" w:themeColor="accent4" w:themeTint="99"/>
+          <w:sz w:val="32"/>
+          <w:szCs w:val="32"/>
+        </w:rPr>
+        <w:t>sdkmanager</w:t>
+      </w:r>
+      <w:proofErr w:type="spellEnd"/>
+      <w:r>
+        <w:rPr>
+          <w:rFonts w:ascii="Calibri" w:hAnsi="Calibri" w:cs="Calibri"/>
+          <w:b/>
+          <w:bCs/>
+          <w:color w:val="60CAF3" w:themeColor="accent4" w:themeTint="99"/>
+          <w:sz w:val="32"/>
+          <w:szCs w:val="32"/>
+        </w:rPr>
+        <w:t xml:space="preserve"> --uninstall "system-images;android-34;google_apis;x86_64"</w:t>
+      </w:r>
+    </w:p>
+    <w:p>
+      <w:pPr>
+        <w:jc w:val="both"/>
+        <w:rPr>
+          <w:rFonts w:ascii="Calibri" w:hAnsi="Calibri" w:cs="Calibri"/>
+          <w:sz w:val="32"/>
+          <w:szCs w:val="32"/>
+        </w:rPr>
+      </w:pPr>
+      <w:r>
+        <w:rPr>
+          <w:rFonts w:ascii="Calibri" w:hAnsi="Calibri" w:cs="Calibri"/>
+          <w:b/>
+          <w:bCs/>
+          <w:sz w:val="32"/>
+          <w:szCs w:val="32"/>
+        </w:rPr>
+        <w:t xml:space="preserve">NOTE: </w:t>
+      </w:r>
+      <w:r>
+        <w:rPr>
+          <w:rFonts w:ascii="Calibri" w:hAnsi="Calibri" w:cs="Calibri"/>
+          <w:sz w:val="32"/>
+          <w:szCs w:val="32"/>
+        </w:rPr>
+        <w:t>Or we can manually manage it in the Android Studio IDE</w:t>
+      </w:r>
+    </w:p>
+    <w:p>
+      <w:pPr>
+        <w:jc w:val="both"/>
+        <w:rPr>
+          <w:rFonts w:ascii="Calibri" w:hAnsi="Calibri" w:cs="Calibri"/>
+          <w:sz w:val="32"/>
+          <w:szCs w:val="32"/>
+        </w:rPr>
+      </w:pPr>
+    </w:p>
+    <w:p>
+      <w:pPr>
+        <w:jc w:val="center"/>
+        <w:rPr>
+          <w:rFonts w:ascii="Calibri" w:hAnsi="Calibri" w:cs="Calibri"/>
+          <w:sz w:val="32"/>
+          <w:szCs w:val="32"/>
+        </w:rPr>
+      </w:pPr>
+      <w:r>
+        <w:rPr>
+          <w:rFonts w:ascii="Calibri" w:hAnsi="Calibri" w:cs="Calibri"/>
+          <w:sz w:val="32"/>
+          <w:szCs w:val="32"/>
+        </w:rPr>
+        <w:t>Break</w:t>
+      </w:r>
+    </w:p>
+    <w:p>
+      <w:pPr>
+        <w:jc w:val="both"/>
+        <w:rPr>
+          <w:rFonts w:ascii="Calibri" w:hAnsi="Calibri" w:cs="Calibri"/>
+          <w:sz w:val="32"/>
+          <w:szCs w:val="32"/>
+        </w:rPr>
+      </w:pPr>
+    </w:p>
+    <w:p>
+      <w:pPr>
+        <w:jc w:val="both"/>
+        <w:rPr>
+          <w:rFonts w:ascii="Calibri" w:hAnsi="Calibri" w:cs="Calibri"/>
+          <w:b/>
+          <w:bCs/>
+          <w:sz w:val="32"/>
+          <w:szCs w:val="32"/>
+        </w:rPr>
+      </w:pPr>
+      <w:r>
+        <w:rPr>
+          <w:rFonts w:ascii="Calibri" w:hAnsi="Calibri" w:cs="Calibri"/>
+          <w:b/>
+          <w:bCs/>
+          <w:sz w:val="32"/>
+          <w:szCs w:val="32"/>
+        </w:rPr>
+        <w:t>Antigravity Extension Market Fix:</w:t>
+      </w:r>
+    </w:p>
+    <w:p>
+      <w:pPr>
+        <w:jc w:val="both"/>
+        <w:rPr>
+          <w:rFonts w:ascii="Calibri" w:hAnsi="Calibri" w:cs="Calibri"/>
+          <w:sz w:val="32"/>
+          <w:szCs w:val="32"/>
+        </w:rPr>
+      </w:pPr>
+      <w:r>
+        <w:rPr>
+          <w:rFonts w:ascii="Calibri" w:hAnsi="Calibri" w:cs="Calibri"/>
+          <w:sz w:val="32"/>
+          <w:szCs w:val="32"/>
         </w:rPr>
         <w:lastRenderedPageBreak/>
-        <w:t>avdmanager delete avd -n Pixel_8_Api34</w:t>
-      </w:r>
-    </w:p>
-    <w:p>
-      <w:pPr>
-        <w:jc w:val="both"/>
-        <w:rPr>
-          <w:rFonts w:ascii="Calibri" w:hAnsi="Calibri" w:cs="Calibri"/>
-        </w:rPr>
-      </w:pPr>
-      <w:r>
-        <w:rPr>
-          <w:rFonts w:ascii="Calibri" w:hAnsi="Calibri" w:cs="Calibri"/>
-        </w:rPr>
-        <w:t># Delete System Image, list all installed SDK packages to find the exact image string:</w:t>
-      </w:r>
-    </w:p>
-    <w:p>
-      <w:pPr>
-        <w:jc w:val="both"/>
-        <w:rPr>
-          <w:rFonts w:ascii="Calibri" w:hAnsi="Calibri" w:cs="Calibri"/>
-          <w:b/>
-          <w:bCs/>
-          <w:color w:val="60CAF3" w:themeColor="accent4" w:themeTint="99"/>
-        </w:rPr>
-      </w:pPr>
-      <w:r>
-        <w:rPr>
-          <w:rFonts w:ascii="Calibri" w:hAnsi="Calibri" w:cs="Calibri"/>
-          <w:b/>
-          <w:bCs/>
-          <w:color w:val="60CAF3" w:themeColor="accent4" w:themeTint="99"/>
-        </w:rPr>
-        <w:t>sdkmanager --list</w:t>
-      </w:r>
-    </w:p>
-    <w:p>
-      <w:pPr>
-        <w:jc w:val="both"/>
-        <w:rPr>
-          <w:rFonts w:ascii="Calibri" w:hAnsi="Calibri" w:cs="Calibri"/>
-        </w:rPr>
-      </w:pPr>
-      <w:r>
-        <w:rPr>
-          <w:rFonts w:ascii="Calibri" w:hAnsi="Calibri" w:cs="Calibri"/>
-        </w:rPr>
-        <w:t># Uninstall the system image using the</w:t>
-      </w:r>
-      <w:r>
-        <w:rPr>
-          <w:rFonts w:ascii="Calibri" w:hAnsi="Calibri" w:cs="Calibri"/>
-          <w:b/>
-          <w:bCs/>
-        </w:rPr>
-        <w:t xml:space="preserve"> --uninstall</w:t>
-      </w:r>
-      <w:r>
-        <w:rPr>
-          <w:rFonts w:ascii="Calibri" w:hAnsi="Calibri" w:cs="Calibri"/>
-        </w:rPr>
-        <w:t xml:space="preserve"> flag:</w:t>
-      </w:r>
-    </w:p>
-    <w:p>
-      <w:pPr>
-        <w:jc w:val="both"/>
-        <w:rPr>
-          <w:rFonts w:ascii="Calibri" w:hAnsi="Calibri" w:cs="Calibri"/>
-          <w:b/>
-          <w:bCs/>
-          <w:color w:val="60CAF3" w:themeColor="accent4" w:themeTint="99"/>
-        </w:rPr>
-      </w:pPr>
-      <w:r>
-        <w:rPr>
-          <w:rFonts w:ascii="Calibri" w:hAnsi="Calibri" w:cs="Calibri"/>
-          <w:b/>
-          <w:bCs/>
-          <w:color w:val="60CAF3" w:themeColor="accent4" w:themeTint="99"/>
-        </w:rPr>
-        <w:t>sdkmanager --uninstall "system-images;android-34;google_apis;x86_64"</w:t>
-      </w:r>
-    </w:p>
-    <w:p>
-      <w:pPr>
-        <w:jc w:val="both"/>
-        <w:rPr>
-          <w:rFonts w:ascii="Calibri" w:hAnsi="Calibri" w:cs="Calibri"/>
-        </w:rPr>
-      </w:pPr>
-      <w:r>
-        <w:rPr>
-          <w:rFonts w:ascii="Calibri" w:hAnsi="Calibri" w:cs="Calibri"/>
-          <w:b/>
-          <w:bCs/>
-        </w:rPr>
-        <w:t xml:space="preserve">NOTE: </w:t>
-      </w:r>
-      <w:r>
-        <w:rPr>
-          <w:rFonts w:ascii="Calibri" w:hAnsi="Calibri" w:cs="Calibri"/>
-        </w:rPr>
-        <w:t>Or we can manually manage it in the Android Studio IDE</w:t>
-      </w:r>
-    </w:p>
-    <w:p>
-      <w:pPr>
-        <w:jc w:val="both"/>
-        <w:rPr>
-          <w:rFonts w:ascii="Calibri" w:hAnsi="Calibri" w:cs="Calibri"/>
-        </w:rPr>
-      </w:pPr>
-    </w:p>
-    <w:p>
-      <w:pPr>
-        <w:jc w:val="center"/>
-        <w:rPr>
-          <w:rFonts w:ascii="Calibri" w:hAnsi="Calibri" w:cs="Calibri"/>
-        </w:rPr>
-      </w:pPr>
-      <w:r>
-        <w:rPr>
-          <w:rFonts w:ascii="Calibri" w:hAnsi="Calibri" w:cs="Calibri"/>
-        </w:rPr>
-        <w:t>Break</w:t>
-      </w:r>
-    </w:p>
-    <w:p>
-      <w:pPr>
-        <w:jc w:val="both"/>
-        <w:rPr>
-          <w:rFonts w:ascii="Calibri" w:hAnsi="Calibri" w:cs="Calibri"/>
-        </w:rPr>
-      </w:pPr>
-    </w:p>
-    <w:p>
-      <w:pPr>
-        <w:jc w:val="both"/>
-        <w:rPr>
-          <w:rFonts w:ascii="Calibri" w:hAnsi="Calibri" w:cs="Calibri"/>
-          <w:b/>
-          <w:bCs/>
-        </w:rPr>
-      </w:pPr>
-      <w:r>
-        <w:rPr>
-          <w:rFonts w:ascii="Calibri" w:hAnsi="Calibri" w:cs="Calibri"/>
-          <w:b/>
-          <w:bCs/>
-        </w:rPr>
-        <w:t>Antigravity Extension Market Fix:</w:t>
-      </w:r>
-    </w:p>
-    <w:p>
-      <w:pPr>
-        <w:jc w:val="both"/>
-        <w:rPr>
-          <w:rFonts w:ascii="Calibri" w:hAnsi="Calibri" w:cs="Calibri"/>
-        </w:rPr>
-      </w:pPr>
-      <w:r>
-        <w:rPr>
-          <w:rFonts w:ascii="Calibri" w:hAnsi="Calibri" w:cs="Calibri"/>
-        </w:rPr>
         <w:t># Since Antigravity is built on the VS Code open-source core, we can point its marketplace URLs directly to Microsoft's servers.</w:t>
       </w:r>
     </w:p>
@@ -4767,11 +6686,15 @@
         <w:jc w:val="both"/>
         <w:rPr>
           <w:rFonts w:ascii="Calibri" w:hAnsi="Calibri" w:cs="Calibri"/>
-        </w:rPr>
-      </w:pPr>
-      <w:r>
-        <w:rPr>
-          <w:rFonts w:ascii="Calibri" w:hAnsi="Calibri" w:cs="Calibri"/>
+          <w:sz w:val="32"/>
+          <w:szCs w:val="32"/>
+        </w:rPr>
+      </w:pPr>
+      <w:r>
+        <w:rPr>
+          <w:rFonts w:ascii="Calibri" w:hAnsi="Calibri" w:cs="Calibri"/>
+          <w:sz w:val="32"/>
+          <w:szCs w:val="32"/>
         </w:rPr>
         <w:t># It’s just a wrapper for Gemini agents on VS code. To fix the extension problem go to:</w:t>
       </w:r>
@@ -4788,13 +6711,17 @@
           <w:rFonts w:ascii="Calibri" w:hAnsi="Calibri" w:cs="Calibri"/>
           <w:b/>
           <w:bCs/>
-        </w:rPr>
-      </w:pPr>
-      <w:r>
-        <w:rPr>
-          <w:rFonts w:ascii="Calibri" w:hAnsi="Calibri" w:cs="Calibri"/>
-          <w:b/>
-          <w:bCs/>
+          <w:sz w:val="32"/>
+          <w:szCs w:val="32"/>
+        </w:rPr>
+      </w:pPr>
+      <w:r>
+        <w:rPr>
+          <w:rFonts w:ascii="Calibri" w:hAnsi="Calibri" w:cs="Calibri"/>
+          <w:b/>
+          <w:bCs/>
+          <w:sz w:val="32"/>
+          <w:szCs w:val="32"/>
         </w:rPr>
         <w:t>C:\Users\&lt;YourUsername&gt;\AppData\Local\Programs\antigravity-ide\resources\app\product.json</w:t>
       </w:r>
@@ -4809,11 +6736,15 @@
         <w:jc w:val="both"/>
         <w:rPr>
           <w:rFonts w:ascii="Calibri" w:hAnsi="Calibri" w:cs="Calibri"/>
-        </w:rPr>
-      </w:pPr>
-      <w:r>
-        <w:rPr>
-          <w:rFonts w:ascii="Calibri" w:hAnsi="Calibri" w:cs="Calibri"/>
+          <w:sz w:val="32"/>
+          <w:szCs w:val="32"/>
+        </w:rPr>
+      </w:pPr>
+      <w:r>
+        <w:rPr>
+          <w:rFonts w:ascii="Calibri" w:hAnsi="Calibri" w:cs="Calibri"/>
+          <w:sz w:val="32"/>
+          <w:szCs w:val="32"/>
         </w:rPr>
         <w:t>And open</w:t>
       </w:r>
@@ -4822,12 +6753,28 @@
           <w:rFonts w:ascii="Calibri" w:hAnsi="Calibri" w:cs="Calibri"/>
           <w:b/>
           <w:bCs/>
-        </w:rPr>
-        <w:t xml:space="preserve"> product.json</w:t>
-      </w:r>
-      <w:r>
-        <w:rPr>
-          <w:rFonts w:ascii="Calibri" w:hAnsi="Calibri" w:cs="Calibri"/>
+          <w:sz w:val="32"/>
+          <w:szCs w:val="32"/>
+        </w:rPr>
+        <w:t xml:space="preserve"> </w:t>
+      </w:r>
+      <w:proofErr w:type="spellStart"/>
+      <w:r>
+        <w:rPr>
+          <w:rFonts w:ascii="Calibri" w:hAnsi="Calibri" w:cs="Calibri"/>
+          <w:b/>
+          <w:bCs/>
+          <w:sz w:val="32"/>
+          <w:szCs w:val="32"/>
+        </w:rPr>
+        <w:t>product.json</w:t>
+      </w:r>
+      <w:proofErr w:type="spellEnd"/>
+      <w:r>
+        <w:rPr>
+          <w:rFonts w:ascii="Calibri" w:hAnsi="Calibri" w:cs="Calibri"/>
+          <w:sz w:val="32"/>
+          <w:szCs w:val="32"/>
         </w:rPr>
         <w:t xml:space="preserve"> in VS code in the search panel</w:t>
       </w:r>
@@ -4842,25 +6789,35 @@
         <w:jc w:val="both"/>
         <w:rPr>
           <w:rFonts w:ascii="Calibri" w:hAnsi="Calibri" w:cs="Calibri"/>
-        </w:rPr>
-      </w:pPr>
-      <w:r>
-        <w:rPr>
-          <w:rFonts w:ascii="Calibri" w:hAnsi="Calibri" w:cs="Calibri"/>
+          <w:sz w:val="32"/>
+          <w:szCs w:val="32"/>
+        </w:rPr>
+      </w:pPr>
+      <w:r>
+        <w:rPr>
+          <w:rFonts w:ascii="Calibri" w:hAnsi="Calibri" w:cs="Calibri"/>
+          <w:sz w:val="32"/>
+          <w:szCs w:val="32"/>
         </w:rPr>
         <w:t xml:space="preserve">Search for </w:t>
       </w:r>
-      <w:r>
-        <w:rPr>
-          <w:rFonts w:ascii="Calibri" w:hAnsi="Calibri" w:cs="Calibri"/>
-          <w:b/>
-          <w:bCs/>
+      <w:proofErr w:type="spellStart"/>
+      <w:r>
+        <w:rPr>
+          <w:rFonts w:ascii="Calibri" w:hAnsi="Calibri" w:cs="Calibri"/>
+          <w:b/>
+          <w:bCs/>
+          <w:sz w:val="32"/>
+          <w:szCs w:val="32"/>
         </w:rPr>
         <w:t>extensionsGallery</w:t>
       </w:r>
-      <w:r>
-        <w:rPr>
-          <w:rFonts w:ascii="Calibri" w:hAnsi="Calibri" w:cs="Calibri"/>
+      <w:proofErr w:type="spellEnd"/>
+      <w:r>
+        <w:rPr>
+          <w:rFonts w:ascii="Calibri" w:hAnsi="Calibri" w:cs="Calibri"/>
+          <w:sz w:val="32"/>
+          <w:szCs w:val="32"/>
         </w:rPr>
         <w:t xml:space="preserve"> and set it to this:</w:t>
       </w:r>
@@ -4873,74 +6830,186 @@
           <w:b/>
           <w:bCs/>
           <w:color w:val="D86DCB" w:themeColor="accent5" w:themeTint="99"/>
-        </w:rPr>
-      </w:pPr>
-      <w:r>
-        <w:rPr>
-          <w:rFonts w:ascii="Calibri" w:hAnsi="Calibri" w:cs="Calibri"/>
-          <w:b/>
-          <w:bCs/>
-          <w:color w:val="D86DCB" w:themeColor="accent5" w:themeTint="99"/>
-        </w:rPr>
-        <w:t>"extensionsGallery": {</w:t>
-      </w:r>
-    </w:p>
-    <w:p>
-      <w:pPr>
-        <w:jc w:val="both"/>
-        <w:rPr>
-          <w:rFonts w:ascii="Calibri" w:hAnsi="Calibri" w:cs="Calibri"/>
-          <w:b/>
-          <w:bCs/>
-          <w:color w:val="D86DCB" w:themeColor="accent5" w:themeTint="99"/>
-        </w:rPr>
-      </w:pPr>
-      <w:r>
-        <w:rPr>
-          <w:rFonts w:ascii="Calibri" w:hAnsi="Calibri" w:cs="Calibri"/>
-          <w:b/>
-          <w:bCs/>
-          <w:color w:val="D86DCB" w:themeColor="accent5" w:themeTint="99"/>
-        </w:rPr>
-        <w:t xml:space="preserve">  "serviceUrl": "https://marketplace.visualstudio.com/_apis/public/gallery",</w:t>
-      </w:r>
-    </w:p>
-    <w:p>
-      <w:pPr>
-        <w:jc w:val="both"/>
-        <w:rPr>
-          <w:rFonts w:ascii="Calibri" w:hAnsi="Calibri" w:cs="Calibri"/>
-          <w:b/>
-          <w:bCs/>
-          <w:color w:val="D86DCB" w:themeColor="accent5" w:themeTint="99"/>
-        </w:rPr>
-      </w:pPr>
-      <w:r>
-        <w:rPr>
-          <w:rFonts w:ascii="Calibri" w:hAnsi="Calibri" w:cs="Calibri"/>
-          <w:b/>
-          <w:bCs/>
-          <w:color w:val="D86DCB" w:themeColor="accent5" w:themeTint="99"/>
-        </w:rPr>
-        <w:t xml:space="preserve">  "itemUrl": "https://marketplace.visualstudio.com/items"</w:t>
-      </w:r>
-    </w:p>
-    <w:p>
-      <w:pPr>
-        <w:jc w:val="both"/>
-        <w:rPr>
-          <w:rFonts w:ascii="Calibri" w:hAnsi="Calibri" w:cs="Calibri"/>
-          <w:b/>
-          <w:bCs/>
-          <w:color w:val="D86DCB" w:themeColor="accent5" w:themeTint="99"/>
-        </w:rPr>
-      </w:pPr>
-      <w:r>
-        <w:rPr>
-          <w:rFonts w:ascii="Calibri" w:hAnsi="Calibri" w:cs="Calibri"/>
-          <w:b/>
-          <w:bCs/>
-          <w:color w:val="D86DCB" w:themeColor="accent5" w:themeTint="99"/>
+          <w:sz w:val="32"/>
+          <w:szCs w:val="32"/>
+        </w:rPr>
+      </w:pPr>
+      <w:r>
+        <w:rPr>
+          <w:rFonts w:ascii="Calibri" w:hAnsi="Calibri" w:cs="Calibri"/>
+          <w:b/>
+          <w:bCs/>
+          <w:color w:val="D86DCB" w:themeColor="accent5" w:themeTint="99"/>
+          <w:sz w:val="32"/>
+          <w:szCs w:val="32"/>
+        </w:rPr>
+        <w:t>"</w:t>
+      </w:r>
+      <w:proofErr w:type="spellStart"/>
+      <w:r>
+        <w:rPr>
+          <w:rFonts w:ascii="Calibri" w:hAnsi="Calibri" w:cs="Calibri"/>
+          <w:b/>
+          <w:bCs/>
+          <w:color w:val="D86DCB" w:themeColor="accent5" w:themeTint="99"/>
+          <w:sz w:val="32"/>
+          <w:szCs w:val="32"/>
+        </w:rPr>
+        <w:t>extensionsGallery</w:t>
+      </w:r>
+      <w:proofErr w:type="spellEnd"/>
+      <w:r>
+        <w:rPr>
+          <w:rFonts w:ascii="Calibri" w:hAnsi="Calibri" w:cs="Calibri"/>
+          <w:b/>
+          <w:bCs/>
+          <w:color w:val="D86DCB" w:themeColor="accent5" w:themeTint="99"/>
+          <w:sz w:val="32"/>
+          <w:szCs w:val="32"/>
+        </w:rPr>
+        <w:t>": {</w:t>
+      </w:r>
+    </w:p>
+    <w:p>
+      <w:pPr>
+        <w:jc w:val="both"/>
+        <w:rPr>
+          <w:rFonts w:ascii="Calibri" w:hAnsi="Calibri" w:cs="Calibri"/>
+          <w:b/>
+          <w:bCs/>
+          <w:color w:val="D86DCB" w:themeColor="accent5" w:themeTint="99"/>
+          <w:sz w:val="32"/>
+          <w:szCs w:val="32"/>
+        </w:rPr>
+      </w:pPr>
+      <w:r>
+        <w:rPr>
+          <w:rFonts w:ascii="Calibri" w:hAnsi="Calibri" w:cs="Calibri"/>
+          <w:b/>
+          <w:bCs/>
+          <w:color w:val="D86DCB" w:themeColor="accent5" w:themeTint="99"/>
+          <w:sz w:val="32"/>
+          <w:szCs w:val="32"/>
+        </w:rPr>
+        <w:t xml:space="preserve">  "</w:t>
+      </w:r>
+      <w:proofErr w:type="spellStart"/>
+      <w:r>
+        <w:rPr>
+          <w:rFonts w:ascii="Calibri" w:hAnsi="Calibri" w:cs="Calibri"/>
+          <w:b/>
+          <w:bCs/>
+          <w:color w:val="D86DCB" w:themeColor="accent5" w:themeTint="99"/>
+          <w:sz w:val="32"/>
+          <w:szCs w:val="32"/>
+        </w:rPr>
+        <w:t>serviceUrl</w:t>
+      </w:r>
+      <w:proofErr w:type="spellEnd"/>
+      <w:r>
+        <w:rPr>
+          <w:rFonts w:ascii="Calibri" w:hAnsi="Calibri" w:cs="Calibri"/>
+          <w:b/>
+          <w:bCs/>
+          <w:color w:val="D86DCB" w:themeColor="accent5" w:themeTint="99"/>
+          <w:sz w:val="32"/>
+          <w:szCs w:val="32"/>
+        </w:rPr>
+        <w:t>": "https://marketplace.visualstudio.com/_</w:t>
+      </w:r>
+      <w:proofErr w:type="spellStart"/>
+      <w:r>
+        <w:rPr>
+          <w:rFonts w:ascii="Calibri" w:hAnsi="Calibri" w:cs="Calibri"/>
+          <w:b/>
+          <w:bCs/>
+          <w:color w:val="D86DCB" w:themeColor="accent5" w:themeTint="99"/>
+          <w:sz w:val="32"/>
+          <w:szCs w:val="32"/>
+        </w:rPr>
+        <w:t>apis</w:t>
+      </w:r>
+      <w:proofErr w:type="spellEnd"/>
+      <w:r>
+        <w:rPr>
+          <w:rFonts w:ascii="Calibri" w:hAnsi="Calibri" w:cs="Calibri"/>
+          <w:b/>
+          <w:bCs/>
+          <w:color w:val="D86DCB" w:themeColor="accent5" w:themeTint="99"/>
+          <w:sz w:val="32"/>
+          <w:szCs w:val="32"/>
+        </w:rPr>
+        <w:t>/public/gallery",</w:t>
+      </w:r>
+    </w:p>
+    <w:p>
+      <w:pPr>
+        <w:jc w:val="both"/>
+        <w:rPr>
+          <w:rFonts w:ascii="Calibri" w:hAnsi="Calibri" w:cs="Calibri"/>
+          <w:b/>
+          <w:bCs/>
+          <w:color w:val="D86DCB" w:themeColor="accent5" w:themeTint="99"/>
+          <w:sz w:val="32"/>
+          <w:szCs w:val="32"/>
+        </w:rPr>
+      </w:pPr>
+      <w:r>
+        <w:rPr>
+          <w:rFonts w:ascii="Calibri" w:hAnsi="Calibri" w:cs="Calibri"/>
+          <w:b/>
+          <w:bCs/>
+          <w:color w:val="D86DCB" w:themeColor="accent5" w:themeTint="99"/>
+          <w:sz w:val="32"/>
+          <w:szCs w:val="32"/>
+        </w:rPr>
+        <w:t xml:space="preserve">  "</w:t>
+      </w:r>
+      <w:proofErr w:type="spellStart"/>
+      <w:r>
+        <w:rPr>
+          <w:rFonts w:ascii="Calibri" w:hAnsi="Calibri" w:cs="Calibri"/>
+          <w:b/>
+          <w:bCs/>
+          <w:color w:val="D86DCB" w:themeColor="accent5" w:themeTint="99"/>
+          <w:sz w:val="32"/>
+          <w:szCs w:val="32"/>
+        </w:rPr>
+        <w:t>itemUrl</w:t>
+      </w:r>
+      <w:proofErr w:type="spellEnd"/>
+      <w:r>
+        <w:rPr>
+          <w:rFonts w:ascii="Calibri" w:hAnsi="Calibri" w:cs="Calibri"/>
+          <w:b/>
+          <w:bCs/>
+          <w:color w:val="D86DCB" w:themeColor="accent5" w:themeTint="99"/>
+          <w:sz w:val="32"/>
+          <w:szCs w:val="32"/>
+        </w:rPr>
+        <w:t>": "https://marketplace.visualstudio.com/items"</w:t>
+      </w:r>
+    </w:p>
+    <w:p>
+      <w:pPr>
+        <w:jc w:val="both"/>
+        <w:rPr>
+          <w:rFonts w:ascii="Calibri" w:hAnsi="Calibri" w:cs="Calibri"/>
+          <w:b/>
+          <w:bCs/>
+          <w:color w:val="D86DCB" w:themeColor="accent5" w:themeTint="99"/>
+          <w:sz w:val="32"/>
+          <w:szCs w:val="32"/>
+        </w:rPr>
+      </w:pPr>
+      <w:r>
+        <w:rPr>
+          <w:rFonts w:ascii="Calibri" w:hAnsi="Calibri" w:cs="Calibri"/>
+          <w:b/>
+          <w:bCs/>
+          <w:color w:val="D86DCB" w:themeColor="accent5" w:themeTint="99"/>
+          <w:sz w:val="32"/>
+          <w:szCs w:val="32"/>
         </w:rPr>
         <w:t>}</w:t>
       </w:r>
@@ -4950,11 +7019,15 @@
         <w:jc w:val="both"/>
         <w:rPr>
           <w:rFonts w:ascii="Calibri" w:hAnsi="Calibri" w:cs="Calibri"/>
-        </w:rPr>
-      </w:pPr>
-      <w:r>
-        <w:rPr>
-          <w:rFonts w:ascii="Calibri" w:hAnsi="Calibri" w:cs="Calibri"/>
+          <w:sz w:val="32"/>
+          <w:szCs w:val="32"/>
+        </w:rPr>
+      </w:pPr>
+      <w:r>
+        <w:rPr>
+          <w:rFonts w:ascii="Calibri" w:hAnsi="Calibri" w:cs="Calibri"/>
+          <w:sz w:val="32"/>
+          <w:szCs w:val="32"/>
         </w:rPr>
         <w:t># Then restart Antigravity, it should be fixed</w:t>
       </w:r>
@@ -4964,6 +7037,8 @@
         <w:jc w:val="both"/>
         <w:rPr>
           <w:rFonts w:ascii="Calibri" w:hAnsi="Calibri" w:cs="Calibri"/>
+          <w:sz w:val="32"/>
+          <w:szCs w:val="32"/>
         </w:rPr>
       </w:pPr>
     </w:p>
@@ -4972,11 +7047,15 @@
         <w:jc w:val="center"/>
         <w:rPr>
           <w:rFonts w:ascii="Calibri" w:hAnsi="Calibri" w:cs="Calibri"/>
-        </w:rPr>
-      </w:pPr>
-      <w:r>
-        <w:rPr>
-          <w:rFonts w:ascii="Calibri" w:hAnsi="Calibri" w:cs="Calibri"/>
+          <w:sz w:val="32"/>
+          <w:szCs w:val="32"/>
+        </w:rPr>
+      </w:pPr>
+      <w:r>
+        <w:rPr>
+          <w:rFonts w:ascii="Calibri" w:hAnsi="Calibri" w:cs="Calibri"/>
+          <w:sz w:val="32"/>
+          <w:szCs w:val="32"/>
         </w:rPr>
         <w:t>Break</w:t>
       </w:r>
@@ -4986,23 +7065,29 @@
         <w:jc w:val="both"/>
         <w:rPr>
           <w:rFonts w:ascii="Calibri" w:hAnsi="Calibri" w:cs="Calibri"/>
-        </w:rPr>
-      </w:pPr>
-    </w:p>
-    <w:p>
-      <w:pPr>
-        <w:jc w:val="both"/>
-        <w:rPr>
-          <w:rFonts w:ascii="Calibri" w:hAnsi="Calibri" w:cs="Calibri"/>
-          <w:b/>
-          <w:bCs/>
-        </w:rPr>
-      </w:pPr>
-      <w:r>
-        <w:rPr>
-          <w:rFonts w:ascii="Calibri" w:hAnsi="Calibri" w:cs="Calibri"/>
-          <w:b/>
-          <w:bCs/>
+          <w:sz w:val="32"/>
+          <w:szCs w:val="32"/>
+        </w:rPr>
+      </w:pPr>
+    </w:p>
+    <w:p>
+      <w:pPr>
+        <w:jc w:val="both"/>
+        <w:rPr>
+          <w:rFonts w:ascii="Calibri" w:hAnsi="Calibri" w:cs="Calibri"/>
+          <w:b/>
+          <w:bCs/>
+          <w:sz w:val="32"/>
+          <w:szCs w:val="32"/>
+        </w:rPr>
+      </w:pPr>
+      <w:r>
+        <w:rPr>
+          <w:rFonts w:ascii="Calibri" w:hAnsi="Calibri" w:cs="Calibri"/>
+          <w:b/>
+          <w:bCs/>
+          <w:sz w:val="32"/>
+          <w:szCs w:val="32"/>
         </w:rPr>
         <w:t>Libre Office Preference:</w:t>
       </w:r>
@@ -5012,11 +7097,15 @@
         <w:jc w:val="both"/>
         <w:rPr>
           <w:rFonts w:ascii="Calibri" w:hAnsi="Calibri" w:cs="Calibri"/>
-        </w:rPr>
-      </w:pPr>
-      <w:r>
-        <w:rPr>
-          <w:rFonts w:ascii="Calibri" w:hAnsi="Calibri" w:cs="Calibri"/>
+          <w:sz w:val="32"/>
+          <w:szCs w:val="32"/>
+        </w:rPr>
+      </w:pPr>
+      <w:r>
+        <w:rPr>
+          <w:rFonts w:ascii="Calibri" w:hAnsi="Calibri" w:cs="Calibri"/>
+          <w:sz w:val="32"/>
+          <w:szCs w:val="32"/>
         </w:rPr>
         <w:t># For Libre Office to look similar to MS Word Dark mode go to tools &gt; options &gt; appearance and select Dark in Libre Office Themes</w:t>
       </w:r>
@@ -5026,11 +7115,15 @@
         <w:jc w:val="both"/>
         <w:rPr>
           <w:rFonts w:ascii="Calibri" w:hAnsi="Calibri" w:cs="Calibri"/>
-        </w:rPr>
-      </w:pPr>
-      <w:r>
-        <w:rPr>
-          <w:rFonts w:ascii="Calibri" w:hAnsi="Calibri" w:cs="Calibri"/>
+          <w:sz w:val="32"/>
+          <w:szCs w:val="32"/>
+        </w:rPr>
+      </w:pPr>
+      <w:r>
+        <w:rPr>
+          <w:rFonts w:ascii="Calibri" w:hAnsi="Calibri" w:cs="Calibri"/>
+          <w:sz w:val="32"/>
+          <w:szCs w:val="32"/>
         </w:rPr>
         <w:t># For the page color to be the same dark as word click on customizations and set the background or page color to this hex code</w:t>
       </w:r>
@@ -5039,6 +7132,8 @@
           <w:rFonts w:ascii="Calibri" w:hAnsi="Calibri" w:cs="Calibri"/>
           <w:b/>
           <w:bCs/>
+          <w:sz w:val="32"/>
+          <w:szCs w:val="32"/>
         </w:rPr>
         <w:t xml:space="preserve"> #262626</w:t>
       </w:r>
@@ -5048,41 +7143,69 @@
         <w:jc w:val="both"/>
         <w:rPr>
           <w:rFonts w:ascii="Calibri" w:hAnsi="Calibri" w:cs="Calibri"/>
-        </w:rPr>
-      </w:pPr>
-      <w:r>
-        <w:rPr>
-          <w:rFonts w:ascii="Calibri" w:hAnsi="Calibri" w:cs="Calibri"/>
+          <w:sz w:val="32"/>
+          <w:szCs w:val="32"/>
+        </w:rPr>
+      </w:pPr>
+      <w:r>
+        <w:rPr>
+          <w:rFonts w:ascii="Calibri" w:hAnsi="Calibri" w:cs="Calibri"/>
+          <w:sz w:val="32"/>
+          <w:szCs w:val="32"/>
+        </w:rPr>
+        <w:t># Use</w:t>
+      </w:r>
+      <w:r>
+        <w:rPr>
+          <w:rFonts w:ascii="Calibri" w:hAnsi="Calibri" w:cs="Calibri"/>
+          <w:sz w:val="32"/>
+          <w:szCs w:val="32"/>
+        </w:rPr>
+        <w:t xml:space="preserve"> zoom 71%,</w:t>
+      </w:r>
+      <w:r>
+        <w:rPr>
+          <w:rFonts w:ascii="Calibri" w:hAnsi="Calibri" w:cs="Calibri"/>
+          <w:sz w:val="32"/>
+          <w:szCs w:val="32"/>
+        </w:rPr>
+        <w:t xml:space="preserve"> Calibri font, index 16, body 1</w:t>
+      </w:r>
+      <w:r>
+        <w:rPr>
+          <w:rFonts w:ascii="Calibri" w:hAnsi="Calibri" w:cs="Calibri"/>
+          <w:sz w:val="32"/>
+          <w:szCs w:val="32"/>
+        </w:rPr>
+        <w:t>6</w:t>
+      </w:r>
+    </w:p>
+    <w:p>
+      <w:pPr>
+        <w:jc w:val="both"/>
+        <w:rPr>
+          <w:rFonts w:ascii="Calibri" w:hAnsi="Calibri" w:cs="Calibri"/>
+          <w:sz w:val="32"/>
+          <w:szCs w:val="32"/>
+        </w:rPr>
+      </w:pPr>
+    </w:p>
+    <w:p>
+      <w:pPr>
+        <w:jc w:val="center"/>
+        <w:rPr>
+          <w:rFonts w:ascii="Calibri" w:hAnsi="Calibri" w:cs="Calibri"/>
+          <w:sz w:val="32"/>
+          <w:szCs w:val="32"/>
+        </w:rPr>
+      </w:pPr>
+      <w:r>
+        <w:rPr>
+          <w:rFonts w:ascii="Calibri" w:hAnsi="Calibri" w:cs="Calibri"/>
+          <w:sz w:val="32"/>
+          <w:szCs w:val="32"/>
         </w:rPr>
         <w:lastRenderedPageBreak/>
-        <w:t># Use Calibri font, index 16, body 1</w:t>
-      </w:r>
-      <w:r>
-        <w:rPr>
-          <w:rFonts w:ascii="Calibri" w:hAnsi="Calibri" w:cs="Calibri"/>
-        </w:rPr>
-        <w:t>2</w:t>
-      </w:r>
-    </w:p>
-    <w:p>
-      <w:pPr>
-        <w:jc w:val="both"/>
-        <w:rPr>
-          <w:rFonts w:ascii="Calibri" w:hAnsi="Calibri" w:cs="Calibri"/>
-        </w:rPr>
-      </w:pPr>
-    </w:p>
-    <w:p>
-      <w:pPr>
-        <w:jc w:val="center"/>
-        <w:rPr>
-          <w:rFonts w:ascii="Calibri" w:hAnsi="Calibri" w:cs="Calibri"/>
-        </w:rPr>
-      </w:pPr>
-      <w:r>
-        <w:rPr>
-          <w:rFonts w:ascii="Calibri" w:hAnsi="Calibri" w:cs="Calibri"/>
-        </w:rPr>
         <w:t>Break</w:t>
       </w:r>
     </w:p>
@@ -5091,78 +7214,98 @@
         <w:jc w:val="both"/>
         <w:rPr>
           <w:rFonts w:ascii="Calibri" w:hAnsi="Calibri" w:cs="Calibri"/>
-        </w:rPr>
-      </w:pPr>
-    </w:p>
-    <w:p>
-      <w:pPr>
-        <w:jc w:val="both"/>
-        <w:rPr>
-          <w:rFonts w:ascii="Calibri" w:hAnsi="Calibri" w:cs="Calibri"/>
-        </w:rPr>
-      </w:pPr>
-    </w:p>
-    <w:p>
-      <w:pPr>
-        <w:jc w:val="both"/>
-        <w:rPr>
-          <w:rFonts w:ascii="Calibri" w:hAnsi="Calibri" w:cs="Calibri"/>
-        </w:rPr>
-      </w:pPr>
-    </w:p>
-    <w:p>
-      <w:pPr>
-        <w:jc w:val="both"/>
-        <w:rPr>
-          <w:rFonts w:ascii="Calibri" w:hAnsi="Calibri" w:cs="Calibri"/>
-        </w:rPr>
-      </w:pPr>
-    </w:p>
-    <w:p>
-      <w:pPr>
-        <w:jc w:val="both"/>
-        <w:rPr>
-          <w:rFonts w:ascii="Calibri" w:hAnsi="Calibri" w:cs="Calibri"/>
-        </w:rPr>
-      </w:pPr>
-    </w:p>
-    <w:p>
-      <w:pPr>
-        <w:jc w:val="both"/>
-        <w:rPr>
-          <w:rFonts w:ascii="Calibri" w:hAnsi="Calibri" w:cs="Calibri"/>
-        </w:rPr>
-      </w:pPr>
-    </w:p>
-    <w:p>
-      <w:pPr>
-        <w:jc w:val="both"/>
-        <w:rPr>
-          <w:rFonts w:ascii="Calibri" w:hAnsi="Calibri" w:cs="Calibri"/>
-        </w:rPr>
-      </w:pPr>
-    </w:p>
-    <w:p>
-      <w:pPr>
-        <w:jc w:val="both"/>
-        <w:rPr>
-          <w:rFonts w:ascii="Calibri" w:hAnsi="Calibri" w:cs="Calibri"/>
-        </w:rPr>
-      </w:pPr>
-    </w:p>
-    <w:p>
-      <w:pPr>
-        <w:jc w:val="both"/>
-        <w:rPr>
-          <w:rFonts w:ascii="Calibri" w:hAnsi="Calibri" w:cs="Calibri"/>
-        </w:rPr>
-      </w:pPr>
-    </w:p>
-    <w:p>
-      <w:pPr>
-        <w:jc w:val="both"/>
-        <w:rPr>
-          <w:rFonts w:ascii="Calibri" w:hAnsi="Calibri" w:cs="Calibri"/>
+          <w:sz w:val="32"/>
+          <w:szCs w:val="32"/>
+        </w:rPr>
+      </w:pPr>
+    </w:p>
+    <w:p>
+      <w:pPr>
+        <w:jc w:val="both"/>
+        <w:rPr>
+          <w:rFonts w:ascii="Calibri" w:hAnsi="Calibri" w:cs="Calibri"/>
+          <w:sz w:val="32"/>
+          <w:szCs w:val="32"/>
+        </w:rPr>
+      </w:pPr>
+    </w:p>
+    <w:p>
+      <w:pPr>
+        <w:jc w:val="both"/>
+        <w:rPr>
+          <w:rFonts w:ascii="Calibri" w:hAnsi="Calibri" w:cs="Calibri"/>
+          <w:sz w:val="32"/>
+          <w:szCs w:val="32"/>
+        </w:rPr>
+      </w:pPr>
+    </w:p>
+    <w:p>
+      <w:pPr>
+        <w:jc w:val="both"/>
+        <w:rPr>
+          <w:rFonts w:ascii="Calibri" w:hAnsi="Calibri" w:cs="Calibri"/>
+          <w:sz w:val="32"/>
+          <w:szCs w:val="32"/>
+        </w:rPr>
+      </w:pPr>
+    </w:p>
+    <w:p>
+      <w:pPr>
+        <w:jc w:val="both"/>
+        <w:rPr>
+          <w:rFonts w:ascii="Calibri" w:hAnsi="Calibri" w:cs="Calibri"/>
+          <w:sz w:val="32"/>
+          <w:szCs w:val="32"/>
+        </w:rPr>
+      </w:pPr>
+    </w:p>
+    <w:p>
+      <w:pPr>
+        <w:jc w:val="both"/>
+        <w:rPr>
+          <w:rFonts w:ascii="Calibri" w:hAnsi="Calibri" w:cs="Calibri"/>
+          <w:sz w:val="32"/>
+          <w:szCs w:val="32"/>
+        </w:rPr>
+      </w:pPr>
+    </w:p>
+    <w:p>
+      <w:pPr>
+        <w:jc w:val="both"/>
+        <w:rPr>
+          <w:rFonts w:ascii="Calibri" w:hAnsi="Calibri" w:cs="Calibri"/>
+          <w:sz w:val="32"/>
+          <w:szCs w:val="32"/>
+        </w:rPr>
+      </w:pPr>
+    </w:p>
+    <w:p>
+      <w:pPr>
+        <w:jc w:val="both"/>
+        <w:rPr>
+          <w:rFonts w:ascii="Calibri" w:hAnsi="Calibri" w:cs="Calibri"/>
+          <w:sz w:val="32"/>
+          <w:szCs w:val="32"/>
+        </w:rPr>
+      </w:pPr>
+    </w:p>
+    <w:p>
+      <w:pPr>
+        <w:jc w:val="both"/>
+        <w:rPr>
+          <w:rFonts w:ascii="Calibri" w:hAnsi="Calibri" w:cs="Calibri"/>
+          <w:sz w:val="32"/>
+          <w:szCs w:val="32"/>
+        </w:rPr>
+      </w:pPr>
+    </w:p>
+    <w:p>
+      <w:pPr>
+        <w:jc w:val="both"/>
+        <w:rPr>
+          <w:rFonts w:ascii="Calibri" w:hAnsi="Calibri" w:cs="Calibri"/>
+          <w:sz w:val="32"/>
+          <w:szCs w:val="32"/>
         </w:rPr>
       </w:pPr>
     </w:p>
